--- a/certificates/semester - Temp - Ar - D - SBS - دانيا احمد شهاب احمد - BY_SEMESTER_stage.docx
+++ b/certificates/semester - Temp - Ar - D - SBS - دانيا احمد شهاب احمد - BY_SEMESTER_stage.docx
@@ -292,7 +292,7 @@
                 <w:szCs w:val="24"/>
                 <w:lang w:bidi="ar-IQ"/>
               </w:rPr>
-              <w:t xml:space="preserve">١١/١١/١٩٩٦ -البصرة</w:t>
+              <w:t xml:space="preserve">‎١٩٩٦/١١/١١‎ -البصرة</w:t>
             </w:r>
           </w:p>
         </w:tc>
@@ -377,7 +377,7 @@
                 <w:rtl/>
                 <w:lang w:bidi="ar-IQ"/>
               </w:rPr>
-              <w:t xml:space="preserve">٢٠١٥</w:t>
+              <w:t xml:space="preserve">‎٢٠١٥‎</w:t>
             </w:r>
           </w:p>
         </w:tc>
@@ -531,7 +531,7 @@
                 <w:rtl/>
                 <w:lang w:bidi="ar-IQ"/>
               </w:rPr>
-              <w:t xml:space="preserve"> ١٧/١١/٢٠٢٠</w:t>
+              <w:t xml:space="preserve"> ‎٢٠٢٠/١١/١٧‎</w:t>
             </w:r>
           </w:p>
         </w:tc>
@@ -700,7 +700,7 @@
                 <w:rtl/>
                 <w:lang w:bidi="ar-IQ"/>
               </w:rPr>
-              <w:t xml:space="preserve">٥٥</w:t>
+              <w:t xml:space="preserve">٨١</w:t>
             </w:r>
           </w:p>
         </w:tc>
@@ -963,7 +963,7 @@
                 <w:rtl/>
                 <w:lang w:bidi="ar-IQ"/>
               </w:rPr>
-              <w:t xml:space="preserve">العام الدراسي ‎٢٠١٥-٢٠١٦‎</w:t>
+              <w:t xml:space="preserve">العام الدراسي ٢٠١٦</w:t>
             </w:r>
           </w:p>
         </w:tc>
@@ -1249,7 +1249,7 @@
                 <w:rtl/>
                 <w:lang w:bidi="ar-IQ"/>
               </w:rPr>
-              <w:t xml:space="preserve">أخلاقيات الحاسوب*</w:t>
+              <w:t xml:space="preserve">التنقيب عن البيانات</w:t>
             </w:r>
           </w:p>
         </w:tc>
@@ -1277,7 +1277,7 @@
                 <w:rtl/>
                 <w:lang w:bidi="ar-IQ"/>
               </w:rPr>
-              <w:t xml:space="preserve">٥٣</w:t>
+              <w:t xml:space="preserve">٥٠</w:t>
             </w:r>
           </w:p>
         </w:tc>
@@ -1422,7 +1422,7 @@
                 <w:rtl/>
                 <w:lang w:bidi="ar-IQ"/>
               </w:rPr>
-              <w:t xml:space="preserve">الديمقراطية</w:t>
+              <w:t xml:space="preserve">بحوث العمليات</w:t>
             </w:r>
           </w:p>
         </w:tc>
@@ -1450,7 +1450,7 @@
                 <w:rtl/>
                 <w:lang w:bidi="ar-IQ"/>
               </w:rPr>
-              <w:t xml:space="preserve">٨٣</w:t>
+              <w:t xml:space="preserve">٦٠</w:t>
             </w:r>
           </w:p>
         </w:tc>
@@ -1479,7 +1479,7 @@
                 <w:rtl/>
                 <w:lang w:bidi="ar-IQ"/>
               </w:rPr>
-              <w:t xml:space="preserve">١</w:t>
+              <w:t xml:space="preserve">٣</w:t>
             </w:r>
           </w:p>
         </w:tc>
@@ -1595,7 +1595,7 @@
                 <w:rtl/>
                 <w:lang w:bidi="ar-IQ"/>
               </w:rPr>
-              <w:t xml:space="preserve">اللغة الانكليزية 1</w:t>
+              <w:t xml:space="preserve">شبكات الحاسوب 1</w:t>
             </w:r>
           </w:p>
         </w:tc>
@@ -1623,7 +1623,7 @@
                 <w:rtl/>
                 <w:lang w:bidi="ar-IQ"/>
               </w:rPr>
-              <w:t xml:space="preserve">٧٥</w:t>
+              <w:t xml:space="preserve">٦٣</w:t>
             </w:r>
           </w:p>
         </w:tc>
@@ -1652,7 +1652,7 @@
                 <w:rtl/>
                 <w:lang w:bidi="ar-IQ"/>
               </w:rPr>
-              <w:t xml:space="preserve">٢</w:t>
+              <w:t xml:space="preserve">٣</w:t>
             </w:r>
           </w:p>
         </w:tc>
@@ -1680,7 +1680,7 @@
                 <w:rtl/>
                 <w:lang w:bidi="ar-IQ"/>
               </w:rPr>
-              <w:t xml:space="preserve">التصميم المنطقي</w:t>
+              <w:t xml:space="preserve">البرمجة 2*</w:t>
             </w:r>
           </w:p>
         </w:tc>
@@ -1708,7 +1708,7 @@
                 <w:rtl/>
                 <w:lang w:bidi="ar-IQ"/>
               </w:rPr>
-              <w:t xml:space="preserve">٥٣</w:t>
+              <w:t xml:space="preserve">٥٠</w:t>
             </w:r>
           </w:p>
         </w:tc>
@@ -1735,7 +1735,7 @@
                 <w:rtl/>
                 <w:lang w:bidi="ar-IQ"/>
               </w:rPr>
-              <w:t xml:space="preserve">٣</w:t>
+              <w:t xml:space="preserve">٤</w:t>
             </w:r>
           </w:p>
         </w:tc>
@@ -1768,7 +1768,7 @@
                 <w:rtl/>
                 <w:lang w:bidi="ar-IQ"/>
               </w:rPr>
-              <w:t xml:space="preserve">تطبيقات الحاسوب</w:t>
+              <w:t xml:space="preserve">شبكات الحاسوب 2*</w:t>
             </w:r>
           </w:p>
         </w:tc>
@@ -1796,7 +1796,7 @@
                 <w:rtl/>
                 <w:lang w:bidi="ar-IQ"/>
               </w:rPr>
-              <w:t xml:space="preserve">٦١</w:t>
+              <w:t xml:space="preserve">٧٥</w:t>
             </w:r>
           </w:p>
         </w:tc>
@@ -1825,7 +1825,7 @@
                 <w:rtl/>
                 <w:lang w:bidi="ar-IQ"/>
               </w:rPr>
-              <w:t xml:space="preserve">٢</w:t>
+              <w:t xml:space="preserve">٣</w:t>
             </w:r>
           </w:p>
         </w:tc>
@@ -1853,7 +1853,7 @@
                 <w:rtl/>
                 <w:lang w:bidi="ar-IQ"/>
               </w:rPr>
-              <w:t xml:space="preserve">الرياضيات للحاسوب</w:t>
+              <w:t xml:space="preserve">التصميم المنطقي</w:t>
             </w:r>
           </w:p>
         </w:tc>
@@ -1881,7 +1881,7 @@
                 <w:rtl/>
                 <w:lang w:bidi="ar-IQ"/>
               </w:rPr>
-              <w:t xml:space="preserve">٦٠</w:t>
+              <w:t xml:space="preserve">٥٣</w:t>
             </w:r>
           </w:p>
         </w:tc>
@@ -1941,7 +1941,7 @@
                 <w:rtl/>
                 <w:lang w:bidi="ar-IQ"/>
               </w:rPr>
-              <w:t xml:space="preserve">مبادئ تكنولوجيا المعلومات</w:t>
+              <w:t xml:space="preserve">فلسفة</w:t>
             </w:r>
           </w:p>
         </w:tc>
@@ -1969,7 +1969,7 @@
                 <w:rtl/>
                 <w:lang w:bidi="ar-IQ"/>
               </w:rPr>
-              <w:t xml:space="preserve">٥٠</w:t>
+              <w:t xml:space="preserve">٥٩</w:t>
             </w:r>
           </w:p>
         </w:tc>
@@ -1998,90 +1998,90 @@
                 <w:rtl/>
                 <w:lang w:bidi="ar-IQ"/>
               </w:rPr>
+              <w:t xml:space="preserve">٢</w:t>
+            </w:r>
+          </w:p>
+        </w:tc>
+        <w:tc>
+          <w:tcPr>
+            <w:tcW w:w="1831" w:type="pct"/>
+          </w:tcPr>
+          <w:p>
+            <w:pPr>
+              <w:keepNext/>
+              <w:keepLines/>
+              <w:spacing w:after="0"/>
+              <w:rPr>
+                <w:rFonts w:asciiTheme="majorBidi" w:hAnsiTheme="majorBidi" w:cstheme="majorBidi"/>
+                <w:sz w:val="20"/>
+                <w:szCs w:val="20"/>
+                <w:lang w:bidi="ar-IQ"/>
+              </w:rPr>
+            </w:pPr>
+            <w:r>
+              <w:rPr>
+                <w:rFonts w:asciiTheme="majorBidi" w:hAnsiTheme="majorBidi" w:cstheme="majorBidi"/>
+                <w:sz w:val="20"/>
+                <w:szCs w:val="20"/>
+                <w:rtl/>
+                <w:lang w:bidi="ar-IQ"/>
+              </w:rPr>
+              <w:t xml:space="preserve">الرياضيات للحاسوب</w:t>
+            </w:r>
+          </w:p>
+        </w:tc>
+        <w:tc>
+          <w:tcPr>
+            <w:tcW w:w="339" w:type="pct"/>
+          </w:tcPr>
+          <w:p>
+            <w:pPr>
+              <w:keepNext/>
+              <w:keepLines/>
+              <w:spacing w:after="0"/>
+              <w:rPr>
+                <w:rFonts w:asciiTheme="majorBidi" w:hAnsiTheme="majorBidi" w:cstheme="majorBidi"/>
+                <w:sz w:val="20"/>
+                <w:szCs w:val="20"/>
+                <w:lang w:bidi="ar-IQ"/>
+              </w:rPr>
+            </w:pPr>
+            <w:r>
+              <w:rPr>
+                <w:rFonts w:asciiTheme="majorBidi" w:hAnsiTheme="majorBidi" w:cstheme="majorBidi"/>
+                <w:sz w:val="20"/>
+                <w:szCs w:val="20"/>
+                <w:rtl/>
+                <w:lang w:bidi="ar-IQ"/>
+              </w:rPr>
+              <w:t xml:space="preserve">٦٠</w:t>
+            </w:r>
+          </w:p>
+        </w:tc>
+        <w:tc>
+          <w:tcPr>
+            <w:tcW w:w="325" w:type="pct"/>
+          </w:tcPr>
+          <w:p>
+            <w:pPr>
+              <w:keepNext/>
+              <w:keepLines/>
+              <w:spacing w:after="0"/>
+              <w:rPr>
+                <w:rFonts w:asciiTheme="majorBidi" w:hAnsiTheme="majorBidi" w:cstheme="majorBidi"/>
+                <w:sz w:val="20"/>
+                <w:szCs w:val="20"/>
+              </w:rPr>
+            </w:pPr>
+            <w:r>
+              <w:rPr>
+                <w:rFonts w:asciiTheme="majorBidi" w:hAnsiTheme="majorBidi" w:cstheme="majorBidi"/>
+                <w:sz w:val="20"/>
+                <w:szCs w:val="20"/>
+                <w:rtl/>
+                <w:lang w:bidi="ar-IQ"/>
+              </w:rPr>
               <w:t xml:space="preserve">٣</w:t>
-            </w:r>
-          </w:p>
-        </w:tc>
-        <w:tc>
-          <w:tcPr>
-            <w:tcW w:w="1831" w:type="pct"/>
-          </w:tcPr>
-          <w:p>
-            <w:pPr>
-              <w:keepNext/>
-              <w:keepLines/>
-              <w:spacing w:after="0"/>
-              <w:rPr>
-                <w:rFonts w:asciiTheme="majorBidi" w:hAnsiTheme="majorBidi" w:cstheme="majorBidi"/>
-                <w:sz w:val="20"/>
-                <w:szCs w:val="20"/>
-                <w:lang w:bidi="ar-IQ"/>
-              </w:rPr>
-            </w:pPr>
-            <w:r>
-              <w:rPr>
-                <w:rFonts w:asciiTheme="majorBidi" w:hAnsiTheme="majorBidi" w:cstheme="majorBidi"/>
-                <w:sz w:val="20"/>
-                <w:szCs w:val="20"/>
-                <w:rtl/>
-                <w:lang w:bidi="ar-IQ"/>
-              </w:rPr>
-              <w:t xml:space="preserve">اللغة العربية</w:t>
-            </w:r>
-          </w:p>
-        </w:tc>
-        <w:tc>
-          <w:tcPr>
-            <w:tcW w:w="339" w:type="pct"/>
-          </w:tcPr>
-          <w:p>
-            <w:pPr>
-              <w:keepNext/>
-              <w:keepLines/>
-              <w:spacing w:after="0"/>
-              <w:rPr>
-                <w:rFonts w:asciiTheme="majorBidi" w:hAnsiTheme="majorBidi" w:cstheme="majorBidi"/>
-                <w:sz w:val="20"/>
-                <w:szCs w:val="20"/>
-                <w:lang w:bidi="ar-IQ"/>
-              </w:rPr>
-            </w:pPr>
-            <w:r>
-              <w:rPr>
-                <w:rFonts w:asciiTheme="majorBidi" w:hAnsiTheme="majorBidi" w:cstheme="majorBidi"/>
-                <w:sz w:val="20"/>
-                <w:szCs w:val="20"/>
-                <w:rtl/>
-                <w:lang w:bidi="ar-IQ"/>
-              </w:rPr>
-              <w:t xml:space="preserve">٦٣</w:t>
-            </w:r>
-          </w:p>
-        </w:tc>
-        <w:tc>
-          <w:tcPr>
-            <w:tcW w:w="325" w:type="pct"/>
-          </w:tcPr>
-          <w:p>
-            <w:pPr>
-              <w:keepNext/>
-              <w:keepLines/>
-              <w:spacing w:after="0"/>
-              <w:rPr>
-                <w:rFonts w:asciiTheme="majorBidi" w:hAnsiTheme="majorBidi" w:cstheme="majorBidi"/>
-                <w:sz w:val="20"/>
-                <w:szCs w:val="20"/>
-              </w:rPr>
-            </w:pPr>
-            <w:r>
-              <w:rPr>
-                <w:rFonts w:asciiTheme="majorBidi" w:hAnsiTheme="majorBidi" w:cstheme="majorBidi"/>
-                <w:sz w:val="20"/>
-                <w:szCs w:val="20"/>
-                <w:rtl/>
-                <w:lang w:bidi="ar-IQ"/>
-              </w:rPr>
-              <w:t xml:space="preserve">٢</w:t>
             </w:r>
           </w:p>
         </w:tc>
@@ -2114,7 +2114,7 @@
                 <w:rtl/>
                 <w:lang w:bidi="ar-IQ"/>
               </w:rPr>
-              <w:t xml:space="preserve">هياكل متقطعة</w:t>
+              <w:t xml:space="preserve">هندسة البرامجيات</w:t>
             </w:r>
           </w:p>
         </w:tc>
@@ -2142,7 +2142,7 @@
                 <w:rtl/>
                 <w:lang w:bidi="ar-IQ"/>
               </w:rPr>
-              <w:t xml:space="preserve">٥٠</w:t>
+              <w:t xml:space="preserve">٦٢</w:t>
             </w:r>
           </w:p>
         </w:tc>
@@ -2199,7 +2199,7 @@
                 <w:rtl/>
                 <w:lang w:bidi="ar-IQ"/>
               </w:rPr>
-              <w:t xml:space="preserve">رياضة</w:t>
+              <w:t xml:space="preserve">اللغة العربية</w:t>
             </w:r>
           </w:p>
         </w:tc>
@@ -2227,7 +2227,7 @@
                 <w:rtl/>
                 <w:lang w:bidi="ar-IQ"/>
               </w:rPr>
-              <w:t xml:space="preserve">٧١</w:t>
+              <w:t xml:space="preserve">٦٣</w:t>
             </w:r>
           </w:p>
         </w:tc>
@@ -2254,7 +2254,7 @@
                 <w:rtl/>
                 <w:lang w:bidi="ar-IQ"/>
               </w:rPr>
-              <w:t xml:space="preserve">١</w:t>
+              <w:t xml:space="preserve">٢</w:t>
             </w:r>
           </w:p>
         </w:tc>
@@ -2287,7 +2287,7 @@
                 <w:rtl/>
                 <w:lang w:bidi="ar-IQ"/>
               </w:rPr>
-              <w:t xml:space="preserve"/>
+              <w:t xml:space="preserve">أساسيات الذكاء الاصطناعي</w:t>
             </w:r>
           </w:p>
         </w:tc>
@@ -2315,7 +2315,7 @@
                 <w:rtl/>
                 <w:lang w:bidi="ar-IQ"/>
               </w:rPr>
-              <w:t xml:space="preserve"/>
+              <w:t xml:space="preserve">٥٠</w:t>
             </w:r>
           </w:p>
         </w:tc>
@@ -2344,7 +2344,7 @@
                 <w:rtl/>
                 <w:lang w:bidi="ar-IQ"/>
               </w:rPr>
-              <w:t xml:space="preserve"/>
+              <w:t xml:space="preserve">٣</w:t>
             </w:r>
           </w:p>
         </w:tc>
@@ -2372,7 +2372,7 @@
                 <w:rtl/>
                 <w:lang w:bidi="ar-IQ"/>
               </w:rPr>
-              <w:t xml:space="preserve">مهارات الحاسوب</w:t>
+              <w:t xml:space="preserve">حقوق الإنسان</w:t>
             </w:r>
           </w:p>
         </w:tc>
@@ -2400,7 +2400,7 @@
                 <w:rtl/>
                 <w:lang w:bidi="ar-IQ"/>
               </w:rPr>
-              <w:t xml:space="preserve">٥٨</w:t>
+              <w:t xml:space="preserve">٥٣</w:t>
             </w:r>
           </w:p>
         </w:tc>
@@ -2427,7 +2427,7 @@
                 <w:rtl/>
                 <w:lang w:bidi="ar-IQ"/>
               </w:rPr>
-              <w:t xml:space="preserve">٢</w:t>
+              <w:t xml:space="preserve">١</w:t>
             </w:r>
           </w:p>
         </w:tc>
@@ -2460,7 +2460,7 @@
                 <w:rtl/>
                 <w:lang w:bidi="ar-IQ"/>
               </w:rPr>
-              <w:t xml:space="preserve"/>
+              <w:t xml:space="preserve">التمثيل المرئي للبيانات</w:t>
             </w:r>
           </w:p>
         </w:tc>
@@ -2488,7 +2488,7 @@
                 <w:rtl/>
                 <w:lang w:bidi="ar-IQ"/>
               </w:rPr>
-              <w:t xml:space="preserve"/>
+              <w:t xml:space="preserve">٧٦</w:t>
             </w:r>
           </w:p>
         </w:tc>
@@ -2517,7 +2517,7 @@
                 <w:rtl/>
                 <w:lang w:bidi="ar-IQ"/>
               </w:rPr>
-              <w:t xml:space="preserve"/>
+              <w:t xml:space="preserve">٣</w:t>
             </w:r>
           </w:p>
         </w:tc>
@@ -2545,7 +2545,7 @@
                 <w:rtl/>
                 <w:lang w:bidi="ar-IQ"/>
               </w:rPr>
-              <w:t xml:space="preserve">البرمجة 2*</w:t>
+              <w:t xml:space="preserve">رياضة</w:t>
             </w:r>
           </w:p>
         </w:tc>
@@ -2573,7 +2573,7 @@
                 <w:rtl/>
                 <w:lang w:bidi="ar-IQ"/>
               </w:rPr>
-              <w:t xml:space="preserve">٥٠</w:t>
+              <w:t xml:space="preserve">٧١</w:t>
             </w:r>
           </w:p>
         </w:tc>
@@ -2600,7 +2600,7 @@
                 <w:rtl/>
                 <w:lang w:bidi="ar-IQ"/>
               </w:rPr>
-              <w:t xml:space="preserve">٤</w:t>
+              <w:t xml:space="preserve">١</w:t>
             </w:r>
           </w:p>
         </w:tc>
@@ -2633,7 +2633,7 @@
                 <w:rtl/>
                 <w:lang w:bidi="ar-IQ"/>
               </w:rPr>
-              <w:t xml:space="preserve"/>
+              <w:t xml:space="preserve">المترجمات</w:t>
             </w:r>
           </w:p>
         </w:tc>
@@ -2661,7 +2661,7 @@
                 <w:rtl/>
                 <w:lang w:bidi="ar-IQ"/>
               </w:rPr>
-              <w:t xml:space="preserve"/>
+              <w:t xml:space="preserve">٥٨</w:t>
             </w:r>
           </w:p>
         </w:tc>
@@ -2690,12 +2690,531 @@
                 <w:rtl/>
                 <w:lang w:bidi="ar-IQ"/>
               </w:rPr>
+              <w:t xml:space="preserve">٤</w:t>
+            </w:r>
+          </w:p>
+        </w:tc>
+        <w:tc>
+          <w:tcPr>
+            <w:tcW w:w="1831" w:type="pct"/>
+          </w:tcPr>
+          <w:p>
+            <w:pPr>
+              <w:keepNext/>
+              <w:keepLines/>
+              <w:spacing w:after="0"/>
+              <w:rPr>
+                <w:rFonts w:asciiTheme="majorBidi" w:hAnsiTheme="majorBidi" w:cstheme="majorBidi"/>
+                <w:sz w:val="20"/>
+                <w:szCs w:val="20"/>
+                <w:lang w:bidi="ar-IQ"/>
+              </w:rPr>
+            </w:pPr>
+            <w:r>
+              <w:rPr>
+                <w:rFonts w:asciiTheme="majorBidi" w:hAnsiTheme="majorBidi" w:cstheme="majorBidi"/>
+                <w:sz w:val="20"/>
+                <w:szCs w:val="20"/>
+                <w:rtl/>
+                <w:lang w:bidi="ar-IQ"/>
+              </w:rPr>
+              <w:t xml:space="preserve">مهارات الحاسوب</w:t>
+            </w:r>
+          </w:p>
+        </w:tc>
+        <w:tc>
+          <w:tcPr>
+            <w:tcW w:w="339" w:type="pct"/>
+          </w:tcPr>
+          <w:p>
+            <w:pPr>
+              <w:keepNext/>
+              <w:keepLines/>
+              <w:spacing w:after="0"/>
+              <w:rPr>
+                <w:rFonts w:asciiTheme="majorBidi" w:hAnsiTheme="majorBidi" w:cstheme="majorBidi"/>
+                <w:sz w:val="20"/>
+                <w:szCs w:val="20"/>
+                <w:lang w:bidi="ar-IQ"/>
+              </w:rPr>
+            </w:pPr>
+            <w:r>
+              <w:rPr>
+                <w:rFonts w:asciiTheme="majorBidi" w:hAnsiTheme="majorBidi" w:cstheme="majorBidi"/>
+                <w:sz w:val="20"/>
+                <w:szCs w:val="20"/>
+                <w:rtl/>
+                <w:lang w:bidi="ar-IQ"/>
+              </w:rPr>
+              <w:t xml:space="preserve">٥٨</w:t>
+            </w:r>
+          </w:p>
+        </w:tc>
+        <w:tc>
+          <w:tcPr>
+            <w:tcW w:w="325" w:type="pct"/>
+          </w:tcPr>
+          <w:p>
+            <w:pPr>
+              <w:keepNext/>
+              <w:keepLines/>
+              <w:spacing w:after="0"/>
+              <w:rPr>
+                <w:rFonts w:asciiTheme="majorBidi" w:hAnsiTheme="majorBidi" w:cstheme="majorBidi"/>
+                <w:sz w:val="20"/>
+                <w:szCs w:val="20"/>
+              </w:rPr>
+            </w:pPr>
+            <w:r>
+              <w:rPr>
+                <w:rFonts w:asciiTheme="majorBidi" w:hAnsiTheme="majorBidi" w:cstheme="majorBidi"/>
+                <w:sz w:val="20"/>
+                <w:szCs w:val="20"/>
+                <w:rtl/>
+                <w:lang w:bidi="ar-IQ"/>
+              </w:rPr>
+              <w:t xml:space="preserve">٢</w:t>
+            </w:r>
+          </w:p>
+        </w:tc>
+      </w:tr>
+      <w:tr>
+        <w:trPr>
+          <w:cantSplit/>
+        </w:trPr>
+        <w:tc>
+          <w:tcPr>
+            <w:tcW w:w="1828" w:type="pct"/>
+          </w:tcPr>
+          <w:p>
+            <w:pPr>
+              <w:keepNext/>
+              <w:keepLines/>
+              <w:spacing w:after="0"/>
+              <w:rPr>
+                <w:rFonts w:asciiTheme="majorBidi" w:hAnsiTheme="majorBidi" w:cstheme="majorBidi"/>
+                <w:sz w:val="20"/>
+                <w:szCs w:val="20"/>
+                <w:lang w:bidi="ar-IQ"/>
+              </w:rPr>
+            </w:pPr>
+            <w:r>
+              <w:rPr>
+                <w:rFonts w:asciiTheme="majorBidi" w:hAnsiTheme="majorBidi" w:cstheme="majorBidi"/>
+                <w:sz w:val="20"/>
+                <w:szCs w:val="20"/>
+                <w:rtl/>
+                <w:lang w:bidi="ar-IQ"/>
+              </w:rPr>
+              <w:t xml:space="preserve">تصميم المواقع</w:t>
+            </w:r>
+          </w:p>
+        </w:tc>
+        <w:tc>
+          <w:tcPr>
+            <w:tcW w:w="338" w:type="pct"/>
+          </w:tcPr>
+          <w:p>
+            <w:pPr>
+              <w:keepNext/>
+              <w:keepLines/>
+              <w:spacing w:after="0"/>
+              <w:rPr>
+                <w:rFonts w:asciiTheme="majorBidi" w:hAnsiTheme="majorBidi" w:cstheme="majorBidi"/>
+                <w:sz w:val="20"/>
+                <w:szCs w:val="20"/>
+                <w:lang w:bidi="ar-IQ"/>
+              </w:rPr>
+            </w:pPr>
+            <w:r>
+              <w:rPr>
+                <w:rFonts w:asciiTheme="majorBidi" w:hAnsiTheme="majorBidi" w:cstheme="majorBidi"/>
+                <w:sz w:val="20"/>
+                <w:szCs w:val="20"/>
+                <w:rtl/>
+                <w:lang w:bidi="ar-IQ"/>
+              </w:rPr>
+              <w:t xml:space="preserve">٥٦</w:t>
+            </w:r>
+          </w:p>
+        </w:tc>
+        <w:tc>
+          <w:tcPr>
+            <w:tcW w:w="339" w:type="pct"/>
+            <w:gridSpan w:val="2"/>
+          </w:tcPr>
+          <w:p>
+            <w:pPr>
+              <w:keepNext/>
+              <w:keepLines/>
+              <w:spacing w:after="0"/>
+              <w:rPr>
+                <w:rFonts w:asciiTheme="majorBidi" w:hAnsiTheme="majorBidi" w:cstheme="majorBidi"/>
+                <w:sz w:val="20"/>
+                <w:szCs w:val="20"/>
+                <w:lang w:bidi="ar-IQ"/>
+              </w:rPr>
+            </w:pPr>
+            <w:r>
+              <w:rPr>
+                <w:rFonts w:asciiTheme="majorBidi" w:hAnsiTheme="majorBidi" w:cstheme="majorBidi"/>
+                <w:sz w:val="20"/>
+                <w:szCs w:val="20"/>
+                <w:rtl/>
+                <w:lang w:bidi="ar-IQ"/>
+              </w:rPr>
+              <w:t xml:space="preserve">٣</w:t>
+            </w:r>
+          </w:p>
+        </w:tc>
+        <w:tc>
+          <w:tcPr>
+            <w:tcW w:w="1831" w:type="pct"/>
+          </w:tcPr>
+          <w:p>
+            <w:pPr>
+              <w:keepNext/>
+              <w:keepLines/>
+              <w:spacing w:after="0"/>
+              <w:rPr>
+                <w:rFonts w:asciiTheme="majorBidi" w:hAnsiTheme="majorBidi" w:cstheme="majorBidi"/>
+                <w:sz w:val="20"/>
+                <w:szCs w:val="20"/>
+                <w:lang w:bidi="ar-IQ"/>
+              </w:rPr>
+            </w:pPr>
+            <w:r>
+              <w:rPr>
+                <w:rFonts w:asciiTheme="majorBidi" w:hAnsiTheme="majorBidi" w:cstheme="majorBidi"/>
+                <w:sz w:val="20"/>
+                <w:szCs w:val="20"/>
+                <w:rtl/>
+                <w:lang w:bidi="ar-IQ"/>
+              </w:rPr>
+              <w:t xml:space="preserve">أخلاقيات الحاسوب*</w:t>
+            </w:r>
+          </w:p>
+        </w:tc>
+        <w:tc>
+          <w:tcPr>
+            <w:tcW w:w="339" w:type="pct"/>
+          </w:tcPr>
+          <w:p>
+            <w:pPr>
+              <w:keepNext/>
+              <w:keepLines/>
+              <w:spacing w:after="0"/>
+              <w:rPr>
+                <w:rFonts w:asciiTheme="majorBidi" w:hAnsiTheme="majorBidi" w:cstheme="majorBidi"/>
+                <w:sz w:val="20"/>
+                <w:szCs w:val="20"/>
+                <w:lang w:bidi="ar-IQ"/>
+              </w:rPr>
+            </w:pPr>
+            <w:r>
+              <w:rPr>
+                <w:rFonts w:asciiTheme="majorBidi" w:hAnsiTheme="majorBidi" w:cstheme="majorBidi"/>
+                <w:sz w:val="20"/>
+                <w:szCs w:val="20"/>
+                <w:rtl/>
+                <w:lang w:bidi="ar-IQ"/>
+              </w:rPr>
+              <w:t xml:space="preserve">٥٣</w:t>
+            </w:r>
+          </w:p>
+        </w:tc>
+        <w:tc>
+          <w:tcPr>
+            <w:tcW w:w="325" w:type="pct"/>
+          </w:tcPr>
+          <w:p>
+            <w:pPr>
+              <w:keepNext/>
+              <w:keepLines/>
+              <w:spacing w:after="0"/>
+              <w:rPr>
+                <w:rFonts w:asciiTheme="majorBidi" w:hAnsiTheme="majorBidi" w:cstheme="majorBidi"/>
+                <w:sz w:val="20"/>
+                <w:szCs w:val="20"/>
+              </w:rPr>
+            </w:pPr>
+            <w:r>
+              <w:rPr>
+                <w:rFonts w:asciiTheme="majorBidi" w:hAnsiTheme="majorBidi" w:cstheme="majorBidi"/>
+                <w:sz w:val="20"/>
+                <w:szCs w:val="20"/>
+                <w:rtl/>
+                <w:lang w:bidi="ar-IQ"/>
+              </w:rPr>
+              <w:t xml:space="preserve">٢</w:t>
+            </w:r>
+          </w:p>
+        </w:tc>
+      </w:tr>
+      <w:tr>
+        <w:trPr>
+          <w:cantSplit/>
+        </w:trPr>
+        <w:tc>
+          <w:tcPr>
+            <w:tcW w:w="1828" w:type="pct"/>
+          </w:tcPr>
+          <w:p>
+            <w:pPr>
+              <w:keepNext/>
+              <w:keepLines/>
+              <w:spacing w:after="0"/>
+              <w:rPr>
+                <w:rFonts w:asciiTheme="majorBidi" w:hAnsiTheme="majorBidi" w:cstheme="majorBidi"/>
+                <w:sz w:val="20"/>
+                <w:szCs w:val="20"/>
+                <w:lang w:bidi="ar-IQ"/>
+              </w:rPr>
+            </w:pPr>
+            <w:r>
+              <w:rPr>
+                <w:rFonts w:asciiTheme="majorBidi" w:hAnsiTheme="majorBidi" w:cstheme="majorBidi"/>
+                <w:sz w:val="20"/>
+                <w:szCs w:val="20"/>
+                <w:rtl/>
+                <w:lang w:bidi="ar-IQ"/>
+              </w:rPr>
+              <w:t xml:space="preserve">قواعد البيانات الموزعة</w:t>
+            </w:r>
+          </w:p>
+        </w:tc>
+        <w:tc>
+          <w:tcPr>
+            <w:tcW w:w="338" w:type="pct"/>
+          </w:tcPr>
+          <w:p>
+            <w:pPr>
+              <w:keepNext/>
+              <w:keepLines/>
+              <w:spacing w:after="0"/>
+              <w:rPr>
+                <w:rFonts w:asciiTheme="majorBidi" w:hAnsiTheme="majorBidi" w:cstheme="majorBidi"/>
+                <w:sz w:val="20"/>
+                <w:szCs w:val="20"/>
+                <w:lang w:bidi="ar-IQ"/>
+              </w:rPr>
+            </w:pPr>
+            <w:r>
+              <w:rPr>
+                <w:rFonts w:asciiTheme="majorBidi" w:hAnsiTheme="majorBidi" w:cstheme="majorBidi"/>
+                <w:sz w:val="20"/>
+                <w:szCs w:val="20"/>
+                <w:rtl/>
+                <w:lang w:bidi="ar-IQ"/>
+              </w:rPr>
+              <w:t xml:space="preserve">٦٤</w:t>
+            </w:r>
+          </w:p>
+        </w:tc>
+        <w:tc>
+          <w:tcPr>
+            <w:tcW w:w="339" w:type="pct"/>
+            <w:gridSpan w:val="2"/>
+          </w:tcPr>
+          <w:p>
+            <w:pPr>
+              <w:keepNext/>
+              <w:keepLines/>
+              <w:spacing w:after="0"/>
+              <w:rPr>
+                <w:rFonts w:asciiTheme="majorBidi" w:hAnsiTheme="majorBidi" w:cstheme="majorBidi"/>
+                <w:sz w:val="20"/>
+                <w:szCs w:val="20"/>
+                <w:lang w:bidi="ar-IQ"/>
+              </w:rPr>
+            </w:pPr>
+            <w:r>
+              <w:rPr>
+                <w:rFonts w:asciiTheme="majorBidi" w:hAnsiTheme="majorBidi" w:cstheme="majorBidi"/>
+                <w:sz w:val="20"/>
+                <w:szCs w:val="20"/>
+                <w:rtl/>
+                <w:lang w:bidi="ar-IQ"/>
+              </w:rPr>
+              <w:t xml:space="preserve">٣</w:t>
+            </w:r>
+          </w:p>
+        </w:tc>
+        <w:tc>
+          <w:tcPr>
+            <w:tcW w:w="1831" w:type="pct"/>
+          </w:tcPr>
+          <w:p>
+            <w:pPr>
+              <w:keepNext/>
+              <w:keepLines/>
+              <w:spacing w:after="0"/>
+              <w:rPr>
+                <w:rFonts w:asciiTheme="majorBidi" w:hAnsiTheme="majorBidi" w:cstheme="majorBidi"/>
+                <w:sz w:val="20"/>
+                <w:szCs w:val="20"/>
+                <w:lang w:bidi="ar-IQ"/>
+              </w:rPr>
+            </w:pPr>
+            <w:r>
+              <w:rPr>
+                <w:rFonts w:asciiTheme="majorBidi" w:hAnsiTheme="majorBidi" w:cstheme="majorBidi"/>
+                <w:sz w:val="20"/>
+                <w:szCs w:val="20"/>
+                <w:rtl/>
+                <w:lang w:bidi="ar-IQ"/>
+              </w:rPr>
+              <w:t xml:space="preserve">الديمقراطية</w:t>
+            </w:r>
+          </w:p>
+        </w:tc>
+        <w:tc>
+          <w:tcPr>
+            <w:tcW w:w="339" w:type="pct"/>
+          </w:tcPr>
+          <w:p>
+            <w:pPr>
+              <w:keepNext/>
+              <w:keepLines/>
+              <w:spacing w:after="0"/>
+              <w:rPr>
+                <w:rFonts w:asciiTheme="majorBidi" w:hAnsiTheme="majorBidi" w:cstheme="majorBidi"/>
+                <w:sz w:val="20"/>
+                <w:szCs w:val="20"/>
+                <w:lang w:bidi="ar-IQ"/>
+              </w:rPr>
+            </w:pPr>
+            <w:r>
+              <w:rPr>
+                <w:rFonts w:asciiTheme="majorBidi" w:hAnsiTheme="majorBidi" w:cstheme="majorBidi"/>
+                <w:sz w:val="20"/>
+                <w:szCs w:val="20"/>
+                <w:rtl/>
+                <w:lang w:bidi="ar-IQ"/>
+              </w:rPr>
+              <w:t xml:space="preserve">٨٣</w:t>
+            </w:r>
+          </w:p>
+        </w:tc>
+        <w:tc>
+          <w:tcPr>
+            <w:tcW w:w="325" w:type="pct"/>
+          </w:tcPr>
+          <w:p>
+            <w:pPr>
+              <w:keepNext/>
+              <w:keepLines/>
+              <w:spacing w:after="0"/>
+              <w:rPr>
+                <w:rFonts w:asciiTheme="majorBidi" w:hAnsiTheme="majorBidi" w:cstheme="majorBidi"/>
+                <w:sz w:val="20"/>
+                <w:szCs w:val="20"/>
+              </w:rPr>
+            </w:pPr>
+            <w:r>
+              <w:rPr>
+                <w:rFonts w:asciiTheme="majorBidi" w:hAnsiTheme="majorBidi" w:cstheme="majorBidi"/>
+                <w:sz w:val="20"/>
+                <w:szCs w:val="20"/>
+                <w:rtl/>
+                <w:lang w:bidi="ar-IQ"/>
+              </w:rPr>
+              <w:t xml:space="preserve">١</w:t>
+            </w:r>
+          </w:p>
+        </w:tc>
+      </w:tr>
+      <w:tr>
+        <w:trPr>
+          <w:cantSplit/>
+        </w:trPr>
+        <w:tc>
+          <w:tcPr>
+            <w:tcW w:w="1828" w:type="pct"/>
+          </w:tcPr>
+          <w:p>
+            <w:pPr>
+              <w:keepNext/>
+              <w:keepLines/>
+              <w:spacing w:after="0"/>
+              <w:rPr>
+                <w:rFonts w:asciiTheme="majorBidi" w:hAnsiTheme="majorBidi" w:cstheme="majorBidi"/>
+                <w:sz w:val="20"/>
+                <w:szCs w:val="20"/>
+                <w:lang w:bidi="ar-IQ"/>
+              </w:rPr>
+            </w:pPr>
+            <w:r>
+              <w:rPr>
+                <w:rFonts w:asciiTheme="majorBidi" w:hAnsiTheme="majorBidi" w:cstheme="majorBidi"/>
+                <w:sz w:val="20"/>
+                <w:szCs w:val="20"/>
+                <w:rtl/>
+                <w:lang w:bidi="ar-IQ"/>
+              </w:rPr>
               <w:t xml:space="preserve"/>
             </w:r>
           </w:p>
         </w:tc>
         <w:tc>
           <w:tcPr>
+            <w:tcW w:w="338" w:type="pct"/>
+          </w:tcPr>
+          <w:p>
+            <w:pPr>
+              <w:keepNext/>
+              <w:keepLines/>
+              <w:spacing w:after="0"/>
+              <w:rPr>
+                <w:rFonts w:asciiTheme="majorBidi" w:hAnsiTheme="majorBidi" w:cstheme="majorBidi"/>
+                <w:sz w:val="20"/>
+                <w:szCs w:val="20"/>
+                <w:lang w:bidi="ar-IQ"/>
+              </w:rPr>
+            </w:pPr>
+            <w:r>
+              <w:rPr>
+                <w:rFonts w:asciiTheme="majorBidi" w:hAnsiTheme="majorBidi" w:cstheme="majorBidi"/>
+                <w:sz w:val="20"/>
+                <w:szCs w:val="20"/>
+                <w:rtl/>
+                <w:lang w:bidi="ar-IQ"/>
+              </w:rPr>
+              <w:t xml:space="preserve"/>
+            </w:r>
+          </w:p>
+        </w:tc>
+        <w:tc>
+          <w:tcPr>
+            <w:tcW w:w="339" w:type="pct"/>
+            <w:gridSpan w:val="2"/>
+          </w:tcPr>
+          <w:p>
+            <w:pPr>
+              <w:keepNext/>
+              <w:keepLines/>
+              <w:spacing w:after="0"/>
+              <w:rPr>
+                <w:rFonts w:asciiTheme="majorBidi" w:hAnsiTheme="majorBidi" w:cstheme="majorBidi"/>
+                <w:sz w:val="20"/>
+                <w:szCs w:val="20"/>
+                <w:lang w:bidi="ar-IQ"/>
+              </w:rPr>
+            </w:pPr>
+            <w:r>
+              <w:rPr>
+                <w:rFonts w:asciiTheme="majorBidi" w:hAnsiTheme="majorBidi" w:cstheme="majorBidi"/>
+                <w:sz w:val="20"/>
+                <w:szCs w:val="20"/>
+                <w:rtl/>
+                <w:lang w:bidi="ar-IQ"/>
+              </w:rPr>
+              <w:t xml:space="preserve"/>
+            </w:r>
+          </w:p>
+        </w:tc>
+        <w:tc>
+          <w:tcPr>
             <w:tcW w:w="1831" w:type="pct"/>
           </w:tcPr>
           <w:p>
@@ -2718,7 +3237,7 @@
                 <w:rtl/>
                 <w:lang w:bidi="ar-IQ"/>
               </w:rPr>
-              <w:t xml:space="preserve">حقوق الإنسان</w:t>
+              <w:t xml:space="preserve">اللغة الانكليزية 1</w:t>
             </w:r>
           </w:p>
         </w:tc>
@@ -2746,7 +3265,7 @@
                 <w:rtl/>
                 <w:lang w:bidi="ar-IQ"/>
               </w:rPr>
-              <w:t xml:space="preserve">٥٣</w:t>
+              <w:t xml:space="preserve">٧٥</w:t>
             </w:r>
           </w:p>
         </w:tc>
@@ -2773,7 +3292,526 @@
                 <w:rtl/>
                 <w:lang w:bidi="ar-IQ"/>
               </w:rPr>
-              <w:t xml:space="preserve">١</w:t>
+              <w:t xml:space="preserve">٢</w:t>
+            </w:r>
+          </w:p>
+        </w:tc>
+      </w:tr>
+      <w:tr>
+        <w:trPr>
+          <w:cantSplit/>
+        </w:trPr>
+        <w:tc>
+          <w:tcPr>
+            <w:tcW w:w="1828" w:type="pct"/>
+          </w:tcPr>
+          <w:p>
+            <w:pPr>
+              <w:keepNext/>
+              <w:keepLines/>
+              <w:spacing w:after="0"/>
+              <w:rPr>
+                <w:rFonts w:asciiTheme="majorBidi" w:hAnsiTheme="majorBidi" w:cstheme="majorBidi"/>
+                <w:sz w:val="20"/>
+                <w:szCs w:val="20"/>
+                <w:lang w:bidi="ar-IQ"/>
+              </w:rPr>
+            </w:pPr>
+            <w:r>
+              <w:rPr>
+                <w:rFonts w:asciiTheme="majorBidi" w:hAnsiTheme="majorBidi" w:cstheme="majorBidi"/>
+                <w:sz w:val="20"/>
+                <w:szCs w:val="20"/>
+                <w:rtl/>
+                <w:lang w:bidi="ar-IQ"/>
+              </w:rPr>
+              <w:t xml:space="preserve"/>
+            </w:r>
+          </w:p>
+        </w:tc>
+        <w:tc>
+          <w:tcPr>
+            <w:tcW w:w="338" w:type="pct"/>
+          </w:tcPr>
+          <w:p>
+            <w:pPr>
+              <w:keepNext/>
+              <w:keepLines/>
+              <w:spacing w:after="0"/>
+              <w:rPr>
+                <w:rFonts w:asciiTheme="majorBidi" w:hAnsiTheme="majorBidi" w:cstheme="majorBidi"/>
+                <w:sz w:val="20"/>
+                <w:szCs w:val="20"/>
+                <w:lang w:bidi="ar-IQ"/>
+              </w:rPr>
+            </w:pPr>
+            <w:r>
+              <w:rPr>
+                <w:rFonts w:asciiTheme="majorBidi" w:hAnsiTheme="majorBidi" w:cstheme="majorBidi"/>
+                <w:sz w:val="20"/>
+                <w:szCs w:val="20"/>
+                <w:rtl/>
+                <w:lang w:bidi="ar-IQ"/>
+              </w:rPr>
+              <w:t xml:space="preserve"/>
+            </w:r>
+          </w:p>
+        </w:tc>
+        <w:tc>
+          <w:tcPr>
+            <w:tcW w:w="339" w:type="pct"/>
+            <w:gridSpan w:val="2"/>
+          </w:tcPr>
+          <w:p>
+            <w:pPr>
+              <w:keepNext/>
+              <w:keepLines/>
+              <w:spacing w:after="0"/>
+              <w:rPr>
+                <w:rFonts w:asciiTheme="majorBidi" w:hAnsiTheme="majorBidi" w:cstheme="majorBidi"/>
+                <w:sz w:val="20"/>
+                <w:szCs w:val="20"/>
+                <w:lang w:bidi="ar-IQ"/>
+              </w:rPr>
+            </w:pPr>
+            <w:r>
+              <w:rPr>
+                <w:rFonts w:asciiTheme="majorBidi" w:hAnsiTheme="majorBidi" w:cstheme="majorBidi"/>
+                <w:sz w:val="20"/>
+                <w:szCs w:val="20"/>
+                <w:rtl/>
+                <w:lang w:bidi="ar-IQ"/>
+              </w:rPr>
+              <w:t xml:space="preserve"/>
+            </w:r>
+          </w:p>
+        </w:tc>
+        <w:tc>
+          <w:tcPr>
+            <w:tcW w:w="1831" w:type="pct"/>
+          </w:tcPr>
+          <w:p>
+            <w:pPr>
+              <w:keepNext/>
+              <w:keepLines/>
+              <w:spacing w:after="0"/>
+              <w:rPr>
+                <w:rFonts w:asciiTheme="majorBidi" w:hAnsiTheme="majorBidi" w:cstheme="majorBidi"/>
+                <w:sz w:val="20"/>
+                <w:szCs w:val="20"/>
+                <w:lang w:bidi="ar-IQ"/>
+              </w:rPr>
+            </w:pPr>
+            <w:r>
+              <w:rPr>
+                <w:rFonts w:asciiTheme="majorBidi" w:hAnsiTheme="majorBidi" w:cstheme="majorBidi"/>
+                <w:sz w:val="20"/>
+                <w:szCs w:val="20"/>
+                <w:rtl/>
+                <w:lang w:bidi="ar-IQ"/>
+              </w:rPr>
+              <w:t xml:space="preserve">تطبيقات الحاسوب</w:t>
+            </w:r>
+          </w:p>
+        </w:tc>
+        <w:tc>
+          <w:tcPr>
+            <w:tcW w:w="339" w:type="pct"/>
+          </w:tcPr>
+          <w:p>
+            <w:pPr>
+              <w:keepNext/>
+              <w:keepLines/>
+              <w:spacing w:after="0"/>
+              <w:rPr>
+                <w:rFonts w:asciiTheme="majorBidi" w:hAnsiTheme="majorBidi" w:cstheme="majorBidi"/>
+                <w:sz w:val="20"/>
+                <w:szCs w:val="20"/>
+                <w:lang w:bidi="ar-IQ"/>
+              </w:rPr>
+            </w:pPr>
+            <w:r>
+              <w:rPr>
+                <w:rFonts w:asciiTheme="majorBidi" w:hAnsiTheme="majorBidi" w:cstheme="majorBidi"/>
+                <w:sz w:val="20"/>
+                <w:szCs w:val="20"/>
+                <w:rtl/>
+                <w:lang w:bidi="ar-IQ"/>
+              </w:rPr>
+              <w:t xml:space="preserve">٦١</w:t>
+            </w:r>
+          </w:p>
+        </w:tc>
+        <w:tc>
+          <w:tcPr>
+            <w:tcW w:w="325" w:type="pct"/>
+          </w:tcPr>
+          <w:p>
+            <w:pPr>
+              <w:keepNext/>
+              <w:keepLines/>
+              <w:spacing w:after="0"/>
+              <w:rPr>
+                <w:rFonts w:asciiTheme="majorBidi" w:hAnsiTheme="majorBidi" w:cstheme="majorBidi"/>
+                <w:sz w:val="20"/>
+                <w:szCs w:val="20"/>
+              </w:rPr>
+            </w:pPr>
+            <w:r>
+              <w:rPr>
+                <w:rFonts w:asciiTheme="majorBidi" w:hAnsiTheme="majorBidi" w:cstheme="majorBidi"/>
+                <w:sz w:val="20"/>
+                <w:szCs w:val="20"/>
+                <w:rtl/>
+                <w:lang w:bidi="ar-IQ"/>
+              </w:rPr>
+              <w:t xml:space="preserve">٢</w:t>
+            </w:r>
+          </w:p>
+        </w:tc>
+      </w:tr>
+      <w:tr>
+        <w:trPr>
+          <w:cantSplit/>
+        </w:trPr>
+        <w:tc>
+          <w:tcPr>
+            <w:tcW w:w="1828" w:type="pct"/>
+          </w:tcPr>
+          <w:p>
+            <w:pPr>
+              <w:keepNext/>
+              <w:keepLines/>
+              <w:spacing w:after="0"/>
+              <w:rPr>
+                <w:rFonts w:asciiTheme="majorBidi" w:hAnsiTheme="majorBidi" w:cstheme="majorBidi"/>
+                <w:sz w:val="20"/>
+                <w:szCs w:val="20"/>
+                <w:lang w:bidi="ar-IQ"/>
+              </w:rPr>
+            </w:pPr>
+            <w:r>
+              <w:rPr>
+                <w:rFonts w:asciiTheme="majorBidi" w:hAnsiTheme="majorBidi" w:cstheme="majorBidi"/>
+                <w:sz w:val="20"/>
+                <w:szCs w:val="20"/>
+                <w:rtl/>
+                <w:lang w:bidi="ar-IQ"/>
+              </w:rPr>
+              <w:t xml:space="preserve"/>
+            </w:r>
+          </w:p>
+        </w:tc>
+        <w:tc>
+          <w:tcPr>
+            <w:tcW w:w="338" w:type="pct"/>
+          </w:tcPr>
+          <w:p>
+            <w:pPr>
+              <w:keepNext/>
+              <w:keepLines/>
+              <w:spacing w:after="0"/>
+              <w:rPr>
+                <w:rFonts w:asciiTheme="majorBidi" w:hAnsiTheme="majorBidi" w:cstheme="majorBidi"/>
+                <w:sz w:val="20"/>
+                <w:szCs w:val="20"/>
+                <w:lang w:bidi="ar-IQ"/>
+              </w:rPr>
+            </w:pPr>
+            <w:r>
+              <w:rPr>
+                <w:rFonts w:asciiTheme="majorBidi" w:hAnsiTheme="majorBidi" w:cstheme="majorBidi"/>
+                <w:sz w:val="20"/>
+                <w:szCs w:val="20"/>
+                <w:rtl/>
+                <w:lang w:bidi="ar-IQ"/>
+              </w:rPr>
+              <w:t xml:space="preserve"/>
+            </w:r>
+          </w:p>
+        </w:tc>
+        <w:tc>
+          <w:tcPr>
+            <w:tcW w:w="339" w:type="pct"/>
+            <w:gridSpan w:val="2"/>
+          </w:tcPr>
+          <w:p>
+            <w:pPr>
+              <w:keepNext/>
+              <w:keepLines/>
+              <w:spacing w:after="0"/>
+              <w:rPr>
+                <w:rFonts w:asciiTheme="majorBidi" w:hAnsiTheme="majorBidi" w:cstheme="majorBidi"/>
+                <w:sz w:val="20"/>
+                <w:szCs w:val="20"/>
+                <w:lang w:bidi="ar-IQ"/>
+              </w:rPr>
+            </w:pPr>
+            <w:r>
+              <w:rPr>
+                <w:rFonts w:asciiTheme="majorBidi" w:hAnsiTheme="majorBidi" w:cstheme="majorBidi"/>
+                <w:sz w:val="20"/>
+                <w:szCs w:val="20"/>
+                <w:rtl/>
+                <w:lang w:bidi="ar-IQ"/>
+              </w:rPr>
+              <w:t xml:space="preserve"/>
+            </w:r>
+          </w:p>
+        </w:tc>
+        <w:tc>
+          <w:tcPr>
+            <w:tcW w:w="1831" w:type="pct"/>
+          </w:tcPr>
+          <w:p>
+            <w:pPr>
+              <w:keepNext/>
+              <w:keepLines/>
+              <w:spacing w:after="0"/>
+              <w:rPr>
+                <w:rFonts w:asciiTheme="majorBidi" w:hAnsiTheme="majorBidi" w:cstheme="majorBidi"/>
+                <w:sz w:val="20"/>
+                <w:szCs w:val="20"/>
+                <w:lang w:bidi="ar-IQ"/>
+              </w:rPr>
+            </w:pPr>
+            <w:r>
+              <w:rPr>
+                <w:rFonts w:asciiTheme="majorBidi" w:hAnsiTheme="majorBidi" w:cstheme="majorBidi"/>
+                <w:sz w:val="20"/>
+                <w:szCs w:val="20"/>
+                <w:rtl/>
+                <w:lang w:bidi="ar-IQ"/>
+              </w:rPr>
+              <w:t xml:space="preserve">مبادئ تكنولوجيا المعلومات</w:t>
+            </w:r>
+          </w:p>
+        </w:tc>
+        <w:tc>
+          <w:tcPr>
+            <w:tcW w:w="339" w:type="pct"/>
+          </w:tcPr>
+          <w:p>
+            <w:pPr>
+              <w:keepNext/>
+              <w:keepLines/>
+              <w:spacing w:after="0"/>
+              <w:rPr>
+                <w:rFonts w:asciiTheme="majorBidi" w:hAnsiTheme="majorBidi" w:cstheme="majorBidi"/>
+                <w:sz w:val="20"/>
+                <w:szCs w:val="20"/>
+                <w:lang w:bidi="ar-IQ"/>
+              </w:rPr>
+            </w:pPr>
+            <w:r>
+              <w:rPr>
+                <w:rFonts w:asciiTheme="majorBidi" w:hAnsiTheme="majorBidi" w:cstheme="majorBidi"/>
+                <w:sz w:val="20"/>
+                <w:szCs w:val="20"/>
+                <w:rtl/>
+                <w:lang w:bidi="ar-IQ"/>
+              </w:rPr>
+              <w:t xml:space="preserve">٥٠</w:t>
+            </w:r>
+          </w:p>
+        </w:tc>
+        <w:tc>
+          <w:tcPr>
+            <w:tcW w:w="325" w:type="pct"/>
+          </w:tcPr>
+          <w:p>
+            <w:pPr>
+              <w:keepNext/>
+              <w:keepLines/>
+              <w:spacing w:after="0"/>
+              <w:rPr>
+                <w:rFonts w:asciiTheme="majorBidi" w:hAnsiTheme="majorBidi" w:cstheme="majorBidi"/>
+                <w:sz w:val="20"/>
+                <w:szCs w:val="20"/>
+              </w:rPr>
+            </w:pPr>
+            <w:r>
+              <w:rPr>
+                <w:rFonts w:asciiTheme="majorBidi" w:hAnsiTheme="majorBidi" w:cstheme="majorBidi"/>
+                <w:sz w:val="20"/>
+                <w:szCs w:val="20"/>
+                <w:rtl/>
+                <w:lang w:bidi="ar-IQ"/>
+              </w:rPr>
+              <w:t xml:space="preserve">٣</w:t>
+            </w:r>
+          </w:p>
+        </w:tc>
+      </w:tr>
+      <w:tr>
+        <w:trPr>
+          <w:cantSplit/>
+        </w:trPr>
+        <w:tc>
+          <w:tcPr>
+            <w:tcW w:w="1828" w:type="pct"/>
+          </w:tcPr>
+          <w:p>
+            <w:pPr>
+              <w:keepNext/>
+              <w:keepLines/>
+              <w:spacing w:after="0"/>
+              <w:rPr>
+                <w:rFonts w:asciiTheme="majorBidi" w:hAnsiTheme="majorBidi" w:cstheme="majorBidi"/>
+                <w:sz w:val="20"/>
+                <w:szCs w:val="20"/>
+                <w:lang w:bidi="ar-IQ"/>
+              </w:rPr>
+            </w:pPr>
+            <w:r>
+              <w:rPr>
+                <w:rFonts w:asciiTheme="majorBidi" w:hAnsiTheme="majorBidi" w:cstheme="majorBidi"/>
+                <w:sz w:val="20"/>
+                <w:szCs w:val="20"/>
+                <w:rtl/>
+                <w:lang w:bidi="ar-IQ"/>
+              </w:rPr>
+              <w:t xml:space="preserve"/>
+            </w:r>
+          </w:p>
+        </w:tc>
+        <w:tc>
+          <w:tcPr>
+            <w:tcW w:w="338" w:type="pct"/>
+          </w:tcPr>
+          <w:p>
+            <w:pPr>
+              <w:keepNext/>
+              <w:keepLines/>
+              <w:spacing w:after="0"/>
+              <w:rPr>
+                <w:rFonts w:asciiTheme="majorBidi" w:hAnsiTheme="majorBidi" w:cstheme="majorBidi"/>
+                <w:sz w:val="20"/>
+                <w:szCs w:val="20"/>
+                <w:lang w:bidi="ar-IQ"/>
+              </w:rPr>
+            </w:pPr>
+            <w:r>
+              <w:rPr>
+                <w:rFonts w:asciiTheme="majorBidi" w:hAnsiTheme="majorBidi" w:cstheme="majorBidi"/>
+                <w:sz w:val="20"/>
+                <w:szCs w:val="20"/>
+                <w:rtl/>
+                <w:lang w:bidi="ar-IQ"/>
+              </w:rPr>
+              <w:t xml:space="preserve"/>
+            </w:r>
+          </w:p>
+        </w:tc>
+        <w:tc>
+          <w:tcPr>
+            <w:tcW w:w="339" w:type="pct"/>
+            <w:gridSpan w:val="2"/>
+          </w:tcPr>
+          <w:p>
+            <w:pPr>
+              <w:keepNext/>
+              <w:keepLines/>
+              <w:spacing w:after="0"/>
+              <w:rPr>
+                <w:rFonts w:asciiTheme="majorBidi" w:hAnsiTheme="majorBidi" w:cstheme="majorBidi"/>
+                <w:sz w:val="20"/>
+                <w:szCs w:val="20"/>
+                <w:lang w:bidi="ar-IQ"/>
+              </w:rPr>
+            </w:pPr>
+            <w:r>
+              <w:rPr>
+                <w:rFonts w:asciiTheme="majorBidi" w:hAnsiTheme="majorBidi" w:cstheme="majorBidi"/>
+                <w:sz w:val="20"/>
+                <w:szCs w:val="20"/>
+                <w:rtl/>
+                <w:lang w:bidi="ar-IQ"/>
+              </w:rPr>
+              <w:t xml:space="preserve"/>
+            </w:r>
+          </w:p>
+        </w:tc>
+        <w:tc>
+          <w:tcPr>
+            <w:tcW w:w="1831" w:type="pct"/>
+          </w:tcPr>
+          <w:p>
+            <w:pPr>
+              <w:keepNext/>
+              <w:keepLines/>
+              <w:spacing w:after="0"/>
+              <w:rPr>
+                <w:rFonts w:asciiTheme="majorBidi" w:hAnsiTheme="majorBidi" w:cstheme="majorBidi"/>
+                <w:sz w:val="20"/>
+                <w:szCs w:val="20"/>
+                <w:lang w:bidi="ar-IQ"/>
+              </w:rPr>
+            </w:pPr>
+            <w:r>
+              <w:rPr>
+                <w:rFonts w:asciiTheme="majorBidi" w:hAnsiTheme="majorBidi" w:cstheme="majorBidi"/>
+                <w:sz w:val="20"/>
+                <w:szCs w:val="20"/>
+                <w:rtl/>
+                <w:lang w:bidi="ar-IQ"/>
+              </w:rPr>
+              <w:t xml:space="preserve">هياكل متقطعة</w:t>
+            </w:r>
+          </w:p>
+        </w:tc>
+        <w:tc>
+          <w:tcPr>
+            <w:tcW w:w="339" w:type="pct"/>
+          </w:tcPr>
+          <w:p>
+            <w:pPr>
+              <w:keepNext/>
+              <w:keepLines/>
+              <w:spacing w:after="0"/>
+              <w:rPr>
+                <w:rFonts w:asciiTheme="majorBidi" w:hAnsiTheme="majorBidi" w:cstheme="majorBidi"/>
+                <w:sz w:val="20"/>
+                <w:szCs w:val="20"/>
+                <w:lang w:bidi="ar-IQ"/>
+              </w:rPr>
+            </w:pPr>
+            <w:r>
+              <w:rPr>
+                <w:rFonts w:asciiTheme="majorBidi" w:hAnsiTheme="majorBidi" w:cstheme="majorBidi"/>
+                <w:sz w:val="20"/>
+                <w:szCs w:val="20"/>
+                <w:rtl/>
+                <w:lang w:bidi="ar-IQ"/>
+              </w:rPr>
+              <w:t xml:space="preserve">٥٠</w:t>
+            </w:r>
+          </w:p>
+        </w:tc>
+        <w:tc>
+          <w:tcPr>
+            <w:tcW w:w="325" w:type="pct"/>
+          </w:tcPr>
+          <w:p>
+            <w:pPr>
+              <w:keepNext/>
+              <w:keepLines/>
+              <w:spacing w:after="0"/>
+              <w:rPr>
+                <w:rFonts w:asciiTheme="majorBidi" w:hAnsiTheme="majorBidi" w:cstheme="majorBidi"/>
+                <w:sz w:val="20"/>
+                <w:szCs w:val="20"/>
+              </w:rPr>
+            </w:pPr>
+            <w:r>
+              <w:rPr>
+                <w:rFonts w:asciiTheme="majorBidi" w:hAnsiTheme="majorBidi" w:cstheme="majorBidi"/>
+                <w:sz w:val="20"/>
+                <w:szCs w:val="20"/>
+                <w:rtl/>
+                <w:lang w:bidi="ar-IQ"/>
+              </w:rPr>
+              <w:t xml:space="preserve">٣</w:t>
             </w:r>
           </w:p>
         </w:tc>
@@ -2934,7 +3972,7 @@
                 <w:rtl/>
                 <w:lang w:bidi="ar-IQ"/>
               </w:rPr>
-              <w:t xml:space="preserve">العام الدراسي ‎٢٠١٦-٢٠١٧‎</w:t>
+              <w:t xml:space="preserve">العام الدراسي ٢٠١٩</w:t>
             </w:r>
           </w:p>
         </w:tc>
@@ -3220,7 +4258,7 @@
                 <w:rtl/>
                 <w:lang w:bidi="ar-IQ"/>
               </w:rPr>
-              <w:t xml:space="preserve">البرمجة المرئية</w:t>
+              <w:t xml:space="preserve">الأعمال الالكترونية</w:t>
             </w:r>
           </w:p>
         </w:tc>
@@ -3248,7 +4286,7 @@
                 <w:rtl/>
                 <w:lang w:bidi="ar-IQ"/>
               </w:rPr>
-              <w:t xml:space="preserve">٥٠</w:t>
+              <w:t xml:space="preserve">٥٣</w:t>
             </w:r>
           </w:p>
         </w:tc>
@@ -3277,7 +4315,7 @@
                 <w:rtl/>
                 <w:lang w:bidi="ar-IQ"/>
               </w:rPr>
-              <w:t xml:space="preserve">٣</w:t>
+              <w:t xml:space="preserve">٢</w:t>
             </w:r>
           </w:p>
         </w:tc>
@@ -3305,7 +4343,7 @@
                 <w:rtl/>
                 <w:lang w:bidi="ar-IQ"/>
               </w:rPr>
-              <w:t xml:space="preserve">طرق عددية</w:t>
+              <w:t xml:space="preserve">أساسيات قواعد البيانات</w:t>
             </w:r>
           </w:p>
         </w:tc>
@@ -3333,7 +4371,7 @@
                 <w:rtl/>
                 <w:lang w:bidi="ar-IQ"/>
               </w:rPr>
-              <w:t xml:space="preserve">٦٧</w:t>
+              <w:t xml:space="preserve">٥٣</w:t>
             </w:r>
           </w:p>
         </w:tc>
@@ -3393,7 +4431,7 @@
                 <w:rtl/>
                 <w:lang w:bidi="ar-IQ"/>
               </w:rPr>
-              <w:t xml:space="preserve">الرسم بالحاسوب ثنائي الأبعاد</w:t>
+              <w:t xml:space="preserve">الحوسبة السحابية</w:t>
             </w:r>
           </w:p>
         </w:tc>
@@ -3421,7 +4459,7 @@
                 <w:rtl/>
                 <w:lang w:bidi="ar-IQ"/>
               </w:rPr>
-              <w:t xml:space="preserve">٧٤</w:t>
+              <w:t xml:space="preserve">٧٨</w:t>
             </w:r>
           </w:p>
         </w:tc>
@@ -3450,7 +4488,7 @@
                 <w:rtl/>
                 <w:lang w:bidi="ar-IQ"/>
               </w:rPr>
-              <w:t xml:space="preserve">٣</w:t>
+              <w:t xml:space="preserve">٢</w:t>
             </w:r>
           </w:p>
         </w:tc>
@@ -3478,7 +4516,7 @@
                 <w:rtl/>
                 <w:lang w:bidi="ar-IQ"/>
               </w:rPr>
-              <w:t xml:space="preserve">معالجات مايكروية ولغة التجميع</w:t>
+              <w:t xml:space="preserve">البرمجة كائنية التوجه*</w:t>
             </w:r>
           </w:p>
         </w:tc>
@@ -3506,7 +4544,7 @@
                 <w:rtl/>
                 <w:lang w:bidi="ar-IQ"/>
               </w:rPr>
-              <w:t xml:space="preserve">٥٦</w:t>
+              <w:t xml:space="preserve">٦٦</w:t>
             </w:r>
           </w:p>
         </w:tc>
@@ -3566,7 +4604,7 @@
                 <w:rtl/>
                 <w:lang w:bidi="ar-IQ"/>
               </w:rPr>
-              <w:t xml:space="preserve">المتحكم المنطقي المبرمج</w:t>
+              <w:t xml:space="preserve">تصميم المواقع المتقدم</w:t>
             </w:r>
           </w:p>
         </w:tc>
@@ -3594,7 +4632,7 @@
                 <w:rtl/>
                 <w:lang w:bidi="ar-IQ"/>
               </w:rPr>
-              <w:t xml:space="preserve">٦٢</w:t>
+              <w:t xml:space="preserve">٥٨</w:t>
             </w:r>
           </w:p>
         </w:tc>
@@ -3651,7 +4689,7 @@
                 <w:rtl/>
                 <w:lang w:bidi="ar-IQ"/>
               </w:rPr>
-              <w:t xml:space="preserve">نظرية الاحتمالات و الإحصاء</w:t>
+              <w:t xml:space="preserve">طرق عددية</w:t>
             </w:r>
           </w:p>
         </w:tc>
@@ -3679,7 +4717,7 @@
                 <w:rtl/>
                 <w:lang w:bidi="ar-IQ"/>
               </w:rPr>
-              <w:t xml:space="preserve">٥٠</w:t>
+              <w:t xml:space="preserve">٦٧</w:t>
             </w:r>
           </w:p>
         </w:tc>
@@ -3739,7 +4777,7 @@
                 <w:rtl/>
                 <w:lang w:bidi="ar-IQ"/>
               </w:rPr>
-              <w:t xml:space="preserve">النظرية الاحتسابية*</w:t>
+              <w:t xml:space="preserve">تطبيقات النقال</w:t>
             </w:r>
           </w:p>
         </w:tc>
@@ -3767,7 +4805,7 @@
                 <w:rtl/>
                 <w:lang w:bidi="ar-IQ"/>
               </w:rPr>
-              <w:t xml:space="preserve">٦١</w:t>
+              <w:t xml:space="preserve">٩٨</w:t>
             </w:r>
           </w:p>
         </w:tc>
@@ -3824,7 +4862,7 @@
                 <w:rtl/>
                 <w:lang w:bidi="ar-IQ"/>
               </w:rPr>
-              <w:t xml:space="preserve">أساسيات قواعد البيانات</w:t>
+              <w:t xml:space="preserve">معالجات مايكروية ولغة التجميع</w:t>
             </w:r>
           </w:p>
         </w:tc>
@@ -3852,7 +4890,7 @@
                 <w:rtl/>
                 <w:lang w:bidi="ar-IQ"/>
               </w:rPr>
-              <w:t xml:space="preserve">٥٣</w:t>
+              <w:t xml:space="preserve">٥٦</w:t>
             </w:r>
           </w:p>
         </w:tc>
@@ -3912,7 +4950,7 @@
                 <w:rtl/>
                 <w:lang w:bidi="ar-IQ"/>
               </w:rPr>
-              <w:t xml:space="preserve">تطبيقات الحاسوب في الاعمال</w:t>
+              <w:t xml:space="preserve">مهارات الاتصال</w:t>
             </w:r>
           </w:p>
         </w:tc>
@@ -3940,7 +4978,7 @@
                 <w:rtl/>
                 <w:lang w:bidi="ar-IQ"/>
               </w:rPr>
-              <w:t xml:space="preserve">٦٤</w:t>
+              <w:t xml:space="preserve">٨٧</w:t>
             </w:r>
           </w:p>
         </w:tc>
@@ -3997,7 +5035,7 @@
                 <w:rtl/>
                 <w:lang w:bidi="ar-IQ"/>
               </w:rPr>
-              <w:t xml:space="preserve">البرمجة كائنية التوجه*</w:t>
+              <w:t xml:space="preserve">نظرية الاحتمالات و الإحصاء</w:t>
             </w:r>
           </w:p>
         </w:tc>
@@ -4025,7 +5063,7 @@
                 <w:rtl/>
                 <w:lang w:bidi="ar-IQ"/>
               </w:rPr>
-              <w:t xml:space="preserve">٦٦</w:t>
+              <w:t xml:space="preserve">٥٠</w:t>
             </w:r>
           </w:p>
         </w:tc>
@@ -4085,7 +5123,7 @@
                 <w:rtl/>
                 <w:lang w:bidi="ar-IQ"/>
               </w:rPr>
-              <w:t xml:space="preserve">تفاعل الانسان مع الحاسوب</w:t>
+              <w:t xml:space="preserve">مواضيع مختارة</w:t>
             </w:r>
           </w:p>
         </w:tc>
@@ -4113,7 +5151,7 @@
                 <w:rtl/>
                 <w:lang w:bidi="ar-IQ"/>
               </w:rPr>
-              <w:t xml:space="preserve">٧٩</w:t>
+              <w:t xml:space="preserve">٥٥</w:t>
             </w:r>
           </w:p>
         </w:tc>
@@ -4142,7 +5180,7 @@
                 <w:rtl/>
                 <w:lang w:bidi="ar-IQ"/>
               </w:rPr>
-              <w:t xml:space="preserve">٢</w:t>
+              <w:t xml:space="preserve">٣</w:t>
             </w:r>
           </w:p>
         </w:tc>
@@ -4258,7 +5296,7 @@
                 <w:rtl/>
                 <w:lang w:bidi="ar-IQ"/>
               </w:rPr>
-              <w:t xml:space="preserve">هياكل البيانات 1</w:t>
+              <w:t xml:space="preserve">نظم التشغيل</w:t>
             </w:r>
           </w:p>
         </w:tc>
@@ -4286,7 +5324,7 @@
                 <w:rtl/>
                 <w:lang w:bidi="ar-IQ"/>
               </w:rPr>
-              <w:t xml:space="preserve">٥٦</w:t>
+              <w:t xml:space="preserve">٥١</w:t>
             </w:r>
           </w:p>
         </w:tc>
@@ -4343,7 +5381,7 @@
                 <w:rtl/>
                 <w:lang w:bidi="ar-IQ"/>
               </w:rPr>
-              <w:t xml:space="preserve"/>
+              <w:t xml:space="preserve">البرمجة المرئية</w:t>
             </w:r>
           </w:p>
         </w:tc>
@@ -4371,7 +5409,7 @@
                 <w:rtl/>
                 <w:lang w:bidi="ar-IQ"/>
               </w:rPr>
-              <w:t xml:space="preserve"/>
+              <w:t xml:space="preserve">٥٠</w:t>
             </w:r>
           </w:p>
         </w:tc>
@@ -4398,7 +5436,7 @@
                 <w:rtl/>
                 <w:lang w:bidi="ar-IQ"/>
               </w:rPr>
-              <w:t xml:space="preserve"/>
+              <w:t xml:space="preserve">٣</w:t>
             </w:r>
           </w:p>
         </w:tc>
@@ -4409,157 +5447,169 @@
         </w:trPr>
         <w:tc>
           <w:tcPr>
-            <w:tcW w:w="2500" w:type="pct"/>
-            <w:gridSpan w:val="3"/>
-          </w:tcPr>
-          <w:p>
-            <w:pPr>
-              <w:keepNext/>
-              <w:keepLines/>
-              <w:spacing w:after="0"/>
-              <w:rPr>
-                <w:rFonts w:asciiTheme="minorBidi" w:hAnsiTheme="minorBidi" w:cstheme="minorBidi"/>
-                <w:sz w:val="20"/>
-                <w:szCs w:val="20"/>
-                <w:lang w:bidi="ar-IQ"/>
-              </w:rPr>
-            </w:pPr>
-            <w:r>
-              <w:rPr>
-                <w:rFonts w:asciiTheme="minorBidi" w:hAnsiTheme="minorBidi" w:cstheme="minorBidi" w:hint="cs"/>
-                <w:sz w:val="20"/>
-                <w:szCs w:val="20"/>
-                <w:rtl/>
-                <w:lang w:bidi="ar-IQ"/>
-              </w:rPr>
-              <w:t xml:space="preserve">ناجح بالدور: </w:t>
-            </w:r>
-            <w:r>
-              <w:rPr>
-                <w:rFonts w:asciiTheme="minorBidi" w:hAnsiTheme="minorBidi" w:cstheme="minorBidi"/>
-                <w:sz w:val="20"/>
-                <w:szCs w:val="20"/>
-                <w:rtl/>
-                <w:lang w:bidi="ar-IQ"/>
-              </w:rPr>
-              <w:t xml:space="preserve">الثاني</w:t>
-            </w:r>
-          </w:p>
-        </w:tc>
-        <w:tc>
-          <w:tcPr>
-            <w:tcW w:w="2500" w:type="pct"/>
-            <w:gridSpan w:val="4"/>
-          </w:tcPr>
-          <w:p>
-            <w:pPr>
-              <w:keepNext/>
-              <w:keepLines/>
-              <w:spacing w:after="0"/>
-              <w:rPr>
-                <w:rFonts w:asciiTheme="majorBidi" w:hAnsiTheme="majorBidi" w:cstheme="majorBidi"/>
-                <w:sz w:val="20"/>
-                <w:szCs w:val="20"/>
-                <w:rtl/>
-                <w:lang w:bidi="ar-IQ"/>
-              </w:rPr>
-            </w:pPr>
-            <w:r>
-              <w:rPr>
-                <w:rFonts w:asciiTheme="majorBidi" w:hAnsiTheme="majorBidi" w:cstheme="majorBidi" w:hint="cs"/>
-                <w:sz w:val="20"/>
-                <w:szCs w:val="20"/>
-                <w:rtl/>
-                <w:lang w:bidi="ar-IQ"/>
-              </w:rPr>
-              <w:t xml:space="preserve">ناجح بالدور:</w:t>
-            </w:r>
-            <w:r>
-              <w:rPr>
-                <w:rFonts w:asciiTheme="minorBidi" w:hAnsiTheme="minorBidi" w:cstheme="minorBidi"/>
-                <w:sz w:val="20"/>
-                <w:szCs w:val="20"/>
-                <w:rtl/>
-                <w:lang w:bidi="ar-IQ"/>
-              </w:rPr>
-              <w:t xml:space="preserve"> الثاني</w:t>
-            </w:r>
-          </w:p>
-        </w:tc>
-      </w:tr>
-    </w:tbl>
-    <w:p>
-      <w:pPr>
-        <w:keepNext/>
-        <w:keepLines/>
-        <w:spacing w:line="240" w:lineRule="auto"/>
-        <w:rPr>
-          <w:rFonts w:asciiTheme="majorBidi" w:hAnsiTheme="majorBidi" w:cstheme="majorBidi"/>
-          <w:sz w:val="24"/>
-          <w:szCs w:val="24"/>
-          <w:lang w:bidi="ar-IQ"/>
-        </w:rPr>
-      </w:pPr>
-      <w:r>
-        <w:rPr>
-          <w:rFonts w:asciiTheme="majorBidi" w:hAnsiTheme="majorBidi" w:cstheme="majorBidi"/>
-          <w:sz w:val="24"/>
-          <w:szCs w:val="24"/>
-          <w:rtl/>
-          <w:lang w:bidi="ar-IQ"/>
-        </w:rPr>
-        <w:t xml:space="preserve"/>
-      </w:r>
-    </w:p>
-    <w:tbl>
-      <w:tblPr>
-        <w:tblStyle w:val="TableGrid"/>
-        <w:bidiVisual/>
-        <w:tblW w:w="5000" w:type="pct"/>
-        <w:tblLayout w:type="fixed"/>
-        <w:tblLook w:val="04A0" w:firstRow="1" w:lastRow="0" w:firstColumn="1" w:lastColumn="0" w:noHBand="0" w:noVBand="1"/>
-      </w:tblPr>
-      <w:tblGrid>
-        <w:gridCol w:w="3823"/>
-        <w:gridCol w:w="707"/>
-        <w:gridCol w:w="698"/>
-        <w:gridCol w:w="10"/>
-        <w:gridCol w:w="3829"/>
-        <w:gridCol w:w="709"/>
-        <w:gridCol w:w="680"/>
-      </w:tblGrid>
-      <w:tr>
-        <w:trPr>
-          <w:cantSplit/>
-        </w:trPr>
-        <w:tc>
-          <w:tcPr>
-            <w:tcW w:w="5000" w:type="pct"/>
-            <w:gridSpan w:val="7"/>
-          </w:tcPr>
-          <w:p>
-            <w:pPr>
-              <w:keepNext/>
-              <w:keepLines/>
-              <w:spacing w:after="0"/>
-              <w:jc w:val="center"/>
-              <w:rPr>
-                <w:rFonts w:asciiTheme="majorBidi" w:hAnsiTheme="majorBidi" w:cstheme="majorBidi"/>
-                <w:sz w:val="20"/>
-                <w:szCs w:val="20"/>
-                <w:rtl/>
-                <w:lang w:bidi="ar-IQ"/>
-              </w:rPr>
-            </w:pPr>
-            <w:r>
-              <w:rPr>
-                <w:rFonts w:asciiTheme="majorBidi" w:hAnsiTheme="majorBidi" w:cstheme="majorBidi"/>
-                <w:sz w:val="20"/>
-                <w:szCs w:val="20"/>
-                <w:rtl/>
-                <w:lang w:bidi="ar-IQ"/>
-              </w:rPr>
-              <w:t xml:space="preserve">العام الدراسي ‎٢٠١٧-٢٠١٨‎</w:t>
+            <w:tcW w:w="1828" w:type="pct"/>
+          </w:tcPr>
+          <w:p>
+            <w:pPr>
+              <w:keepNext/>
+              <w:keepLines/>
+              <w:spacing w:after="0"/>
+              <w:rPr>
+                <w:rFonts w:asciiTheme="majorBidi" w:hAnsiTheme="majorBidi" w:cstheme="majorBidi"/>
+                <w:sz w:val="20"/>
+                <w:szCs w:val="20"/>
+                <w:lang w:bidi="ar-IQ"/>
+              </w:rPr>
+            </w:pPr>
+            <w:r>
+              <w:rPr>
+                <w:rFonts w:asciiTheme="majorBidi" w:hAnsiTheme="majorBidi" w:cstheme="majorBidi"/>
+                <w:sz w:val="20"/>
+                <w:szCs w:val="20"/>
+                <w:rtl/>
+                <w:lang w:bidi="ar-IQ"/>
+              </w:rPr>
+              <w:t xml:space="preserve">أمنية الشبكات</w:t>
+            </w:r>
+          </w:p>
+        </w:tc>
+        <w:tc>
+          <w:tcPr>
+            <w:tcW w:w="338" w:type="pct"/>
+          </w:tcPr>
+          <w:p>
+            <w:pPr>
+              <w:keepNext/>
+              <w:keepLines/>
+              <w:spacing w:after="0"/>
+              <w:rPr>
+                <w:rFonts w:asciiTheme="majorBidi" w:hAnsiTheme="majorBidi" w:cstheme="majorBidi"/>
+                <w:sz w:val="20"/>
+                <w:szCs w:val="20"/>
+                <w:lang w:bidi="ar-IQ"/>
+              </w:rPr>
+            </w:pPr>
+            <w:r>
+              <w:rPr>
+                <w:rFonts w:asciiTheme="majorBidi" w:hAnsiTheme="majorBidi" w:cstheme="majorBidi"/>
+                <w:sz w:val="20"/>
+                <w:szCs w:val="20"/>
+                <w:rtl/>
+                <w:lang w:bidi="ar-IQ"/>
+              </w:rPr>
+              <w:t xml:space="preserve">٨٣</w:t>
+            </w:r>
+          </w:p>
+        </w:tc>
+        <w:tc>
+          <w:tcPr>
+            <w:tcW w:w="339" w:type="pct"/>
+            <w:gridSpan w:val="2"/>
+          </w:tcPr>
+          <w:p>
+            <w:pPr>
+              <w:keepNext/>
+              <w:keepLines/>
+              <w:spacing w:after="0"/>
+              <w:rPr>
+                <w:rFonts w:asciiTheme="majorBidi" w:hAnsiTheme="majorBidi" w:cstheme="majorBidi"/>
+                <w:sz w:val="20"/>
+                <w:szCs w:val="20"/>
+                <w:lang w:bidi="ar-IQ"/>
+              </w:rPr>
+            </w:pPr>
+            <w:r>
+              <w:rPr>
+                <w:rFonts w:asciiTheme="majorBidi" w:hAnsiTheme="majorBidi" w:cstheme="majorBidi"/>
+                <w:sz w:val="20"/>
+                <w:szCs w:val="20"/>
+                <w:rtl/>
+                <w:lang w:bidi="ar-IQ"/>
+              </w:rPr>
+              <w:t xml:space="preserve">٣</w:t>
+            </w:r>
+          </w:p>
+        </w:tc>
+        <w:tc>
+          <w:tcPr>
+            <w:tcW w:w="1831" w:type="pct"/>
+          </w:tcPr>
+          <w:p>
+            <w:pPr>
+              <w:keepNext/>
+              <w:keepLines/>
+              <w:spacing w:after="0"/>
+              <w:rPr>
+                <w:rFonts w:asciiTheme="majorBidi" w:hAnsiTheme="majorBidi" w:cstheme="majorBidi"/>
+                <w:sz w:val="20"/>
+                <w:szCs w:val="20"/>
+                <w:lang w:bidi="ar-IQ"/>
+              </w:rPr>
+            </w:pPr>
+            <w:r>
+              <w:rPr>
+                <w:rFonts w:asciiTheme="majorBidi" w:hAnsiTheme="majorBidi" w:cstheme="majorBidi"/>
+                <w:sz w:val="20"/>
+                <w:szCs w:val="20"/>
+                <w:rtl/>
+                <w:lang w:bidi="ar-IQ"/>
+              </w:rPr>
+              <w:t xml:space="preserve">الرسم بالحاسوب ثنائي الأبعاد</w:t>
+            </w:r>
+          </w:p>
+        </w:tc>
+        <w:tc>
+          <w:tcPr>
+            <w:tcW w:w="339" w:type="pct"/>
+          </w:tcPr>
+          <w:p>
+            <w:pPr>
+              <w:keepNext/>
+              <w:keepLines/>
+              <w:spacing w:after="0"/>
+              <w:rPr>
+                <w:rFonts w:asciiTheme="majorBidi" w:hAnsiTheme="majorBidi" w:cstheme="majorBidi"/>
+                <w:sz w:val="20"/>
+                <w:szCs w:val="20"/>
+                <w:lang w:bidi="ar-IQ"/>
+              </w:rPr>
+            </w:pPr>
+            <w:r>
+              <w:rPr>
+                <w:rFonts w:asciiTheme="majorBidi" w:hAnsiTheme="majorBidi" w:cstheme="majorBidi"/>
+                <w:sz w:val="20"/>
+                <w:szCs w:val="20"/>
+                <w:rtl/>
+                <w:lang w:bidi="ar-IQ"/>
+              </w:rPr>
+              <w:t xml:space="preserve">٧٤</w:t>
+            </w:r>
+          </w:p>
+        </w:tc>
+        <w:tc>
+          <w:tcPr>
+            <w:tcW w:w="325" w:type="pct"/>
+          </w:tcPr>
+          <w:p>
+            <w:pPr>
+              <w:keepNext/>
+              <w:keepLines/>
+              <w:spacing w:after="0"/>
+              <w:rPr>
+                <w:rFonts w:asciiTheme="majorBidi" w:hAnsiTheme="majorBidi" w:cstheme="majorBidi"/>
+                <w:sz w:val="20"/>
+                <w:szCs w:val="20"/>
+              </w:rPr>
+            </w:pPr>
+            <w:r>
+              <w:rPr>
+                <w:rFonts w:asciiTheme="majorBidi" w:hAnsiTheme="majorBidi" w:cstheme="majorBidi"/>
+                <w:sz w:val="20"/>
+                <w:szCs w:val="20"/>
+                <w:rtl/>
+                <w:lang w:bidi="ar-IQ"/>
+              </w:rPr>
+              <w:t xml:space="preserve">٣</w:t>
             </w:r>
           </w:p>
         </w:tc>
@@ -4570,58 +5620,169 @@
         </w:trPr>
         <w:tc>
           <w:tcPr>
-            <w:tcW w:w="2505" w:type="pct"/>
-            <w:gridSpan w:val="4"/>
-          </w:tcPr>
-          <w:p>
-            <w:pPr>
-              <w:keepNext/>
-              <w:keepLines/>
-              <w:spacing w:after="0"/>
-              <w:rPr>
-                <w:rFonts w:asciiTheme="majorBidi" w:hAnsiTheme="majorBidi" w:cstheme="majorBidi"/>
-                <w:sz w:val="20"/>
-                <w:szCs w:val="20"/>
-                <w:lang w:bidi="ar-IQ"/>
-              </w:rPr>
-            </w:pPr>
-            <w:r>
-              <w:rPr>
-                <w:rFonts w:asciiTheme="majorBidi" w:hAnsiTheme="majorBidi" w:cstheme="majorBidi"/>
-                <w:sz w:val="20"/>
-                <w:szCs w:val="20"/>
-                <w:rtl/>
-                <w:lang w:bidi="ar-IQ"/>
-              </w:rPr>
-              <w:t xml:space="preserve">الفصل الأول</w:t>
-            </w:r>
-          </w:p>
-        </w:tc>
-        <w:tc>
-          <w:tcPr>
-            <w:tcW w:w="2495" w:type="pct"/>
-            <w:gridSpan w:val="3"/>
-          </w:tcPr>
-          <w:p>
-            <w:pPr>
-              <w:keepNext/>
-              <w:keepLines/>
-              <w:spacing w:after="0"/>
-              <w:rPr>
-                <w:rFonts w:asciiTheme="majorBidi" w:hAnsiTheme="majorBidi" w:cstheme="majorBidi"/>
-                <w:sz w:val="20"/>
-                <w:szCs w:val="20"/>
-              </w:rPr>
-            </w:pPr>
-            <w:r>
-              <w:rPr>
-                <w:rFonts w:asciiTheme="majorBidi" w:hAnsiTheme="majorBidi" w:cstheme="majorBidi"/>
-                <w:sz w:val="20"/>
-                <w:szCs w:val="20"/>
-                <w:rtl/>
-                <w:lang w:bidi="ar-IQ"/>
-              </w:rPr>
-              <w:t xml:space="preserve">الفصل الثاني</w:t>
+            <w:tcW w:w="1828" w:type="pct"/>
+          </w:tcPr>
+          <w:p>
+            <w:pPr>
+              <w:keepNext/>
+              <w:keepLines/>
+              <w:spacing w:after="0"/>
+              <w:rPr>
+                <w:rFonts w:asciiTheme="majorBidi" w:hAnsiTheme="majorBidi" w:cstheme="majorBidi"/>
+                <w:sz w:val="20"/>
+                <w:szCs w:val="20"/>
+                <w:lang w:bidi="ar-IQ"/>
+              </w:rPr>
+            </w:pPr>
+            <w:r>
+              <w:rPr>
+                <w:rFonts w:asciiTheme="majorBidi" w:hAnsiTheme="majorBidi" w:cstheme="majorBidi"/>
+                <w:sz w:val="20"/>
+                <w:szCs w:val="20"/>
+                <w:rtl/>
+                <w:lang w:bidi="ar-IQ"/>
+              </w:rPr>
+              <w:t xml:space="preserve">الذكاء الحاسوبي</w:t>
+            </w:r>
+          </w:p>
+        </w:tc>
+        <w:tc>
+          <w:tcPr>
+            <w:tcW w:w="338" w:type="pct"/>
+          </w:tcPr>
+          <w:p>
+            <w:pPr>
+              <w:keepNext/>
+              <w:keepLines/>
+              <w:spacing w:after="0"/>
+              <w:rPr>
+                <w:rFonts w:asciiTheme="majorBidi" w:hAnsiTheme="majorBidi" w:cstheme="majorBidi"/>
+                <w:sz w:val="20"/>
+                <w:szCs w:val="20"/>
+                <w:lang w:bidi="ar-IQ"/>
+              </w:rPr>
+            </w:pPr>
+            <w:r>
+              <w:rPr>
+                <w:rFonts w:asciiTheme="majorBidi" w:hAnsiTheme="majorBidi" w:cstheme="majorBidi"/>
+                <w:sz w:val="20"/>
+                <w:szCs w:val="20"/>
+                <w:rtl/>
+                <w:lang w:bidi="ar-IQ"/>
+              </w:rPr>
+              <w:t xml:space="preserve">٦٨</w:t>
+            </w:r>
+          </w:p>
+        </w:tc>
+        <w:tc>
+          <w:tcPr>
+            <w:tcW w:w="339" w:type="pct"/>
+            <w:gridSpan w:val="2"/>
+          </w:tcPr>
+          <w:p>
+            <w:pPr>
+              <w:keepNext/>
+              <w:keepLines/>
+              <w:spacing w:after="0"/>
+              <w:rPr>
+                <w:rFonts w:asciiTheme="majorBidi" w:hAnsiTheme="majorBidi" w:cstheme="majorBidi"/>
+                <w:sz w:val="20"/>
+                <w:szCs w:val="20"/>
+                <w:lang w:bidi="ar-IQ"/>
+              </w:rPr>
+            </w:pPr>
+            <w:r>
+              <w:rPr>
+                <w:rFonts w:asciiTheme="majorBidi" w:hAnsiTheme="majorBidi" w:cstheme="majorBidi"/>
+                <w:sz w:val="20"/>
+                <w:szCs w:val="20"/>
+                <w:rtl/>
+                <w:lang w:bidi="ar-IQ"/>
+              </w:rPr>
+              <w:t xml:space="preserve">٣</w:t>
+            </w:r>
+          </w:p>
+        </w:tc>
+        <w:tc>
+          <w:tcPr>
+            <w:tcW w:w="1831" w:type="pct"/>
+          </w:tcPr>
+          <w:p>
+            <w:pPr>
+              <w:keepNext/>
+              <w:keepLines/>
+              <w:spacing w:after="0"/>
+              <w:rPr>
+                <w:rFonts w:asciiTheme="majorBidi" w:hAnsiTheme="majorBidi" w:cstheme="majorBidi"/>
+                <w:sz w:val="20"/>
+                <w:szCs w:val="20"/>
+                <w:lang w:bidi="ar-IQ"/>
+              </w:rPr>
+            </w:pPr>
+            <w:r>
+              <w:rPr>
+                <w:rFonts w:asciiTheme="majorBidi" w:hAnsiTheme="majorBidi" w:cstheme="majorBidi"/>
+                <w:sz w:val="20"/>
+                <w:szCs w:val="20"/>
+                <w:rtl/>
+                <w:lang w:bidi="ar-IQ"/>
+              </w:rPr>
+              <w:t xml:space="preserve">المتحكم المنطقي المبرمج</w:t>
+            </w:r>
+          </w:p>
+        </w:tc>
+        <w:tc>
+          <w:tcPr>
+            <w:tcW w:w="339" w:type="pct"/>
+          </w:tcPr>
+          <w:p>
+            <w:pPr>
+              <w:keepNext/>
+              <w:keepLines/>
+              <w:spacing w:after="0"/>
+              <w:rPr>
+                <w:rFonts w:asciiTheme="majorBidi" w:hAnsiTheme="majorBidi" w:cstheme="majorBidi"/>
+                <w:sz w:val="20"/>
+                <w:szCs w:val="20"/>
+                <w:lang w:bidi="ar-IQ"/>
+              </w:rPr>
+            </w:pPr>
+            <w:r>
+              <w:rPr>
+                <w:rFonts w:asciiTheme="majorBidi" w:hAnsiTheme="majorBidi" w:cstheme="majorBidi"/>
+                <w:sz w:val="20"/>
+                <w:szCs w:val="20"/>
+                <w:rtl/>
+                <w:lang w:bidi="ar-IQ"/>
+              </w:rPr>
+              <w:t xml:space="preserve">٦٢</w:t>
+            </w:r>
+          </w:p>
+        </w:tc>
+        <w:tc>
+          <w:tcPr>
+            <w:tcW w:w="325" w:type="pct"/>
+          </w:tcPr>
+          <w:p>
+            <w:pPr>
+              <w:keepNext/>
+              <w:keepLines/>
+              <w:spacing w:after="0"/>
+              <w:rPr>
+                <w:rFonts w:asciiTheme="majorBidi" w:hAnsiTheme="majorBidi" w:cstheme="majorBidi"/>
+                <w:sz w:val="20"/>
+                <w:szCs w:val="20"/>
+              </w:rPr>
+            </w:pPr>
+            <w:r>
+              <w:rPr>
+                <w:rFonts w:asciiTheme="majorBidi" w:hAnsiTheme="majorBidi" w:cstheme="majorBidi"/>
+                <w:sz w:val="20"/>
+                <w:szCs w:val="20"/>
+                <w:rtl/>
+                <w:lang w:bidi="ar-IQ"/>
+              </w:rPr>
+              <w:t xml:space="preserve">٣</w:t>
             </w:r>
           </w:p>
         </w:tc>
@@ -4641,23 +5802,20 @@
               <w:spacing w:after="0"/>
               <w:rPr>
                 <w:rFonts w:asciiTheme="majorBidi" w:hAnsiTheme="majorBidi" w:cstheme="majorBidi"/>
-                <w:b/>
-                <w:bCs/>
-                <w:sz w:val="20"/>
-                <w:szCs w:val="20"/>
-                <w:lang w:bidi="ar-IQ"/>
-              </w:rPr>
-            </w:pPr>
-            <w:r>
-              <w:rPr>
-                <w:rFonts w:asciiTheme="majorBidi" w:hAnsiTheme="majorBidi" w:cstheme="majorBidi"/>
-                <w:b/>
-                <w:bCs/>
-                <w:sz w:val="20"/>
-                <w:szCs w:val="20"/>
-                <w:rtl/>
-              </w:rPr>
-              <w:t>المادة الدراسية</w:t>
+                <w:sz w:val="20"/>
+                <w:szCs w:val="20"/>
+                <w:lang w:bidi="ar-IQ"/>
+              </w:rPr>
+            </w:pPr>
+            <w:r>
+              <w:rPr>
+                <w:rFonts w:asciiTheme="majorBidi" w:hAnsiTheme="majorBidi" w:cstheme="majorBidi"/>
+                <w:sz w:val="20"/>
+                <w:szCs w:val="20"/>
+                <w:rtl/>
+                <w:lang w:bidi="ar-IQ"/>
+              </w:rPr>
+              <w:t xml:space="preserve">المشروع 1</w:t>
             </w:r>
           </w:p>
         </w:tc>
@@ -4672,23 +5830,20 @@
               <w:spacing w:after="0"/>
               <w:rPr>
                 <w:rFonts w:asciiTheme="majorBidi" w:hAnsiTheme="majorBidi" w:cstheme="majorBidi"/>
-                <w:b/>
-                <w:bCs/>
-                <w:sz w:val="20"/>
-                <w:szCs w:val="20"/>
-                <w:lang w:bidi="ar-IQ"/>
-              </w:rPr>
-            </w:pPr>
-            <w:r>
-              <w:rPr>
-                <w:rFonts w:asciiTheme="majorBidi" w:hAnsiTheme="majorBidi" w:cstheme="majorBidi"/>
-                <w:b/>
-                <w:bCs/>
-                <w:sz w:val="20"/>
-                <w:szCs w:val="20"/>
-                <w:rtl/>
-              </w:rPr>
-              <w:t>الدرجة</w:t>
+                <w:sz w:val="20"/>
+                <w:szCs w:val="20"/>
+                <w:lang w:bidi="ar-IQ"/>
+              </w:rPr>
+            </w:pPr>
+            <w:r>
+              <w:rPr>
+                <w:rFonts w:asciiTheme="majorBidi" w:hAnsiTheme="majorBidi" w:cstheme="majorBidi"/>
+                <w:sz w:val="20"/>
+                <w:szCs w:val="20"/>
+                <w:rtl/>
+                <w:lang w:bidi="ar-IQ"/>
+              </w:rPr>
+              <w:t xml:space="preserve">٨٩</w:t>
             </w:r>
           </w:p>
         </w:tc>
@@ -4704,23 +5859,20 @@
               <w:spacing w:after="0"/>
               <w:rPr>
                 <w:rFonts w:asciiTheme="majorBidi" w:hAnsiTheme="majorBidi" w:cstheme="majorBidi"/>
-                <w:b/>
-                <w:bCs/>
-                <w:sz w:val="20"/>
-                <w:szCs w:val="20"/>
-                <w:lang w:bidi="ar-IQ"/>
-              </w:rPr>
-            </w:pPr>
-            <w:r>
-              <w:rPr>
-                <w:rFonts w:asciiTheme="majorBidi" w:hAnsiTheme="majorBidi" w:cstheme="majorBidi"/>
-                <w:b/>
-                <w:bCs/>
-                <w:sz w:val="20"/>
-                <w:szCs w:val="20"/>
-                <w:rtl/>
-              </w:rPr>
-              <w:t>الوحدة</w:t>
+                <w:sz w:val="20"/>
+                <w:szCs w:val="20"/>
+                <w:lang w:bidi="ar-IQ"/>
+              </w:rPr>
+            </w:pPr>
+            <w:r>
+              <w:rPr>
+                <w:rFonts w:asciiTheme="majorBidi" w:hAnsiTheme="majorBidi" w:cstheme="majorBidi"/>
+                <w:sz w:val="20"/>
+                <w:szCs w:val="20"/>
+                <w:rtl/>
+                <w:lang w:bidi="ar-IQ"/>
+              </w:rPr>
+              <w:t xml:space="preserve">٢</w:t>
             </w:r>
           </w:p>
         </w:tc>
@@ -4735,23 +5887,20 @@
               <w:spacing w:after="0"/>
               <w:rPr>
                 <w:rFonts w:asciiTheme="majorBidi" w:hAnsiTheme="majorBidi" w:cstheme="majorBidi"/>
-                <w:b/>
-                <w:bCs/>
-                <w:sz w:val="20"/>
-                <w:szCs w:val="20"/>
-                <w:lang w:bidi="ar-IQ"/>
-              </w:rPr>
-            </w:pPr>
-            <w:r>
-              <w:rPr>
-                <w:rFonts w:asciiTheme="majorBidi" w:hAnsiTheme="majorBidi" w:cstheme="majorBidi"/>
-                <w:b/>
-                <w:bCs/>
-                <w:sz w:val="20"/>
-                <w:szCs w:val="20"/>
-                <w:rtl/>
-              </w:rPr>
-              <w:t>المادة الدراسية</w:t>
+                <w:sz w:val="20"/>
+                <w:szCs w:val="20"/>
+                <w:lang w:bidi="ar-IQ"/>
+              </w:rPr>
+            </w:pPr>
+            <w:r>
+              <w:rPr>
+                <w:rFonts w:asciiTheme="majorBidi" w:hAnsiTheme="majorBidi" w:cstheme="majorBidi"/>
+                <w:sz w:val="20"/>
+                <w:szCs w:val="20"/>
+                <w:rtl/>
+                <w:lang w:bidi="ar-IQ"/>
+              </w:rPr>
+              <w:t xml:space="preserve">النظرية الاحتسابية*</w:t>
             </w:r>
           </w:p>
         </w:tc>
@@ -4766,23 +5915,20 @@
               <w:spacing w:after="0"/>
               <w:rPr>
                 <w:rFonts w:asciiTheme="majorBidi" w:hAnsiTheme="majorBidi" w:cstheme="majorBidi"/>
-                <w:b/>
-                <w:bCs/>
-                <w:sz w:val="20"/>
-                <w:szCs w:val="20"/>
-                <w:lang w:bidi="ar-IQ"/>
-              </w:rPr>
-            </w:pPr>
-            <w:r>
-              <w:rPr>
-                <w:rFonts w:asciiTheme="majorBidi" w:hAnsiTheme="majorBidi" w:cstheme="majorBidi"/>
-                <w:b/>
-                <w:bCs/>
-                <w:sz w:val="20"/>
-                <w:szCs w:val="20"/>
-                <w:rtl/>
-              </w:rPr>
-              <w:t>الدرجة</w:t>
+                <w:sz w:val="20"/>
+                <w:szCs w:val="20"/>
+                <w:lang w:bidi="ar-IQ"/>
+              </w:rPr>
+            </w:pPr>
+            <w:r>
+              <w:rPr>
+                <w:rFonts w:asciiTheme="majorBidi" w:hAnsiTheme="majorBidi" w:cstheme="majorBidi"/>
+                <w:sz w:val="20"/>
+                <w:szCs w:val="20"/>
+                <w:rtl/>
+                <w:lang w:bidi="ar-IQ"/>
+              </w:rPr>
+              <w:t xml:space="preserve">٦١</w:t>
             </w:r>
           </w:p>
         </w:tc>
@@ -4797,22 +5943,19 @@
               <w:spacing w:after="0"/>
               <w:rPr>
                 <w:rFonts w:asciiTheme="majorBidi" w:hAnsiTheme="majorBidi" w:cstheme="majorBidi"/>
-                <w:b/>
-                <w:bCs/>
-                <w:sz w:val="20"/>
-                <w:szCs w:val="20"/>
-              </w:rPr>
-            </w:pPr>
-            <w:r>
-              <w:rPr>
-                <w:rFonts w:asciiTheme="majorBidi" w:hAnsiTheme="majorBidi" w:cstheme="majorBidi"/>
-                <w:b/>
-                <w:bCs/>
-                <w:sz w:val="20"/>
-                <w:szCs w:val="20"/>
-                <w:rtl/>
-              </w:rPr>
-              <w:t>الوحدة</w:t>
+                <w:sz w:val="20"/>
+                <w:szCs w:val="20"/>
+              </w:rPr>
+            </w:pPr>
+            <w:r>
+              <w:rPr>
+                <w:rFonts w:asciiTheme="majorBidi" w:hAnsiTheme="majorBidi" w:cstheme="majorBidi"/>
+                <w:sz w:val="20"/>
+                <w:szCs w:val="20"/>
+                <w:rtl/>
+                <w:lang w:bidi="ar-IQ"/>
+              </w:rPr>
+              <w:t xml:space="preserve">٣</w:t>
             </w:r>
           </w:p>
         </w:tc>
@@ -4845,7 +5988,7 @@
                 <w:rtl/>
                 <w:lang w:bidi="ar-IQ"/>
               </w:rPr>
-              <w:t xml:space="preserve">أساسيات الذكاء الاصطناعي</w:t>
+              <w:t xml:space="preserve">الوسائط المتعددة</w:t>
             </w:r>
           </w:p>
         </w:tc>
@@ -4873,7 +6016,7 @@
                 <w:rtl/>
                 <w:lang w:bidi="ar-IQ"/>
               </w:rPr>
-              <w:t xml:space="preserve">٥٠</w:t>
+              <w:t xml:space="preserve">٦٨</w:t>
             </w:r>
           </w:p>
         </w:tc>
@@ -4930,7 +6073,7 @@
                 <w:rtl/>
                 <w:lang w:bidi="ar-IQ"/>
               </w:rPr>
-              <w:t xml:space="preserve">بحوث العمليات</w:t>
+              <w:t xml:space="preserve">تطبيقات الحاسوب في الاعمال</w:t>
             </w:r>
           </w:p>
         </w:tc>
@@ -4958,7 +6101,7 @@
                 <w:rtl/>
                 <w:lang w:bidi="ar-IQ"/>
               </w:rPr>
-              <w:t xml:space="preserve">٦٠</w:t>
+              <w:t xml:space="preserve">٦٤</w:t>
             </w:r>
           </w:p>
         </w:tc>
@@ -4985,7 +6128,7 @@
                 <w:rtl/>
                 <w:lang w:bidi="ar-IQ"/>
               </w:rPr>
-              <w:t xml:space="preserve">٣</w:t>
+              <w:t xml:space="preserve">٢</w:t>
             </w:r>
           </w:p>
         </w:tc>
@@ -5018,7 +6161,7 @@
                 <w:rtl/>
                 <w:lang w:bidi="ar-IQ"/>
               </w:rPr>
-              <w:t xml:space="preserve">المترجمات</w:t>
+              <w:t xml:space="preserve">برمجة الألعاب*</w:t>
             </w:r>
           </w:p>
         </w:tc>
@@ -5046,7 +6189,7 @@
                 <w:rtl/>
                 <w:lang w:bidi="ar-IQ"/>
               </w:rPr>
-              <w:t xml:space="preserve">٥٨</w:t>
+              <w:t xml:space="preserve">٦٢</w:t>
             </w:r>
           </w:p>
         </w:tc>
@@ -5075,7 +6218,7 @@
                 <w:rtl/>
                 <w:lang w:bidi="ar-IQ"/>
               </w:rPr>
-              <w:t xml:space="preserve">٤</w:t>
+              <w:t xml:space="preserve">٢</w:t>
             </w:r>
           </w:p>
         </w:tc>
@@ -5103,7 +6246,7 @@
                 <w:rtl/>
                 <w:lang w:bidi="ar-IQ"/>
               </w:rPr>
-              <w:t xml:space="preserve">شبكات الحاسوب 1</w:t>
+              <w:t xml:space="preserve">تفاعل الانسان مع الحاسوب</w:t>
             </w:r>
           </w:p>
         </w:tc>
@@ -5131,7 +6274,7 @@
                 <w:rtl/>
                 <w:lang w:bidi="ar-IQ"/>
               </w:rPr>
-              <w:t xml:space="preserve">٦٣</w:t>
+              <w:t xml:space="preserve">٧٩</w:t>
             </w:r>
           </w:p>
         </w:tc>
@@ -5158,7 +6301,7 @@
                 <w:rtl/>
                 <w:lang w:bidi="ar-IQ"/>
               </w:rPr>
-              <w:t xml:space="preserve">٣</w:t>
+              <w:t xml:space="preserve">٢</w:t>
             </w:r>
           </w:p>
         </w:tc>
@@ -5191,7 +6334,7 @@
                 <w:rtl/>
                 <w:lang w:bidi="ar-IQ"/>
               </w:rPr>
-              <w:t xml:space="preserve">تصميم المواقع</w:t>
+              <w:t xml:space="preserve">نظم التشغيل المتقدم</w:t>
             </w:r>
           </w:p>
         </w:tc>
@@ -5248,90 +6391,90 @@
                 <w:rtl/>
                 <w:lang w:bidi="ar-IQ"/>
               </w:rPr>
+              <w:t xml:space="preserve">٢</w:t>
+            </w:r>
+          </w:p>
+        </w:tc>
+        <w:tc>
+          <w:tcPr>
+            <w:tcW w:w="1831" w:type="pct"/>
+          </w:tcPr>
+          <w:p>
+            <w:pPr>
+              <w:keepNext/>
+              <w:keepLines/>
+              <w:spacing w:after="0"/>
+              <w:rPr>
+                <w:rFonts w:asciiTheme="majorBidi" w:hAnsiTheme="majorBidi" w:cstheme="majorBidi"/>
+                <w:sz w:val="20"/>
+                <w:szCs w:val="20"/>
+                <w:lang w:bidi="ar-IQ"/>
+              </w:rPr>
+            </w:pPr>
+            <w:r>
+              <w:rPr>
+                <w:rFonts w:asciiTheme="majorBidi" w:hAnsiTheme="majorBidi" w:cstheme="majorBidi"/>
+                <w:sz w:val="20"/>
+                <w:szCs w:val="20"/>
+                <w:rtl/>
+                <w:lang w:bidi="ar-IQ"/>
+              </w:rPr>
+              <w:t xml:space="preserve">هياكل البيانات 1</w:t>
+            </w:r>
+          </w:p>
+        </w:tc>
+        <w:tc>
+          <w:tcPr>
+            <w:tcW w:w="339" w:type="pct"/>
+          </w:tcPr>
+          <w:p>
+            <w:pPr>
+              <w:keepNext/>
+              <w:keepLines/>
+              <w:spacing w:after="0"/>
+              <w:rPr>
+                <w:rFonts w:asciiTheme="majorBidi" w:hAnsiTheme="majorBidi" w:cstheme="majorBidi"/>
+                <w:sz w:val="20"/>
+                <w:szCs w:val="20"/>
+                <w:lang w:bidi="ar-IQ"/>
+              </w:rPr>
+            </w:pPr>
+            <w:r>
+              <w:rPr>
+                <w:rFonts w:asciiTheme="majorBidi" w:hAnsiTheme="majorBidi" w:cstheme="majorBidi"/>
+                <w:sz w:val="20"/>
+                <w:szCs w:val="20"/>
+                <w:rtl/>
+                <w:lang w:bidi="ar-IQ"/>
+              </w:rPr>
+              <w:t xml:space="preserve">٥٦</w:t>
+            </w:r>
+          </w:p>
+        </w:tc>
+        <w:tc>
+          <w:tcPr>
+            <w:tcW w:w="325" w:type="pct"/>
+          </w:tcPr>
+          <w:p>
+            <w:pPr>
+              <w:keepNext/>
+              <w:keepLines/>
+              <w:spacing w:after="0"/>
+              <w:rPr>
+                <w:rFonts w:asciiTheme="majorBidi" w:hAnsiTheme="majorBidi" w:cstheme="majorBidi"/>
+                <w:sz w:val="20"/>
+                <w:szCs w:val="20"/>
+              </w:rPr>
+            </w:pPr>
+            <w:r>
+              <w:rPr>
+                <w:rFonts w:asciiTheme="majorBidi" w:hAnsiTheme="majorBidi" w:cstheme="majorBidi"/>
+                <w:sz w:val="20"/>
+                <w:szCs w:val="20"/>
+                <w:rtl/>
+                <w:lang w:bidi="ar-IQ"/>
+              </w:rPr>
               <w:t xml:space="preserve">٣</w:t>
-            </w:r>
-          </w:p>
-        </w:tc>
-        <w:tc>
-          <w:tcPr>
-            <w:tcW w:w="1831" w:type="pct"/>
-          </w:tcPr>
-          <w:p>
-            <w:pPr>
-              <w:keepNext/>
-              <w:keepLines/>
-              <w:spacing w:after="0"/>
-              <w:rPr>
-                <w:rFonts w:asciiTheme="majorBidi" w:hAnsiTheme="majorBidi" w:cstheme="majorBidi"/>
-                <w:sz w:val="20"/>
-                <w:szCs w:val="20"/>
-                <w:lang w:bidi="ar-IQ"/>
-              </w:rPr>
-            </w:pPr>
-            <w:r>
-              <w:rPr>
-                <w:rFonts w:asciiTheme="majorBidi" w:hAnsiTheme="majorBidi" w:cstheme="majorBidi"/>
-                <w:sz w:val="20"/>
-                <w:szCs w:val="20"/>
-                <w:rtl/>
-                <w:lang w:bidi="ar-IQ"/>
-              </w:rPr>
-              <w:t xml:space="preserve">فلسفة</w:t>
-            </w:r>
-          </w:p>
-        </w:tc>
-        <w:tc>
-          <w:tcPr>
-            <w:tcW w:w="339" w:type="pct"/>
-          </w:tcPr>
-          <w:p>
-            <w:pPr>
-              <w:keepNext/>
-              <w:keepLines/>
-              <w:spacing w:after="0"/>
-              <w:rPr>
-                <w:rFonts w:asciiTheme="majorBidi" w:hAnsiTheme="majorBidi" w:cstheme="majorBidi"/>
-                <w:sz w:val="20"/>
-                <w:szCs w:val="20"/>
-                <w:lang w:bidi="ar-IQ"/>
-              </w:rPr>
-            </w:pPr>
-            <w:r>
-              <w:rPr>
-                <w:rFonts w:asciiTheme="majorBidi" w:hAnsiTheme="majorBidi" w:cstheme="majorBidi"/>
-                <w:sz w:val="20"/>
-                <w:szCs w:val="20"/>
-                <w:rtl/>
-                <w:lang w:bidi="ar-IQ"/>
-              </w:rPr>
-              <w:t xml:space="preserve">٥٩</w:t>
-            </w:r>
-          </w:p>
-        </w:tc>
-        <w:tc>
-          <w:tcPr>
-            <w:tcW w:w="325" w:type="pct"/>
-          </w:tcPr>
-          <w:p>
-            <w:pPr>
-              <w:keepNext/>
-              <w:keepLines/>
-              <w:spacing w:after="0"/>
-              <w:rPr>
-                <w:rFonts w:asciiTheme="majorBidi" w:hAnsiTheme="majorBidi" w:cstheme="majorBidi"/>
-                <w:sz w:val="20"/>
-                <w:szCs w:val="20"/>
-              </w:rPr>
-            </w:pPr>
-            <w:r>
-              <w:rPr>
-                <w:rFonts w:asciiTheme="majorBidi" w:hAnsiTheme="majorBidi" w:cstheme="majorBidi"/>
-                <w:sz w:val="20"/>
-                <w:szCs w:val="20"/>
-                <w:rtl/>
-                <w:lang w:bidi="ar-IQ"/>
-              </w:rPr>
-              <w:t xml:space="preserve">٢</w:t>
             </w:r>
           </w:p>
         </w:tc>
@@ -5364,7 +6507,7 @@
                 <w:rtl/>
                 <w:lang w:bidi="ar-IQ"/>
               </w:rPr>
-              <w:t xml:space="preserve">التمثيل المرئي للبيانات</w:t>
+              <w:t xml:space="preserve">نمذجة الحاسوب و محاكاته</w:t>
             </w:r>
           </w:p>
         </w:tc>
@@ -5392,7 +6535,7 @@
                 <w:rtl/>
                 <w:lang w:bidi="ar-IQ"/>
               </w:rPr>
-              <w:t xml:space="preserve">٧٦</w:t>
+              <w:t xml:space="preserve">٧٨</w:t>
             </w:r>
           </w:p>
         </w:tc>
@@ -5449,7 +6592,7 @@
                 <w:rtl/>
                 <w:lang w:bidi="ar-IQ"/>
               </w:rPr>
-              <w:t xml:space="preserve">هندسة البرامجيات</w:t>
+              <w:t xml:space="preserve"/>
             </w:r>
           </w:p>
         </w:tc>
@@ -5477,7 +6620,7 @@
                 <w:rtl/>
                 <w:lang w:bidi="ar-IQ"/>
               </w:rPr>
-              <w:t xml:space="preserve">٦٢</w:t>
+              <w:t xml:space="preserve"/>
             </w:r>
           </w:p>
         </w:tc>
@@ -5504,7 +6647,7 @@
                 <w:rtl/>
                 <w:lang w:bidi="ar-IQ"/>
               </w:rPr>
-              <w:t xml:space="preserve">٣</w:t>
+              <w:t xml:space="preserve"/>
             </w:r>
           </w:p>
         </w:tc>
@@ -5515,352 +6658,6 @@
         </w:trPr>
         <w:tc>
           <w:tcPr>
-            <w:tcW w:w="1828" w:type="pct"/>
-          </w:tcPr>
-          <w:p>
-            <w:pPr>
-              <w:keepNext/>
-              <w:keepLines/>
-              <w:spacing w:after="0"/>
-              <w:rPr>
-                <w:rFonts w:asciiTheme="majorBidi" w:hAnsiTheme="majorBidi" w:cstheme="majorBidi"/>
-                <w:sz w:val="20"/>
-                <w:szCs w:val="20"/>
-                <w:lang w:bidi="ar-IQ"/>
-              </w:rPr>
-            </w:pPr>
-            <w:r>
-              <w:rPr>
-                <w:rFonts w:asciiTheme="majorBidi" w:hAnsiTheme="majorBidi" w:cstheme="majorBidi"/>
-                <w:sz w:val="20"/>
-                <w:szCs w:val="20"/>
-                <w:rtl/>
-                <w:lang w:bidi="ar-IQ"/>
-              </w:rPr>
-              <w:t xml:space="preserve">قواعد البيانات الموزعة</w:t>
-            </w:r>
-          </w:p>
-        </w:tc>
-        <w:tc>
-          <w:tcPr>
-            <w:tcW w:w="338" w:type="pct"/>
-          </w:tcPr>
-          <w:p>
-            <w:pPr>
-              <w:keepNext/>
-              <w:keepLines/>
-              <w:spacing w:after="0"/>
-              <w:rPr>
-                <w:rFonts w:asciiTheme="majorBidi" w:hAnsiTheme="majorBidi" w:cstheme="majorBidi"/>
-                <w:sz w:val="20"/>
-                <w:szCs w:val="20"/>
-                <w:lang w:bidi="ar-IQ"/>
-              </w:rPr>
-            </w:pPr>
-            <w:r>
-              <w:rPr>
-                <w:rFonts w:asciiTheme="majorBidi" w:hAnsiTheme="majorBidi" w:cstheme="majorBidi"/>
-                <w:sz w:val="20"/>
-                <w:szCs w:val="20"/>
-                <w:rtl/>
-                <w:lang w:bidi="ar-IQ"/>
-              </w:rPr>
-              <w:t xml:space="preserve">٦٤</w:t>
-            </w:r>
-          </w:p>
-        </w:tc>
-        <w:tc>
-          <w:tcPr>
-            <w:tcW w:w="339" w:type="pct"/>
-            <w:gridSpan w:val="2"/>
-          </w:tcPr>
-          <w:p>
-            <w:pPr>
-              <w:keepNext/>
-              <w:keepLines/>
-              <w:spacing w:after="0"/>
-              <w:rPr>
-                <w:rFonts w:asciiTheme="majorBidi" w:hAnsiTheme="majorBidi" w:cstheme="majorBidi"/>
-                <w:sz w:val="20"/>
-                <w:szCs w:val="20"/>
-                <w:lang w:bidi="ar-IQ"/>
-              </w:rPr>
-            </w:pPr>
-            <w:r>
-              <w:rPr>
-                <w:rFonts w:asciiTheme="majorBidi" w:hAnsiTheme="majorBidi" w:cstheme="majorBidi"/>
-                <w:sz w:val="20"/>
-                <w:szCs w:val="20"/>
-                <w:rtl/>
-                <w:lang w:bidi="ar-IQ"/>
-              </w:rPr>
-              <w:t xml:space="preserve">٣</w:t>
-            </w:r>
-          </w:p>
-        </w:tc>
-        <w:tc>
-          <w:tcPr>
-            <w:tcW w:w="1831" w:type="pct"/>
-          </w:tcPr>
-          <w:p>
-            <w:pPr>
-              <w:keepNext/>
-              <w:keepLines/>
-              <w:spacing w:after="0"/>
-              <w:rPr>
-                <w:rFonts w:asciiTheme="majorBidi" w:hAnsiTheme="majorBidi" w:cstheme="majorBidi"/>
-                <w:sz w:val="20"/>
-                <w:szCs w:val="20"/>
-                <w:lang w:bidi="ar-IQ"/>
-              </w:rPr>
-            </w:pPr>
-            <w:r>
-              <w:rPr>
-                <w:rFonts w:asciiTheme="majorBidi" w:hAnsiTheme="majorBidi" w:cstheme="majorBidi"/>
-                <w:sz w:val="20"/>
-                <w:szCs w:val="20"/>
-                <w:rtl/>
-                <w:lang w:bidi="ar-IQ"/>
-              </w:rPr>
-              <w:t xml:space="preserve">التنقيب عن البيانات</w:t>
-            </w:r>
-          </w:p>
-        </w:tc>
-        <w:tc>
-          <w:tcPr>
-            <w:tcW w:w="339" w:type="pct"/>
-          </w:tcPr>
-          <w:p>
-            <w:pPr>
-              <w:keepNext/>
-              <w:keepLines/>
-              <w:spacing w:after="0"/>
-              <w:rPr>
-                <w:rFonts w:asciiTheme="majorBidi" w:hAnsiTheme="majorBidi" w:cstheme="majorBidi"/>
-                <w:sz w:val="20"/>
-                <w:szCs w:val="20"/>
-                <w:lang w:bidi="ar-IQ"/>
-              </w:rPr>
-            </w:pPr>
-            <w:r>
-              <w:rPr>
-                <w:rFonts w:asciiTheme="majorBidi" w:hAnsiTheme="majorBidi" w:cstheme="majorBidi"/>
-                <w:sz w:val="20"/>
-                <w:szCs w:val="20"/>
-                <w:rtl/>
-                <w:lang w:bidi="ar-IQ"/>
-              </w:rPr>
-              <w:t xml:space="preserve">٥٠</w:t>
-            </w:r>
-          </w:p>
-        </w:tc>
-        <w:tc>
-          <w:tcPr>
-            <w:tcW w:w="325" w:type="pct"/>
-          </w:tcPr>
-          <w:p>
-            <w:pPr>
-              <w:keepNext/>
-              <w:keepLines/>
-              <w:spacing w:after="0"/>
-              <w:rPr>
-                <w:rFonts w:asciiTheme="majorBidi" w:hAnsiTheme="majorBidi" w:cstheme="majorBidi"/>
-                <w:sz w:val="20"/>
-                <w:szCs w:val="20"/>
-              </w:rPr>
-            </w:pPr>
-            <w:r>
-              <w:rPr>
-                <w:rFonts w:asciiTheme="majorBidi" w:hAnsiTheme="majorBidi" w:cstheme="majorBidi"/>
-                <w:sz w:val="20"/>
-                <w:szCs w:val="20"/>
-                <w:rtl/>
-                <w:lang w:bidi="ar-IQ"/>
-              </w:rPr>
-              <w:t xml:space="preserve">٢</w:t>
-            </w:r>
-          </w:p>
-        </w:tc>
-      </w:tr>
-      <w:tr>
-        <w:trPr>
-          <w:cantSplit/>
-        </w:trPr>
-        <w:tc>
-          <w:tcPr>
-            <w:tcW w:w="1828" w:type="pct"/>
-          </w:tcPr>
-          <w:p>
-            <w:pPr>
-              <w:keepNext/>
-              <w:keepLines/>
-              <w:spacing w:after="0"/>
-              <w:rPr>
-                <w:rFonts w:asciiTheme="majorBidi" w:hAnsiTheme="majorBidi" w:cstheme="majorBidi"/>
-                <w:sz w:val="20"/>
-                <w:szCs w:val="20"/>
-                <w:lang w:bidi="ar-IQ"/>
-              </w:rPr>
-            </w:pPr>
-            <w:r>
-              <w:rPr>
-                <w:rFonts w:asciiTheme="majorBidi" w:hAnsiTheme="majorBidi" w:cstheme="majorBidi"/>
-                <w:sz w:val="20"/>
-                <w:szCs w:val="20"/>
-                <w:rtl/>
-                <w:lang w:bidi="ar-IQ"/>
-              </w:rPr>
-              <w:t xml:space="preserve"/>
-            </w:r>
-          </w:p>
-        </w:tc>
-        <w:tc>
-          <w:tcPr>
-            <w:tcW w:w="338" w:type="pct"/>
-          </w:tcPr>
-          <w:p>
-            <w:pPr>
-              <w:keepNext/>
-              <w:keepLines/>
-              <w:spacing w:after="0"/>
-              <w:rPr>
-                <w:rFonts w:asciiTheme="majorBidi" w:hAnsiTheme="majorBidi" w:cstheme="majorBidi"/>
-                <w:sz w:val="20"/>
-                <w:szCs w:val="20"/>
-                <w:lang w:bidi="ar-IQ"/>
-              </w:rPr>
-            </w:pPr>
-            <w:r>
-              <w:rPr>
-                <w:rFonts w:asciiTheme="majorBidi" w:hAnsiTheme="majorBidi" w:cstheme="majorBidi"/>
-                <w:sz w:val="20"/>
-                <w:szCs w:val="20"/>
-                <w:rtl/>
-                <w:lang w:bidi="ar-IQ"/>
-              </w:rPr>
-              <w:t xml:space="preserve"/>
-            </w:r>
-          </w:p>
-        </w:tc>
-        <w:tc>
-          <w:tcPr>
-            <w:tcW w:w="339" w:type="pct"/>
-            <w:gridSpan w:val="2"/>
-          </w:tcPr>
-          <w:p>
-            <w:pPr>
-              <w:keepNext/>
-              <w:keepLines/>
-              <w:spacing w:after="0"/>
-              <w:rPr>
-                <w:rFonts w:asciiTheme="majorBidi" w:hAnsiTheme="majorBidi" w:cstheme="majorBidi"/>
-                <w:sz w:val="20"/>
-                <w:szCs w:val="20"/>
-                <w:lang w:bidi="ar-IQ"/>
-              </w:rPr>
-            </w:pPr>
-            <w:r>
-              <w:rPr>
-                <w:rFonts w:asciiTheme="majorBidi" w:hAnsiTheme="majorBidi" w:cstheme="majorBidi"/>
-                <w:sz w:val="20"/>
-                <w:szCs w:val="20"/>
-                <w:rtl/>
-                <w:lang w:bidi="ar-IQ"/>
-              </w:rPr>
-              <w:t xml:space="preserve"/>
-            </w:r>
-          </w:p>
-        </w:tc>
-        <w:tc>
-          <w:tcPr>
-            <w:tcW w:w="1831" w:type="pct"/>
-          </w:tcPr>
-          <w:p>
-            <w:pPr>
-              <w:keepNext/>
-              <w:keepLines/>
-              <w:spacing w:after="0"/>
-              <w:rPr>
-                <w:rFonts w:asciiTheme="majorBidi" w:hAnsiTheme="majorBidi" w:cstheme="majorBidi"/>
-                <w:sz w:val="20"/>
-                <w:szCs w:val="20"/>
-                <w:lang w:bidi="ar-IQ"/>
-              </w:rPr>
-            </w:pPr>
-            <w:r>
-              <w:rPr>
-                <w:rFonts w:asciiTheme="majorBidi" w:hAnsiTheme="majorBidi" w:cstheme="majorBidi"/>
-                <w:sz w:val="20"/>
-                <w:szCs w:val="20"/>
-                <w:rtl/>
-                <w:lang w:bidi="ar-IQ"/>
-              </w:rPr>
-              <w:t xml:space="preserve">شبكات الحاسوب 2*</w:t>
-            </w:r>
-          </w:p>
-        </w:tc>
-        <w:tc>
-          <w:tcPr>
-            <w:tcW w:w="339" w:type="pct"/>
-          </w:tcPr>
-          <w:p>
-            <w:pPr>
-              <w:keepNext/>
-              <w:keepLines/>
-              <w:spacing w:after="0"/>
-              <w:rPr>
-                <w:rFonts w:asciiTheme="majorBidi" w:hAnsiTheme="majorBidi" w:cstheme="majorBidi"/>
-                <w:sz w:val="20"/>
-                <w:szCs w:val="20"/>
-                <w:lang w:bidi="ar-IQ"/>
-              </w:rPr>
-            </w:pPr>
-            <w:r>
-              <w:rPr>
-                <w:rFonts w:asciiTheme="majorBidi" w:hAnsiTheme="majorBidi" w:cstheme="majorBidi"/>
-                <w:sz w:val="20"/>
-                <w:szCs w:val="20"/>
-                <w:rtl/>
-                <w:lang w:bidi="ar-IQ"/>
-              </w:rPr>
-              <w:t xml:space="preserve">٧٥</w:t>
-            </w:r>
-          </w:p>
-        </w:tc>
-        <w:tc>
-          <w:tcPr>
-            <w:tcW w:w="325" w:type="pct"/>
-          </w:tcPr>
-          <w:p>
-            <w:pPr>
-              <w:keepNext/>
-              <w:keepLines/>
-              <w:spacing w:after="0"/>
-              <w:rPr>
-                <w:rFonts w:asciiTheme="majorBidi" w:hAnsiTheme="majorBidi" w:cstheme="majorBidi"/>
-                <w:sz w:val="20"/>
-                <w:szCs w:val="20"/>
-              </w:rPr>
-            </w:pPr>
-            <w:r>
-              <w:rPr>
-                <w:rFonts w:asciiTheme="majorBidi" w:hAnsiTheme="majorBidi" w:cstheme="majorBidi"/>
-                <w:sz w:val="20"/>
-                <w:szCs w:val="20"/>
-                <w:rtl/>
-                <w:lang w:bidi="ar-IQ"/>
-              </w:rPr>
-              <w:t xml:space="preserve">٣</w:t>
-            </w:r>
-          </w:p>
-        </w:tc>
-      </w:tr>
-      <w:tr>
-        <w:trPr>
-          <w:cantSplit/>
-        </w:trPr>
-        <w:tc>
-          <w:tcPr>
             <w:tcW w:w="2500" w:type="pct"/>
             <w:gridSpan w:val="3"/>
           </w:tcPr>
@@ -5934,1632 +6731,7 @@
                 <w:rtl/>
                 <w:lang w:bidi="ar-IQ"/>
               </w:rPr>
-              <w:t xml:space="preserve"> الأول</w:t>
-            </w:r>
-          </w:p>
-        </w:tc>
-      </w:tr>
-    </w:tbl>
-    <w:p>
-      <w:pPr>
-        <w:keepNext/>
-        <w:keepLines/>
-        <w:spacing w:line="240" w:lineRule="auto"/>
-        <w:rPr>
-          <w:rFonts w:asciiTheme="majorBidi" w:hAnsiTheme="majorBidi" w:cstheme="majorBidi"/>
-          <w:sz w:val="24"/>
-          <w:szCs w:val="24"/>
-          <w:lang w:bidi="ar-IQ"/>
-        </w:rPr>
-      </w:pPr>
-      <w:r>
-        <w:rPr>
-          <w:rFonts w:asciiTheme="majorBidi" w:hAnsiTheme="majorBidi" w:cstheme="majorBidi"/>
-          <w:sz w:val="24"/>
-          <w:szCs w:val="24"/>
-          <w:rtl/>
-          <w:lang w:bidi="ar-IQ"/>
-        </w:rPr>
-        <w:t xml:space="preserve"/>
-      </w:r>
-    </w:p>
-    <w:tbl>
-      <w:tblPr>
-        <w:tblStyle w:val="TableGrid"/>
-        <w:bidiVisual/>
-        <w:tblW w:w="5000" w:type="pct"/>
-        <w:tblLayout w:type="fixed"/>
-        <w:tblLook w:val="04A0" w:firstRow="1" w:lastRow="0" w:firstColumn="1" w:lastColumn="0" w:noHBand="0" w:noVBand="1"/>
-      </w:tblPr>
-      <w:tblGrid>
-        <w:gridCol w:w="3823"/>
-        <w:gridCol w:w="707"/>
-        <w:gridCol w:w="698"/>
-        <w:gridCol w:w="10"/>
-        <w:gridCol w:w="3829"/>
-        <w:gridCol w:w="709"/>
-        <w:gridCol w:w="680"/>
-      </w:tblGrid>
-      <w:tr>
-        <w:trPr>
-          <w:cantSplit/>
-        </w:trPr>
-        <w:tc>
-          <w:tcPr>
-            <w:tcW w:w="5000" w:type="pct"/>
-            <w:gridSpan w:val="7"/>
-          </w:tcPr>
-          <w:p>
-            <w:pPr>
-              <w:keepNext/>
-              <w:keepLines/>
-              <w:spacing w:after="0"/>
-              <w:jc w:val="center"/>
-              <w:rPr>
-                <w:rFonts w:asciiTheme="majorBidi" w:hAnsiTheme="majorBidi" w:cstheme="majorBidi"/>
-                <w:sz w:val="20"/>
-                <w:szCs w:val="20"/>
-                <w:rtl/>
-                <w:lang w:bidi="ar-IQ"/>
-              </w:rPr>
-            </w:pPr>
-            <w:r>
-              <w:rPr>
-                <w:rFonts w:asciiTheme="majorBidi" w:hAnsiTheme="majorBidi" w:cstheme="majorBidi"/>
-                <w:sz w:val="20"/>
-                <w:szCs w:val="20"/>
-                <w:rtl/>
-                <w:lang w:bidi="ar-IQ"/>
-              </w:rPr>
-              <w:t xml:space="preserve">العام الدراسي ‎٢٠١٧-٢٠١٨‎</w:t>
-            </w:r>
-          </w:p>
-        </w:tc>
-      </w:tr>
-      <w:tr>
-        <w:trPr>
-          <w:cantSplit/>
-        </w:trPr>
-        <w:tc>
-          <w:tcPr>
-            <w:tcW w:w="2505" w:type="pct"/>
-            <w:gridSpan w:val="4"/>
-          </w:tcPr>
-          <w:p>
-            <w:pPr>
-              <w:keepNext/>
-              <w:keepLines/>
-              <w:spacing w:after="0"/>
-              <w:rPr>
-                <w:rFonts w:asciiTheme="majorBidi" w:hAnsiTheme="majorBidi" w:cstheme="majorBidi"/>
-                <w:sz w:val="20"/>
-                <w:szCs w:val="20"/>
-                <w:lang w:bidi="ar-IQ"/>
-              </w:rPr>
-            </w:pPr>
-            <w:r>
-              <w:rPr>
-                <w:rFonts w:asciiTheme="majorBidi" w:hAnsiTheme="majorBidi" w:cstheme="majorBidi"/>
-                <w:sz w:val="20"/>
-                <w:szCs w:val="20"/>
-                <w:rtl/>
-                <w:lang w:bidi="ar-IQ"/>
-              </w:rPr>
-              <w:t xml:space="preserve">الفصل الأول</w:t>
-            </w:r>
-          </w:p>
-        </w:tc>
-        <w:tc>
-          <w:tcPr>
-            <w:tcW w:w="2495" w:type="pct"/>
-            <w:gridSpan w:val="3"/>
-          </w:tcPr>
-          <w:p>
-            <w:pPr>
-              <w:keepNext/>
-              <w:keepLines/>
-              <w:spacing w:after="0"/>
-              <w:rPr>
-                <w:rFonts w:asciiTheme="majorBidi" w:hAnsiTheme="majorBidi" w:cstheme="majorBidi"/>
-                <w:sz w:val="20"/>
-                <w:szCs w:val="20"/>
-              </w:rPr>
-            </w:pPr>
-            <w:r>
-              <w:rPr>
-                <w:rFonts w:asciiTheme="majorBidi" w:hAnsiTheme="majorBidi" w:cstheme="majorBidi"/>
-                <w:sz w:val="20"/>
-                <w:szCs w:val="20"/>
-                <w:rtl/>
-                <w:lang w:bidi="ar-IQ"/>
-              </w:rPr>
-              <w:t xml:space="preserve">الفصل الثاني</w:t>
-            </w:r>
-          </w:p>
-        </w:tc>
-      </w:tr>
-      <w:tr>
-        <w:trPr>
-          <w:cantSplit/>
-        </w:trPr>
-        <w:tc>
-          <w:tcPr>
-            <w:tcW w:w="1828" w:type="pct"/>
-          </w:tcPr>
-          <w:p>
-            <w:pPr>
-              <w:keepNext/>
-              <w:keepLines/>
-              <w:spacing w:after="0"/>
-              <w:rPr>
-                <w:rFonts w:asciiTheme="majorBidi" w:hAnsiTheme="majorBidi" w:cstheme="majorBidi"/>
-                <w:b/>
-                <w:bCs/>
-                <w:sz w:val="20"/>
-                <w:szCs w:val="20"/>
-                <w:lang w:bidi="ar-IQ"/>
-              </w:rPr>
-            </w:pPr>
-            <w:r>
-              <w:rPr>
-                <w:rFonts w:asciiTheme="majorBidi" w:hAnsiTheme="majorBidi" w:cstheme="majorBidi"/>
-                <w:b/>
-                <w:bCs/>
-                <w:sz w:val="20"/>
-                <w:szCs w:val="20"/>
-                <w:rtl/>
-              </w:rPr>
-              <w:t>المادة الدراسية</w:t>
-            </w:r>
-          </w:p>
-        </w:tc>
-        <w:tc>
-          <w:tcPr>
-            <w:tcW w:w="338" w:type="pct"/>
-          </w:tcPr>
-          <w:p>
-            <w:pPr>
-              <w:keepNext/>
-              <w:keepLines/>
-              <w:spacing w:after="0"/>
-              <w:rPr>
-                <w:rFonts w:asciiTheme="majorBidi" w:hAnsiTheme="majorBidi" w:cstheme="majorBidi"/>
-                <w:b/>
-                <w:bCs/>
-                <w:sz w:val="20"/>
-                <w:szCs w:val="20"/>
-                <w:lang w:bidi="ar-IQ"/>
-              </w:rPr>
-            </w:pPr>
-            <w:r>
-              <w:rPr>
-                <w:rFonts w:asciiTheme="majorBidi" w:hAnsiTheme="majorBidi" w:cstheme="majorBidi"/>
-                <w:b/>
-                <w:bCs/>
-                <w:sz w:val="20"/>
-                <w:szCs w:val="20"/>
-                <w:rtl/>
-              </w:rPr>
-              <w:t>الدرجة</w:t>
-            </w:r>
-          </w:p>
-        </w:tc>
-        <w:tc>
-          <w:tcPr>
-            <w:tcW w:w="339" w:type="pct"/>
-            <w:gridSpan w:val="2"/>
-          </w:tcPr>
-          <w:p>
-            <w:pPr>
-              <w:keepNext/>
-              <w:keepLines/>
-              <w:spacing w:after="0"/>
-              <w:rPr>
-                <w:rFonts w:asciiTheme="majorBidi" w:hAnsiTheme="majorBidi" w:cstheme="majorBidi"/>
-                <w:b/>
-                <w:bCs/>
-                <w:sz w:val="20"/>
-                <w:szCs w:val="20"/>
-                <w:lang w:bidi="ar-IQ"/>
-              </w:rPr>
-            </w:pPr>
-            <w:r>
-              <w:rPr>
-                <w:rFonts w:asciiTheme="majorBidi" w:hAnsiTheme="majorBidi" w:cstheme="majorBidi"/>
-                <w:b/>
-                <w:bCs/>
-                <w:sz w:val="20"/>
-                <w:szCs w:val="20"/>
-                <w:rtl/>
-              </w:rPr>
-              <w:t>الوحدة</w:t>
-            </w:r>
-          </w:p>
-        </w:tc>
-        <w:tc>
-          <w:tcPr>
-            <w:tcW w:w="1831" w:type="pct"/>
-          </w:tcPr>
-          <w:p>
-            <w:pPr>
-              <w:keepNext/>
-              <w:keepLines/>
-              <w:spacing w:after="0"/>
-              <w:rPr>
-                <w:rFonts w:asciiTheme="majorBidi" w:hAnsiTheme="majorBidi" w:cstheme="majorBidi"/>
-                <w:b/>
-                <w:bCs/>
-                <w:sz w:val="20"/>
-                <w:szCs w:val="20"/>
-                <w:lang w:bidi="ar-IQ"/>
-              </w:rPr>
-            </w:pPr>
-            <w:r>
-              <w:rPr>
-                <w:rFonts w:asciiTheme="majorBidi" w:hAnsiTheme="majorBidi" w:cstheme="majorBidi"/>
-                <w:b/>
-                <w:bCs/>
-                <w:sz w:val="20"/>
-                <w:szCs w:val="20"/>
-                <w:rtl/>
-              </w:rPr>
-              <w:t>المادة الدراسية</w:t>
-            </w:r>
-          </w:p>
-        </w:tc>
-        <w:tc>
-          <w:tcPr>
-            <w:tcW w:w="339" w:type="pct"/>
-          </w:tcPr>
-          <w:p>
-            <w:pPr>
-              <w:keepNext/>
-              <w:keepLines/>
-              <w:spacing w:after="0"/>
-              <w:rPr>
-                <w:rFonts w:asciiTheme="majorBidi" w:hAnsiTheme="majorBidi" w:cstheme="majorBidi"/>
-                <w:b/>
-                <w:bCs/>
-                <w:sz w:val="20"/>
-                <w:szCs w:val="20"/>
-                <w:lang w:bidi="ar-IQ"/>
-              </w:rPr>
-            </w:pPr>
-            <w:r>
-              <w:rPr>
-                <w:rFonts w:asciiTheme="majorBidi" w:hAnsiTheme="majorBidi" w:cstheme="majorBidi"/>
-                <w:b/>
-                <w:bCs/>
-                <w:sz w:val="20"/>
-                <w:szCs w:val="20"/>
-                <w:rtl/>
-              </w:rPr>
-              <w:t>الدرجة</w:t>
-            </w:r>
-          </w:p>
-        </w:tc>
-        <w:tc>
-          <w:tcPr>
-            <w:tcW w:w="325" w:type="pct"/>
-          </w:tcPr>
-          <w:p>
-            <w:pPr>
-              <w:keepNext/>
-              <w:keepLines/>
-              <w:spacing w:after="0"/>
-              <w:rPr>
-                <w:rFonts w:asciiTheme="majorBidi" w:hAnsiTheme="majorBidi" w:cstheme="majorBidi"/>
-                <w:b/>
-                <w:bCs/>
-                <w:sz w:val="20"/>
-                <w:szCs w:val="20"/>
-              </w:rPr>
-            </w:pPr>
-            <w:r>
-              <w:rPr>
-                <w:rFonts w:asciiTheme="majorBidi" w:hAnsiTheme="majorBidi" w:cstheme="majorBidi"/>
-                <w:b/>
-                <w:bCs/>
-                <w:sz w:val="20"/>
-                <w:szCs w:val="20"/>
-                <w:rtl/>
-              </w:rPr>
-              <w:t>الوحدة</w:t>
-            </w:r>
-          </w:p>
-        </w:tc>
-      </w:tr>
-      <w:tr>
-        <w:trPr>
-          <w:cantSplit/>
-        </w:trPr>
-        <w:tc>
-          <w:tcPr>
-            <w:tcW w:w="1828" w:type="pct"/>
-          </w:tcPr>
-          <w:p>
-            <w:pPr>
-              <w:keepNext/>
-              <w:keepLines/>
-              <w:spacing w:after="0"/>
-              <w:rPr>
-                <w:rFonts w:asciiTheme="majorBidi" w:hAnsiTheme="majorBidi" w:cstheme="majorBidi"/>
-                <w:sz w:val="20"/>
-                <w:szCs w:val="20"/>
-                <w:lang w:bidi="ar-IQ"/>
-              </w:rPr>
-            </w:pPr>
-            <w:r>
-              <w:rPr>
-                <w:rFonts w:asciiTheme="majorBidi" w:hAnsiTheme="majorBidi" w:cstheme="majorBidi"/>
-                <w:sz w:val="20"/>
-                <w:szCs w:val="20"/>
-                <w:rtl/>
-                <w:lang w:bidi="ar-IQ"/>
-              </w:rPr>
-              <w:t xml:space="preserve">الأعمال الالكترونية</w:t>
-            </w:r>
-          </w:p>
-        </w:tc>
-        <w:tc>
-          <w:tcPr>
-            <w:tcW w:w="338" w:type="pct"/>
-          </w:tcPr>
-          <w:p>
-            <w:pPr>
-              <w:keepNext/>
-              <w:keepLines/>
-              <w:spacing w:after="0"/>
-              <w:rPr>
-                <w:rFonts w:asciiTheme="majorBidi" w:hAnsiTheme="majorBidi" w:cstheme="majorBidi"/>
-                <w:sz w:val="20"/>
-                <w:szCs w:val="20"/>
-                <w:lang w:bidi="ar-IQ"/>
-              </w:rPr>
-            </w:pPr>
-            <w:r>
-              <w:rPr>
-                <w:rFonts w:asciiTheme="majorBidi" w:hAnsiTheme="majorBidi" w:cstheme="majorBidi"/>
-                <w:sz w:val="20"/>
-                <w:szCs w:val="20"/>
-                <w:rtl/>
-                <w:lang w:bidi="ar-IQ"/>
-              </w:rPr>
-              <w:t xml:space="preserve">٥٣</w:t>
-            </w:r>
-          </w:p>
-        </w:tc>
-        <w:tc>
-          <w:tcPr>
-            <w:tcW w:w="339" w:type="pct"/>
-            <w:gridSpan w:val="2"/>
-          </w:tcPr>
-          <w:p>
-            <w:pPr>
-              <w:keepNext/>
-              <w:keepLines/>
-              <w:spacing w:after="0"/>
-              <w:rPr>
-                <w:rFonts w:asciiTheme="majorBidi" w:hAnsiTheme="majorBidi" w:cstheme="majorBidi"/>
-                <w:sz w:val="20"/>
-                <w:szCs w:val="20"/>
-                <w:lang w:bidi="ar-IQ"/>
-              </w:rPr>
-            </w:pPr>
-            <w:r>
-              <w:rPr>
-                <w:rFonts w:asciiTheme="majorBidi" w:hAnsiTheme="majorBidi" w:cstheme="majorBidi"/>
-                <w:sz w:val="20"/>
-                <w:szCs w:val="20"/>
-                <w:rtl/>
-                <w:lang w:bidi="ar-IQ"/>
-              </w:rPr>
-              <w:t xml:space="preserve">٢</w:t>
-            </w:r>
-          </w:p>
-        </w:tc>
-        <w:tc>
-          <w:tcPr>
-            <w:tcW w:w="1831" w:type="pct"/>
-          </w:tcPr>
-          <w:p>
-            <w:pPr>
-              <w:keepNext/>
-              <w:keepLines/>
-              <w:spacing w:after="0"/>
-              <w:rPr>
-                <w:rFonts w:asciiTheme="majorBidi" w:hAnsiTheme="majorBidi" w:cstheme="majorBidi"/>
-                <w:sz w:val="20"/>
-                <w:szCs w:val="20"/>
-                <w:lang w:bidi="ar-IQ"/>
-              </w:rPr>
-            </w:pPr>
-            <w:r>
-              <w:rPr>
-                <w:rFonts w:asciiTheme="majorBidi" w:hAnsiTheme="majorBidi" w:cstheme="majorBidi"/>
-                <w:sz w:val="20"/>
-                <w:szCs w:val="20"/>
-                <w:rtl/>
-                <w:lang w:bidi="ar-IQ"/>
-              </w:rPr>
-              <w:t xml:space="preserve">نمذجة الحاسوب و محاكاته</w:t>
-            </w:r>
-          </w:p>
-        </w:tc>
-        <w:tc>
-          <w:tcPr>
-            <w:tcW w:w="339" w:type="pct"/>
-          </w:tcPr>
-          <w:p>
-            <w:pPr>
-              <w:keepNext/>
-              <w:keepLines/>
-              <w:spacing w:after="0"/>
-              <w:rPr>
-                <w:rFonts w:asciiTheme="majorBidi" w:hAnsiTheme="majorBidi" w:cstheme="majorBidi"/>
-                <w:sz w:val="20"/>
-                <w:szCs w:val="20"/>
-                <w:lang w:bidi="ar-IQ"/>
-              </w:rPr>
-            </w:pPr>
-            <w:r>
-              <w:rPr>
-                <w:rFonts w:asciiTheme="majorBidi" w:hAnsiTheme="majorBidi" w:cstheme="majorBidi"/>
-                <w:sz w:val="20"/>
-                <w:szCs w:val="20"/>
-                <w:rtl/>
-                <w:lang w:bidi="ar-IQ"/>
-              </w:rPr>
-              <w:t xml:space="preserve">٧٨</w:t>
-            </w:r>
-          </w:p>
-        </w:tc>
-        <w:tc>
-          <w:tcPr>
-            <w:tcW w:w="325" w:type="pct"/>
-          </w:tcPr>
-          <w:p>
-            <w:pPr>
-              <w:keepNext/>
-              <w:keepLines/>
-              <w:spacing w:after="0"/>
-              <w:rPr>
-                <w:rFonts w:asciiTheme="majorBidi" w:hAnsiTheme="majorBidi" w:cstheme="majorBidi"/>
-                <w:sz w:val="20"/>
-                <w:szCs w:val="20"/>
-              </w:rPr>
-            </w:pPr>
-            <w:r>
-              <w:rPr>
-                <w:rFonts w:asciiTheme="majorBidi" w:hAnsiTheme="majorBidi" w:cstheme="majorBidi"/>
-                <w:sz w:val="20"/>
-                <w:szCs w:val="20"/>
-                <w:rtl/>
-                <w:lang w:bidi="ar-IQ"/>
-              </w:rPr>
-              <w:t xml:space="preserve">٣</w:t>
-            </w:r>
-          </w:p>
-        </w:tc>
-      </w:tr>
-      <w:tr>
-        <w:trPr>
-          <w:cantSplit/>
-        </w:trPr>
-        <w:tc>
-          <w:tcPr>
-            <w:tcW w:w="1828" w:type="pct"/>
-          </w:tcPr>
-          <w:p>
-            <w:pPr>
-              <w:keepNext/>
-              <w:keepLines/>
-              <w:spacing w:after="0"/>
-              <w:rPr>
-                <w:rFonts w:asciiTheme="majorBidi" w:hAnsiTheme="majorBidi" w:cstheme="majorBidi"/>
-                <w:sz w:val="20"/>
-                <w:szCs w:val="20"/>
-                <w:lang w:bidi="ar-IQ"/>
-              </w:rPr>
-            </w:pPr>
-            <w:r>
-              <w:rPr>
-                <w:rFonts w:asciiTheme="majorBidi" w:hAnsiTheme="majorBidi" w:cstheme="majorBidi"/>
-                <w:sz w:val="20"/>
-                <w:szCs w:val="20"/>
-                <w:rtl/>
-                <w:lang w:bidi="ar-IQ"/>
-              </w:rPr>
-              <w:t xml:space="preserve">تصميم المواقع المتقدم</w:t>
-            </w:r>
-          </w:p>
-        </w:tc>
-        <w:tc>
-          <w:tcPr>
-            <w:tcW w:w="338" w:type="pct"/>
-          </w:tcPr>
-          <w:p>
-            <w:pPr>
-              <w:keepNext/>
-              <w:keepLines/>
-              <w:spacing w:after="0"/>
-              <w:rPr>
-                <w:rFonts w:asciiTheme="majorBidi" w:hAnsiTheme="majorBidi" w:cstheme="majorBidi"/>
-                <w:sz w:val="20"/>
-                <w:szCs w:val="20"/>
-                <w:lang w:bidi="ar-IQ"/>
-              </w:rPr>
-            </w:pPr>
-            <w:r>
-              <w:rPr>
-                <w:rFonts w:asciiTheme="majorBidi" w:hAnsiTheme="majorBidi" w:cstheme="majorBidi"/>
-                <w:sz w:val="20"/>
-                <w:szCs w:val="20"/>
-                <w:rtl/>
-                <w:lang w:bidi="ar-IQ"/>
-              </w:rPr>
-              <w:t xml:space="preserve">٥٨</w:t>
-            </w:r>
-          </w:p>
-        </w:tc>
-        <w:tc>
-          <w:tcPr>
-            <w:tcW w:w="339" w:type="pct"/>
-            <w:gridSpan w:val="2"/>
-          </w:tcPr>
-          <w:p>
-            <w:pPr>
-              <w:keepNext/>
-              <w:keepLines/>
-              <w:spacing w:after="0"/>
-              <w:rPr>
-                <w:rFonts w:asciiTheme="majorBidi" w:hAnsiTheme="majorBidi" w:cstheme="majorBidi"/>
-                <w:sz w:val="20"/>
-                <w:szCs w:val="20"/>
-                <w:lang w:bidi="ar-IQ"/>
-              </w:rPr>
-            </w:pPr>
-            <w:r>
-              <w:rPr>
-                <w:rFonts w:asciiTheme="majorBidi" w:hAnsiTheme="majorBidi" w:cstheme="majorBidi"/>
-                <w:sz w:val="20"/>
-                <w:szCs w:val="20"/>
-                <w:rtl/>
-                <w:lang w:bidi="ar-IQ"/>
-              </w:rPr>
-              <w:t xml:space="preserve">٣</w:t>
-            </w:r>
-          </w:p>
-        </w:tc>
-        <w:tc>
-          <w:tcPr>
-            <w:tcW w:w="1831" w:type="pct"/>
-          </w:tcPr>
-          <w:p>
-            <w:pPr>
-              <w:keepNext/>
-              <w:keepLines/>
-              <w:spacing w:after="0"/>
-              <w:rPr>
-                <w:rFonts w:asciiTheme="majorBidi" w:hAnsiTheme="majorBidi" w:cstheme="majorBidi"/>
-                <w:sz w:val="20"/>
-                <w:szCs w:val="20"/>
-                <w:lang w:bidi="ar-IQ"/>
-              </w:rPr>
-            </w:pPr>
-            <w:r>
-              <w:rPr>
-                <w:rFonts w:asciiTheme="majorBidi" w:hAnsiTheme="majorBidi" w:cstheme="majorBidi"/>
-                <w:sz w:val="20"/>
-                <w:szCs w:val="20"/>
-                <w:rtl/>
-                <w:lang w:bidi="ar-IQ"/>
-              </w:rPr>
-              <w:t xml:space="preserve">أمنية الشبكات</w:t>
-            </w:r>
-          </w:p>
-        </w:tc>
-        <w:tc>
-          <w:tcPr>
-            <w:tcW w:w="339" w:type="pct"/>
-          </w:tcPr>
-          <w:p>
-            <w:pPr>
-              <w:keepNext/>
-              <w:keepLines/>
-              <w:spacing w:after="0"/>
-              <w:rPr>
-                <w:rFonts w:asciiTheme="majorBidi" w:hAnsiTheme="majorBidi" w:cstheme="majorBidi"/>
-                <w:sz w:val="20"/>
-                <w:szCs w:val="20"/>
-                <w:lang w:bidi="ar-IQ"/>
-              </w:rPr>
-            </w:pPr>
-            <w:r>
-              <w:rPr>
-                <w:rFonts w:asciiTheme="majorBidi" w:hAnsiTheme="majorBidi" w:cstheme="majorBidi"/>
-                <w:sz w:val="20"/>
-                <w:szCs w:val="20"/>
-                <w:rtl/>
-                <w:lang w:bidi="ar-IQ"/>
-              </w:rPr>
-              <w:t xml:space="preserve">٨٣</w:t>
-            </w:r>
-          </w:p>
-        </w:tc>
-        <w:tc>
-          <w:tcPr>
-            <w:tcW w:w="325" w:type="pct"/>
-          </w:tcPr>
-          <w:p>
-            <w:pPr>
-              <w:keepNext/>
-              <w:keepLines/>
-              <w:spacing w:after="0"/>
-              <w:rPr>
-                <w:rFonts w:asciiTheme="majorBidi" w:hAnsiTheme="majorBidi" w:cstheme="majorBidi"/>
-                <w:sz w:val="20"/>
-                <w:szCs w:val="20"/>
-              </w:rPr>
-            </w:pPr>
-            <w:r>
-              <w:rPr>
-                <w:rFonts w:asciiTheme="majorBidi" w:hAnsiTheme="majorBidi" w:cstheme="majorBidi"/>
-                <w:sz w:val="20"/>
-                <w:szCs w:val="20"/>
-                <w:rtl/>
-                <w:lang w:bidi="ar-IQ"/>
-              </w:rPr>
-              <w:t xml:space="preserve">٣</w:t>
-            </w:r>
-          </w:p>
-        </w:tc>
-      </w:tr>
-      <w:tr>
-        <w:trPr>
-          <w:cantSplit/>
-        </w:trPr>
-        <w:tc>
-          <w:tcPr>
-            <w:tcW w:w="1828" w:type="pct"/>
-          </w:tcPr>
-          <w:p>
-            <w:pPr>
-              <w:keepNext/>
-              <w:keepLines/>
-              <w:spacing w:after="0"/>
-              <w:rPr>
-                <w:rFonts w:asciiTheme="majorBidi" w:hAnsiTheme="majorBidi" w:cstheme="majorBidi"/>
-                <w:sz w:val="20"/>
-                <w:szCs w:val="20"/>
-                <w:lang w:bidi="ar-IQ"/>
-              </w:rPr>
-            </w:pPr>
-            <w:r>
-              <w:rPr>
-                <w:rFonts w:asciiTheme="majorBidi" w:hAnsiTheme="majorBidi" w:cstheme="majorBidi"/>
-                <w:sz w:val="20"/>
-                <w:szCs w:val="20"/>
-                <w:rtl/>
-                <w:lang w:bidi="ar-IQ"/>
-              </w:rPr>
-              <w:t xml:space="preserve">مواضيع مختارة</w:t>
-            </w:r>
-          </w:p>
-        </w:tc>
-        <w:tc>
-          <w:tcPr>
-            <w:tcW w:w="338" w:type="pct"/>
-          </w:tcPr>
-          <w:p>
-            <w:pPr>
-              <w:keepNext/>
-              <w:keepLines/>
-              <w:spacing w:after="0"/>
-              <w:rPr>
-                <w:rFonts w:asciiTheme="majorBidi" w:hAnsiTheme="majorBidi" w:cstheme="majorBidi"/>
-                <w:sz w:val="20"/>
-                <w:szCs w:val="20"/>
-                <w:lang w:bidi="ar-IQ"/>
-              </w:rPr>
-            </w:pPr>
-            <w:r>
-              <w:rPr>
-                <w:rFonts w:asciiTheme="majorBidi" w:hAnsiTheme="majorBidi" w:cstheme="majorBidi"/>
-                <w:sz w:val="20"/>
-                <w:szCs w:val="20"/>
-                <w:rtl/>
-                <w:lang w:bidi="ar-IQ"/>
-              </w:rPr>
-              <w:t xml:space="preserve">٥٥</w:t>
-            </w:r>
-          </w:p>
-        </w:tc>
-        <w:tc>
-          <w:tcPr>
-            <w:tcW w:w="339" w:type="pct"/>
-            <w:gridSpan w:val="2"/>
-          </w:tcPr>
-          <w:p>
-            <w:pPr>
-              <w:keepNext/>
-              <w:keepLines/>
-              <w:spacing w:after="0"/>
-              <w:rPr>
-                <w:rFonts w:asciiTheme="majorBidi" w:hAnsiTheme="majorBidi" w:cstheme="majorBidi"/>
-                <w:sz w:val="20"/>
-                <w:szCs w:val="20"/>
-                <w:lang w:bidi="ar-IQ"/>
-              </w:rPr>
-            </w:pPr>
-            <w:r>
-              <w:rPr>
-                <w:rFonts w:asciiTheme="majorBidi" w:hAnsiTheme="majorBidi" w:cstheme="majorBidi"/>
-                <w:sz w:val="20"/>
-                <w:szCs w:val="20"/>
-                <w:rtl/>
-                <w:lang w:bidi="ar-IQ"/>
-              </w:rPr>
-              <w:t xml:space="preserve">٣</w:t>
-            </w:r>
-          </w:p>
-        </w:tc>
-        <w:tc>
-          <w:tcPr>
-            <w:tcW w:w="1831" w:type="pct"/>
-          </w:tcPr>
-          <w:p>
-            <w:pPr>
-              <w:keepNext/>
-              <w:keepLines/>
-              <w:spacing w:after="0"/>
-              <w:rPr>
-                <w:rFonts w:asciiTheme="majorBidi" w:hAnsiTheme="majorBidi" w:cstheme="majorBidi"/>
-                <w:sz w:val="20"/>
-                <w:szCs w:val="20"/>
-                <w:lang w:bidi="ar-IQ"/>
-              </w:rPr>
-            </w:pPr>
-            <w:r>
-              <w:rPr>
-                <w:rFonts w:asciiTheme="majorBidi" w:hAnsiTheme="majorBidi" w:cstheme="majorBidi"/>
-                <w:sz w:val="20"/>
-                <w:szCs w:val="20"/>
-                <w:rtl/>
-                <w:lang w:bidi="ar-IQ"/>
-              </w:rPr>
-              <w:t xml:space="preserve">الذكاء الحاسوبي</w:t>
-            </w:r>
-          </w:p>
-        </w:tc>
-        <w:tc>
-          <w:tcPr>
-            <w:tcW w:w="339" w:type="pct"/>
-          </w:tcPr>
-          <w:p>
-            <w:pPr>
-              <w:keepNext/>
-              <w:keepLines/>
-              <w:spacing w:after="0"/>
-              <w:rPr>
-                <w:rFonts w:asciiTheme="majorBidi" w:hAnsiTheme="majorBidi" w:cstheme="majorBidi"/>
-                <w:sz w:val="20"/>
-                <w:szCs w:val="20"/>
-                <w:lang w:bidi="ar-IQ"/>
-              </w:rPr>
-            </w:pPr>
-            <w:r>
-              <w:rPr>
-                <w:rFonts w:asciiTheme="majorBidi" w:hAnsiTheme="majorBidi" w:cstheme="majorBidi"/>
-                <w:sz w:val="20"/>
-                <w:szCs w:val="20"/>
-                <w:rtl/>
-                <w:lang w:bidi="ar-IQ"/>
-              </w:rPr>
-              <w:t xml:space="preserve">٦٨</w:t>
-            </w:r>
-          </w:p>
-        </w:tc>
-        <w:tc>
-          <w:tcPr>
-            <w:tcW w:w="325" w:type="pct"/>
-          </w:tcPr>
-          <w:p>
-            <w:pPr>
-              <w:keepNext/>
-              <w:keepLines/>
-              <w:spacing w:after="0"/>
-              <w:rPr>
-                <w:rFonts w:asciiTheme="majorBidi" w:hAnsiTheme="majorBidi" w:cstheme="majorBidi"/>
-                <w:sz w:val="20"/>
-                <w:szCs w:val="20"/>
-              </w:rPr>
-            </w:pPr>
-            <w:r>
-              <w:rPr>
-                <w:rFonts w:asciiTheme="majorBidi" w:hAnsiTheme="majorBidi" w:cstheme="majorBidi"/>
-                <w:sz w:val="20"/>
-                <w:szCs w:val="20"/>
-                <w:rtl/>
-                <w:lang w:bidi="ar-IQ"/>
-              </w:rPr>
-              <w:t xml:space="preserve">٣</w:t>
-            </w:r>
-          </w:p>
-        </w:tc>
-      </w:tr>
-      <w:tr>
-        <w:trPr>
-          <w:cantSplit/>
-        </w:trPr>
-        <w:tc>
-          <w:tcPr>
-            <w:tcW w:w="1828" w:type="pct"/>
-          </w:tcPr>
-          <w:p>
-            <w:pPr>
-              <w:keepNext/>
-              <w:keepLines/>
-              <w:spacing w:after="0"/>
-              <w:rPr>
-                <w:rFonts w:asciiTheme="majorBidi" w:hAnsiTheme="majorBidi" w:cstheme="majorBidi"/>
-                <w:sz w:val="20"/>
-                <w:szCs w:val="20"/>
-                <w:lang w:bidi="ar-IQ"/>
-              </w:rPr>
-            </w:pPr>
-            <w:r>
-              <w:rPr>
-                <w:rFonts w:asciiTheme="majorBidi" w:hAnsiTheme="majorBidi" w:cstheme="majorBidi"/>
-                <w:sz w:val="20"/>
-                <w:szCs w:val="20"/>
-                <w:rtl/>
-                <w:lang w:bidi="ar-IQ"/>
-              </w:rPr>
-              <w:t xml:space="preserve">نظم التشغيل</w:t>
-            </w:r>
-          </w:p>
-        </w:tc>
-        <w:tc>
-          <w:tcPr>
-            <w:tcW w:w="338" w:type="pct"/>
-          </w:tcPr>
-          <w:p>
-            <w:pPr>
-              <w:keepNext/>
-              <w:keepLines/>
-              <w:spacing w:after="0"/>
-              <w:rPr>
-                <w:rFonts w:asciiTheme="majorBidi" w:hAnsiTheme="majorBidi" w:cstheme="majorBidi"/>
-                <w:sz w:val="20"/>
-                <w:szCs w:val="20"/>
-                <w:lang w:bidi="ar-IQ"/>
-              </w:rPr>
-            </w:pPr>
-            <w:r>
-              <w:rPr>
-                <w:rFonts w:asciiTheme="majorBidi" w:hAnsiTheme="majorBidi" w:cstheme="majorBidi"/>
-                <w:sz w:val="20"/>
-                <w:szCs w:val="20"/>
-                <w:rtl/>
-                <w:lang w:bidi="ar-IQ"/>
-              </w:rPr>
-              <w:t xml:space="preserve">٥١</w:t>
-            </w:r>
-          </w:p>
-        </w:tc>
-        <w:tc>
-          <w:tcPr>
-            <w:tcW w:w="339" w:type="pct"/>
-            <w:gridSpan w:val="2"/>
-          </w:tcPr>
-          <w:p>
-            <w:pPr>
-              <w:keepNext/>
-              <w:keepLines/>
-              <w:spacing w:after="0"/>
-              <w:rPr>
-                <w:rFonts w:asciiTheme="majorBidi" w:hAnsiTheme="majorBidi" w:cstheme="majorBidi"/>
-                <w:sz w:val="20"/>
-                <w:szCs w:val="20"/>
-                <w:lang w:bidi="ar-IQ"/>
-              </w:rPr>
-            </w:pPr>
-            <w:r>
-              <w:rPr>
-                <w:rFonts w:asciiTheme="majorBidi" w:hAnsiTheme="majorBidi" w:cstheme="majorBidi"/>
-                <w:sz w:val="20"/>
-                <w:szCs w:val="20"/>
-                <w:rtl/>
-                <w:lang w:bidi="ar-IQ"/>
-              </w:rPr>
-              <w:t xml:space="preserve">٣</w:t>
-            </w:r>
-          </w:p>
-        </w:tc>
-        <w:tc>
-          <w:tcPr>
-            <w:tcW w:w="1831" w:type="pct"/>
-          </w:tcPr>
-          <w:p>
-            <w:pPr>
-              <w:keepNext/>
-              <w:keepLines/>
-              <w:spacing w:after="0"/>
-              <w:rPr>
-                <w:rFonts w:asciiTheme="majorBidi" w:hAnsiTheme="majorBidi" w:cstheme="majorBidi"/>
-                <w:sz w:val="20"/>
-                <w:szCs w:val="20"/>
-                <w:lang w:bidi="ar-IQ"/>
-              </w:rPr>
-            </w:pPr>
-            <w:r>
-              <w:rPr>
-                <w:rFonts w:asciiTheme="majorBidi" w:hAnsiTheme="majorBidi" w:cstheme="majorBidi"/>
-                <w:sz w:val="20"/>
-                <w:szCs w:val="20"/>
-                <w:rtl/>
-                <w:lang w:bidi="ar-IQ"/>
-              </w:rPr>
-              <w:t xml:space="preserve">المشروع 1</w:t>
-            </w:r>
-          </w:p>
-        </w:tc>
-        <w:tc>
-          <w:tcPr>
-            <w:tcW w:w="339" w:type="pct"/>
-          </w:tcPr>
-          <w:p>
-            <w:pPr>
-              <w:keepNext/>
-              <w:keepLines/>
-              <w:spacing w:after="0"/>
-              <w:rPr>
-                <w:rFonts w:asciiTheme="majorBidi" w:hAnsiTheme="majorBidi" w:cstheme="majorBidi"/>
-                <w:sz w:val="20"/>
-                <w:szCs w:val="20"/>
-                <w:lang w:bidi="ar-IQ"/>
-              </w:rPr>
-            </w:pPr>
-            <w:r>
-              <w:rPr>
-                <w:rFonts w:asciiTheme="majorBidi" w:hAnsiTheme="majorBidi" w:cstheme="majorBidi"/>
-                <w:sz w:val="20"/>
-                <w:szCs w:val="20"/>
-                <w:rtl/>
-                <w:lang w:bidi="ar-IQ"/>
-              </w:rPr>
-              <w:t xml:space="preserve">٨٩</w:t>
-            </w:r>
-          </w:p>
-        </w:tc>
-        <w:tc>
-          <w:tcPr>
-            <w:tcW w:w="325" w:type="pct"/>
-          </w:tcPr>
-          <w:p>
-            <w:pPr>
-              <w:keepNext/>
-              <w:keepLines/>
-              <w:spacing w:after="0"/>
-              <w:rPr>
-                <w:rFonts w:asciiTheme="majorBidi" w:hAnsiTheme="majorBidi" w:cstheme="majorBidi"/>
-                <w:sz w:val="20"/>
-                <w:szCs w:val="20"/>
-              </w:rPr>
-            </w:pPr>
-            <w:r>
-              <w:rPr>
-                <w:rFonts w:asciiTheme="majorBidi" w:hAnsiTheme="majorBidi" w:cstheme="majorBidi"/>
-                <w:sz w:val="20"/>
-                <w:szCs w:val="20"/>
-                <w:rtl/>
-                <w:lang w:bidi="ar-IQ"/>
-              </w:rPr>
-              <w:t xml:space="preserve">٢</w:t>
-            </w:r>
-          </w:p>
-        </w:tc>
-      </w:tr>
-      <w:tr>
-        <w:trPr>
-          <w:cantSplit/>
-        </w:trPr>
-        <w:tc>
-          <w:tcPr>
-            <w:tcW w:w="1828" w:type="pct"/>
-          </w:tcPr>
-          <w:p>
-            <w:pPr>
-              <w:keepNext/>
-              <w:keepLines/>
-              <w:spacing w:after="0"/>
-              <w:rPr>
-                <w:rFonts w:asciiTheme="majorBidi" w:hAnsiTheme="majorBidi" w:cstheme="majorBidi"/>
-                <w:sz w:val="20"/>
-                <w:szCs w:val="20"/>
-                <w:lang w:bidi="ar-IQ"/>
-              </w:rPr>
-            </w:pPr>
-            <w:r>
-              <w:rPr>
-                <w:rFonts w:asciiTheme="majorBidi" w:hAnsiTheme="majorBidi" w:cstheme="majorBidi"/>
-                <w:sz w:val="20"/>
-                <w:szCs w:val="20"/>
-                <w:rtl/>
-                <w:lang w:bidi="ar-IQ"/>
-              </w:rPr>
-              <w:t xml:space="preserve">الحوسبة السحابية</w:t>
-            </w:r>
-          </w:p>
-        </w:tc>
-        <w:tc>
-          <w:tcPr>
-            <w:tcW w:w="338" w:type="pct"/>
-          </w:tcPr>
-          <w:p>
-            <w:pPr>
-              <w:keepNext/>
-              <w:keepLines/>
-              <w:spacing w:after="0"/>
-              <w:rPr>
-                <w:rFonts w:asciiTheme="majorBidi" w:hAnsiTheme="majorBidi" w:cstheme="majorBidi"/>
-                <w:sz w:val="20"/>
-                <w:szCs w:val="20"/>
-                <w:lang w:bidi="ar-IQ"/>
-              </w:rPr>
-            </w:pPr>
-            <w:r>
-              <w:rPr>
-                <w:rFonts w:asciiTheme="majorBidi" w:hAnsiTheme="majorBidi" w:cstheme="majorBidi"/>
-                <w:sz w:val="20"/>
-                <w:szCs w:val="20"/>
-                <w:rtl/>
-                <w:lang w:bidi="ar-IQ"/>
-              </w:rPr>
-              <w:t xml:space="preserve">٧٨</w:t>
-            </w:r>
-          </w:p>
-        </w:tc>
-        <w:tc>
-          <w:tcPr>
-            <w:tcW w:w="339" w:type="pct"/>
-            <w:gridSpan w:val="2"/>
-          </w:tcPr>
-          <w:p>
-            <w:pPr>
-              <w:keepNext/>
-              <w:keepLines/>
-              <w:spacing w:after="0"/>
-              <w:rPr>
-                <w:rFonts w:asciiTheme="majorBidi" w:hAnsiTheme="majorBidi" w:cstheme="majorBidi"/>
-                <w:sz w:val="20"/>
-                <w:szCs w:val="20"/>
-                <w:lang w:bidi="ar-IQ"/>
-              </w:rPr>
-            </w:pPr>
-            <w:r>
-              <w:rPr>
-                <w:rFonts w:asciiTheme="majorBidi" w:hAnsiTheme="majorBidi" w:cstheme="majorBidi"/>
-                <w:sz w:val="20"/>
-                <w:szCs w:val="20"/>
-                <w:rtl/>
-                <w:lang w:bidi="ar-IQ"/>
-              </w:rPr>
-              <w:t xml:space="preserve">٢</w:t>
-            </w:r>
-          </w:p>
-        </w:tc>
-        <w:tc>
-          <w:tcPr>
-            <w:tcW w:w="1831" w:type="pct"/>
-          </w:tcPr>
-          <w:p>
-            <w:pPr>
-              <w:keepNext/>
-              <w:keepLines/>
-              <w:spacing w:after="0"/>
-              <w:rPr>
-                <w:rFonts w:asciiTheme="majorBidi" w:hAnsiTheme="majorBidi" w:cstheme="majorBidi"/>
-                <w:sz w:val="20"/>
-                <w:szCs w:val="20"/>
-                <w:lang w:bidi="ar-IQ"/>
-              </w:rPr>
-            </w:pPr>
-            <w:r>
-              <w:rPr>
-                <w:rFonts w:asciiTheme="majorBidi" w:hAnsiTheme="majorBidi" w:cstheme="majorBidi"/>
-                <w:sz w:val="20"/>
-                <w:szCs w:val="20"/>
-                <w:rtl/>
-                <w:lang w:bidi="ar-IQ"/>
-              </w:rPr>
-              <w:t xml:space="preserve">الوسائط المتعددة</w:t>
-            </w:r>
-          </w:p>
-        </w:tc>
-        <w:tc>
-          <w:tcPr>
-            <w:tcW w:w="339" w:type="pct"/>
-          </w:tcPr>
-          <w:p>
-            <w:pPr>
-              <w:keepNext/>
-              <w:keepLines/>
-              <w:spacing w:after="0"/>
-              <w:rPr>
-                <w:rFonts w:asciiTheme="majorBidi" w:hAnsiTheme="majorBidi" w:cstheme="majorBidi"/>
-                <w:sz w:val="20"/>
-                <w:szCs w:val="20"/>
-                <w:lang w:bidi="ar-IQ"/>
-              </w:rPr>
-            </w:pPr>
-            <w:r>
-              <w:rPr>
-                <w:rFonts w:asciiTheme="majorBidi" w:hAnsiTheme="majorBidi" w:cstheme="majorBidi"/>
-                <w:sz w:val="20"/>
-                <w:szCs w:val="20"/>
-                <w:rtl/>
-                <w:lang w:bidi="ar-IQ"/>
-              </w:rPr>
-              <w:t xml:space="preserve">٦٨</w:t>
-            </w:r>
-          </w:p>
-        </w:tc>
-        <w:tc>
-          <w:tcPr>
-            <w:tcW w:w="325" w:type="pct"/>
-          </w:tcPr>
-          <w:p>
-            <w:pPr>
-              <w:keepNext/>
-              <w:keepLines/>
-              <w:spacing w:after="0"/>
-              <w:rPr>
-                <w:rFonts w:asciiTheme="majorBidi" w:hAnsiTheme="majorBidi" w:cstheme="majorBidi"/>
-                <w:sz w:val="20"/>
-                <w:szCs w:val="20"/>
-              </w:rPr>
-            </w:pPr>
-            <w:r>
-              <w:rPr>
-                <w:rFonts w:asciiTheme="majorBidi" w:hAnsiTheme="majorBidi" w:cstheme="majorBidi"/>
-                <w:sz w:val="20"/>
-                <w:szCs w:val="20"/>
-                <w:rtl/>
-                <w:lang w:bidi="ar-IQ"/>
-              </w:rPr>
-              <w:t xml:space="preserve">٣</w:t>
-            </w:r>
-          </w:p>
-        </w:tc>
-      </w:tr>
-      <w:tr>
-        <w:trPr>
-          <w:cantSplit/>
-        </w:trPr>
-        <w:tc>
-          <w:tcPr>
-            <w:tcW w:w="1828" w:type="pct"/>
-          </w:tcPr>
-          <w:p>
-            <w:pPr>
-              <w:keepNext/>
-              <w:keepLines/>
-              <w:spacing w:after="0"/>
-              <w:rPr>
-                <w:rFonts w:asciiTheme="majorBidi" w:hAnsiTheme="majorBidi" w:cstheme="majorBidi"/>
-                <w:sz w:val="20"/>
-                <w:szCs w:val="20"/>
-                <w:lang w:bidi="ar-IQ"/>
-              </w:rPr>
-            </w:pPr>
-            <w:r>
-              <w:rPr>
-                <w:rFonts w:asciiTheme="majorBidi" w:hAnsiTheme="majorBidi" w:cstheme="majorBidi"/>
-                <w:sz w:val="20"/>
-                <w:szCs w:val="20"/>
-                <w:rtl/>
-                <w:lang w:bidi="ar-IQ"/>
-              </w:rPr>
-              <w:t xml:space="preserve">تطبيقات النقال</w:t>
-            </w:r>
-          </w:p>
-        </w:tc>
-        <w:tc>
-          <w:tcPr>
-            <w:tcW w:w="338" w:type="pct"/>
-          </w:tcPr>
-          <w:p>
-            <w:pPr>
-              <w:keepNext/>
-              <w:keepLines/>
-              <w:spacing w:after="0"/>
-              <w:rPr>
-                <w:rFonts w:asciiTheme="majorBidi" w:hAnsiTheme="majorBidi" w:cstheme="majorBidi"/>
-                <w:sz w:val="20"/>
-                <w:szCs w:val="20"/>
-                <w:lang w:bidi="ar-IQ"/>
-              </w:rPr>
-            </w:pPr>
-            <w:r>
-              <w:rPr>
-                <w:rFonts w:asciiTheme="majorBidi" w:hAnsiTheme="majorBidi" w:cstheme="majorBidi"/>
-                <w:sz w:val="20"/>
-                <w:szCs w:val="20"/>
-                <w:rtl/>
-                <w:lang w:bidi="ar-IQ"/>
-              </w:rPr>
-              <w:t xml:space="preserve">٩٨</w:t>
-            </w:r>
-          </w:p>
-        </w:tc>
-        <w:tc>
-          <w:tcPr>
-            <w:tcW w:w="339" w:type="pct"/>
-            <w:gridSpan w:val="2"/>
-          </w:tcPr>
-          <w:p>
-            <w:pPr>
-              <w:keepNext/>
-              <w:keepLines/>
-              <w:spacing w:after="0"/>
-              <w:rPr>
-                <w:rFonts w:asciiTheme="majorBidi" w:hAnsiTheme="majorBidi" w:cstheme="majorBidi"/>
-                <w:sz w:val="20"/>
-                <w:szCs w:val="20"/>
-                <w:lang w:bidi="ar-IQ"/>
-              </w:rPr>
-            </w:pPr>
-            <w:r>
-              <w:rPr>
-                <w:rFonts w:asciiTheme="majorBidi" w:hAnsiTheme="majorBidi" w:cstheme="majorBidi"/>
-                <w:sz w:val="20"/>
-                <w:szCs w:val="20"/>
-                <w:rtl/>
-                <w:lang w:bidi="ar-IQ"/>
-              </w:rPr>
-              <w:t xml:space="preserve">٣</w:t>
-            </w:r>
-          </w:p>
-        </w:tc>
-        <w:tc>
-          <w:tcPr>
-            <w:tcW w:w="1831" w:type="pct"/>
-          </w:tcPr>
-          <w:p>
-            <w:pPr>
-              <w:keepNext/>
-              <w:keepLines/>
-              <w:spacing w:after="0"/>
-              <w:rPr>
-                <w:rFonts w:asciiTheme="majorBidi" w:hAnsiTheme="majorBidi" w:cstheme="majorBidi"/>
-                <w:sz w:val="20"/>
-                <w:szCs w:val="20"/>
-                <w:lang w:bidi="ar-IQ"/>
-              </w:rPr>
-            </w:pPr>
-            <w:r>
-              <w:rPr>
-                <w:rFonts w:asciiTheme="majorBidi" w:hAnsiTheme="majorBidi" w:cstheme="majorBidi"/>
-                <w:sz w:val="20"/>
-                <w:szCs w:val="20"/>
-                <w:rtl/>
-                <w:lang w:bidi="ar-IQ"/>
-              </w:rPr>
-              <w:t xml:space="preserve">برمجة الألعاب*</w:t>
-            </w:r>
-          </w:p>
-        </w:tc>
-        <w:tc>
-          <w:tcPr>
-            <w:tcW w:w="339" w:type="pct"/>
-          </w:tcPr>
-          <w:p>
-            <w:pPr>
-              <w:keepNext/>
-              <w:keepLines/>
-              <w:spacing w:after="0"/>
-              <w:rPr>
-                <w:rFonts w:asciiTheme="majorBidi" w:hAnsiTheme="majorBidi" w:cstheme="majorBidi"/>
-                <w:sz w:val="20"/>
-                <w:szCs w:val="20"/>
-                <w:lang w:bidi="ar-IQ"/>
-              </w:rPr>
-            </w:pPr>
-            <w:r>
-              <w:rPr>
-                <w:rFonts w:asciiTheme="majorBidi" w:hAnsiTheme="majorBidi" w:cstheme="majorBidi"/>
-                <w:sz w:val="20"/>
-                <w:szCs w:val="20"/>
-                <w:rtl/>
-                <w:lang w:bidi="ar-IQ"/>
-              </w:rPr>
-              <w:t xml:space="preserve">٦٢</w:t>
-            </w:r>
-          </w:p>
-        </w:tc>
-        <w:tc>
-          <w:tcPr>
-            <w:tcW w:w="325" w:type="pct"/>
-          </w:tcPr>
-          <w:p>
-            <w:pPr>
-              <w:keepNext/>
-              <w:keepLines/>
-              <w:spacing w:after="0"/>
-              <w:rPr>
-                <w:rFonts w:asciiTheme="majorBidi" w:hAnsiTheme="majorBidi" w:cstheme="majorBidi"/>
-                <w:sz w:val="20"/>
-                <w:szCs w:val="20"/>
-              </w:rPr>
-            </w:pPr>
-            <w:r>
-              <w:rPr>
-                <w:rFonts w:asciiTheme="majorBidi" w:hAnsiTheme="majorBidi" w:cstheme="majorBidi"/>
-                <w:sz w:val="20"/>
-                <w:szCs w:val="20"/>
-                <w:rtl/>
-                <w:lang w:bidi="ar-IQ"/>
-              </w:rPr>
-              <w:t xml:space="preserve">٢</w:t>
-            </w:r>
-          </w:p>
-        </w:tc>
-      </w:tr>
-      <w:tr>
-        <w:trPr>
-          <w:cantSplit/>
-        </w:trPr>
-        <w:tc>
-          <w:tcPr>
-            <w:tcW w:w="1828" w:type="pct"/>
-          </w:tcPr>
-          <w:p>
-            <w:pPr>
-              <w:keepNext/>
-              <w:keepLines/>
-              <w:spacing w:after="0"/>
-              <w:rPr>
-                <w:rFonts w:asciiTheme="majorBidi" w:hAnsiTheme="majorBidi" w:cstheme="majorBidi"/>
-                <w:sz w:val="20"/>
-                <w:szCs w:val="20"/>
-                <w:lang w:bidi="ar-IQ"/>
-              </w:rPr>
-            </w:pPr>
-            <w:r>
-              <w:rPr>
-                <w:rFonts w:asciiTheme="majorBidi" w:hAnsiTheme="majorBidi" w:cstheme="majorBidi"/>
-                <w:sz w:val="20"/>
-                <w:szCs w:val="20"/>
-                <w:rtl/>
-                <w:lang w:bidi="ar-IQ"/>
-              </w:rPr>
-              <w:t xml:space="preserve">مهارات الاتصال</w:t>
-            </w:r>
-          </w:p>
-        </w:tc>
-        <w:tc>
-          <w:tcPr>
-            <w:tcW w:w="338" w:type="pct"/>
-          </w:tcPr>
-          <w:p>
-            <w:pPr>
-              <w:keepNext/>
-              <w:keepLines/>
-              <w:spacing w:after="0"/>
-              <w:rPr>
-                <w:rFonts w:asciiTheme="majorBidi" w:hAnsiTheme="majorBidi" w:cstheme="majorBidi"/>
-                <w:sz w:val="20"/>
-                <w:szCs w:val="20"/>
-                <w:lang w:bidi="ar-IQ"/>
-              </w:rPr>
-            </w:pPr>
-            <w:r>
-              <w:rPr>
-                <w:rFonts w:asciiTheme="majorBidi" w:hAnsiTheme="majorBidi" w:cstheme="majorBidi"/>
-                <w:sz w:val="20"/>
-                <w:szCs w:val="20"/>
-                <w:rtl/>
-                <w:lang w:bidi="ar-IQ"/>
-              </w:rPr>
-              <w:t xml:space="preserve">٨٧</w:t>
-            </w:r>
-          </w:p>
-        </w:tc>
-        <w:tc>
-          <w:tcPr>
-            <w:tcW w:w="339" w:type="pct"/>
-            <w:gridSpan w:val="2"/>
-          </w:tcPr>
-          <w:p>
-            <w:pPr>
-              <w:keepNext/>
-              <w:keepLines/>
-              <w:spacing w:after="0"/>
-              <w:rPr>
-                <w:rFonts w:asciiTheme="majorBidi" w:hAnsiTheme="majorBidi" w:cstheme="majorBidi"/>
-                <w:sz w:val="20"/>
-                <w:szCs w:val="20"/>
-                <w:lang w:bidi="ar-IQ"/>
-              </w:rPr>
-            </w:pPr>
-            <w:r>
-              <w:rPr>
-                <w:rFonts w:asciiTheme="majorBidi" w:hAnsiTheme="majorBidi" w:cstheme="majorBidi"/>
-                <w:sz w:val="20"/>
-                <w:szCs w:val="20"/>
-                <w:rtl/>
-                <w:lang w:bidi="ar-IQ"/>
-              </w:rPr>
-              <w:t xml:space="preserve">٢</w:t>
-            </w:r>
-          </w:p>
-        </w:tc>
-        <w:tc>
-          <w:tcPr>
-            <w:tcW w:w="1831" w:type="pct"/>
-          </w:tcPr>
-          <w:p>
-            <w:pPr>
-              <w:keepNext/>
-              <w:keepLines/>
-              <w:spacing w:after="0"/>
-              <w:rPr>
-                <w:rFonts w:asciiTheme="majorBidi" w:hAnsiTheme="majorBidi" w:cstheme="majorBidi"/>
-                <w:sz w:val="20"/>
-                <w:szCs w:val="20"/>
-                <w:lang w:bidi="ar-IQ"/>
-              </w:rPr>
-            </w:pPr>
-            <w:r>
-              <w:rPr>
-                <w:rFonts w:asciiTheme="majorBidi" w:hAnsiTheme="majorBidi" w:cstheme="majorBidi"/>
-                <w:sz w:val="20"/>
-                <w:szCs w:val="20"/>
-                <w:rtl/>
-                <w:lang w:bidi="ar-IQ"/>
-              </w:rPr>
-              <w:t xml:space="preserve">نظم التشغيل المتقدم</w:t>
-            </w:r>
-          </w:p>
-        </w:tc>
-        <w:tc>
-          <w:tcPr>
-            <w:tcW w:w="339" w:type="pct"/>
-          </w:tcPr>
-          <w:p>
-            <w:pPr>
-              <w:keepNext/>
-              <w:keepLines/>
-              <w:spacing w:after="0"/>
-              <w:rPr>
-                <w:rFonts w:asciiTheme="majorBidi" w:hAnsiTheme="majorBidi" w:cstheme="majorBidi"/>
-                <w:sz w:val="20"/>
-                <w:szCs w:val="20"/>
-                <w:lang w:bidi="ar-IQ"/>
-              </w:rPr>
-            </w:pPr>
-            <w:r>
-              <w:rPr>
-                <w:rFonts w:asciiTheme="majorBidi" w:hAnsiTheme="majorBidi" w:cstheme="majorBidi"/>
-                <w:sz w:val="20"/>
-                <w:szCs w:val="20"/>
-                <w:rtl/>
-                <w:lang w:bidi="ar-IQ"/>
-              </w:rPr>
-              <w:t xml:space="preserve">٥٦</w:t>
-            </w:r>
-          </w:p>
-        </w:tc>
-        <w:tc>
-          <w:tcPr>
-            <w:tcW w:w="325" w:type="pct"/>
-          </w:tcPr>
-          <w:p>
-            <w:pPr>
-              <w:keepNext/>
-              <w:keepLines/>
-              <w:spacing w:after="0"/>
-              <w:rPr>
-                <w:rFonts w:asciiTheme="majorBidi" w:hAnsiTheme="majorBidi" w:cstheme="majorBidi"/>
-                <w:sz w:val="20"/>
-                <w:szCs w:val="20"/>
-              </w:rPr>
-            </w:pPr>
-            <w:r>
-              <w:rPr>
-                <w:rFonts w:asciiTheme="majorBidi" w:hAnsiTheme="majorBidi" w:cstheme="majorBidi"/>
-                <w:sz w:val="20"/>
-                <w:szCs w:val="20"/>
-                <w:rtl/>
-                <w:lang w:bidi="ar-IQ"/>
-              </w:rPr>
-              <w:t xml:space="preserve">٢</w:t>
-            </w:r>
-          </w:p>
-        </w:tc>
-      </w:tr>
-      <w:tr>
-        <w:trPr>
-          <w:cantSplit/>
-        </w:trPr>
-        <w:tc>
-          <w:tcPr>
-            <w:tcW w:w="2500" w:type="pct"/>
-            <w:gridSpan w:val="3"/>
-          </w:tcPr>
-          <w:p>
-            <w:pPr>
-              <w:keepNext/>
-              <w:keepLines/>
-              <w:spacing w:after="0"/>
-              <w:rPr>
-                <w:rFonts w:asciiTheme="minorBidi" w:hAnsiTheme="minorBidi" w:cstheme="minorBidi"/>
-                <w:sz w:val="20"/>
-                <w:szCs w:val="20"/>
-                <w:lang w:bidi="ar-IQ"/>
-              </w:rPr>
-            </w:pPr>
-            <w:r>
-              <w:rPr>
-                <w:rFonts w:asciiTheme="minorBidi" w:hAnsiTheme="minorBidi" w:cstheme="minorBidi" w:hint="cs"/>
-                <w:sz w:val="20"/>
-                <w:szCs w:val="20"/>
-                <w:rtl/>
-                <w:lang w:bidi="ar-IQ"/>
-              </w:rPr>
-              <w:t xml:space="preserve">ناجح بالدور: </w:t>
-            </w:r>
-            <w:r>
-              <w:rPr>
-                <w:rFonts w:asciiTheme="minorBidi" w:hAnsiTheme="minorBidi" w:cstheme="minorBidi"/>
-                <w:sz w:val="20"/>
-                <w:szCs w:val="20"/>
-                <w:rtl/>
-                <w:lang w:bidi="ar-IQ"/>
-              </w:rPr>
-              <w:t xml:space="preserve">الثاني</w:t>
-            </w:r>
-          </w:p>
-        </w:tc>
-        <w:tc>
-          <w:tcPr>
-            <w:tcW w:w="2500" w:type="pct"/>
-            <w:gridSpan w:val="4"/>
-          </w:tcPr>
-          <w:p>
-            <w:pPr>
-              <w:keepNext/>
-              <w:keepLines/>
-              <w:spacing w:after="0"/>
-              <w:rPr>
-                <w:rFonts w:asciiTheme="majorBidi" w:hAnsiTheme="majorBidi" w:cstheme="majorBidi"/>
-                <w:sz w:val="20"/>
-                <w:szCs w:val="20"/>
-                <w:rtl/>
-                <w:lang w:bidi="ar-IQ"/>
-              </w:rPr>
-            </w:pPr>
-            <w:r>
-              <w:rPr>
-                <w:rFonts w:asciiTheme="majorBidi" w:hAnsiTheme="majorBidi" w:cstheme="majorBidi" w:hint="cs"/>
-                <w:sz w:val="20"/>
-                <w:szCs w:val="20"/>
-                <w:rtl/>
-                <w:lang w:bidi="ar-IQ"/>
-              </w:rPr>
-              <w:t xml:space="preserve">ناجح بالدور:</w:t>
-            </w:r>
-            <w:r>
-              <w:rPr>
-                <w:rFonts w:asciiTheme="minorBidi" w:hAnsiTheme="minorBidi" w:cstheme="minorBidi"/>
-                <w:sz w:val="20"/>
-                <w:szCs w:val="20"/>
-                <w:rtl/>
-                <w:lang w:bidi="ar-IQ"/>
-              </w:rPr>
-              <w:t xml:space="preserve"> الأول</w:t>
+              <w:t xml:space="preserve"> الثاني</w:t>
             </w:r>
           </w:p>
         </w:tc>
@@ -8177,7 +7349,7 @@
           <w:rtl/>
           <w:lang w:bidi="ar-IQ"/>
         </w:rPr>
-        <w:t xml:space="preserve"> ١٧/١١/٢٠٢٠</w:t>
+        <w:t xml:space="preserve"> ‎٢٠٢٠/١١/١٧‎</w:t>
       </w:r>
     </w:p>
     <w:p>
@@ -8517,7 +7689,7 @@
           <w:sz w:val="24"/>
           <w:szCs w:val="24"/>
         </w:rPr>
-        <w:t xml:space="preserve">٢٠١٦</w:t>
+        <w:t xml:space="preserve">‎٢٠١٦‎</w:t>
       </w:r>
       <w:r>
         <w:rPr>
@@ -8576,7 +7748,7 @@
           <w:sz w:val="24"/>
           <w:szCs w:val="24"/>
         </w:rPr>
-        <w:t xml:space="preserve">البرمجة 2 </w:t>
+        <w:t xml:space="preserve">البرمجة 2، أخلاقيات الحاسوب </w:t>
       </w:r>
       <w:r>
         <w:rPr>
@@ -8636,7 +7808,7 @@
           <w:sz w:val="24"/>
           <w:szCs w:val="24"/>
         </w:rPr>
-        <w:t xml:space="preserve">٢٠١٥</w:t>
+        <w:t xml:space="preserve">‎٢٠١٩‎</w:t>
       </w:r>
       <w:r>
         <w:rPr>
@@ -8670,7 +7842,7 @@
           <w:sz w:val="24"/>
           <w:szCs w:val="24"/>
         </w:rPr>
-        <w:t xml:space="preserve">الأولى</w:t>
+        <w:t xml:space="preserve">الثانية</w:t>
       </w:r>
       <w:r>
         <w:rPr>
@@ -8695,7 +7867,7 @@
           <w:sz w:val="24"/>
           <w:szCs w:val="24"/>
         </w:rPr>
-        <w:t xml:space="preserve">أخلاقيات الحاسوب </w:t>
+        <w:t xml:space="preserve">البرمجة كائنية التوجه، النظرية الاحتسابية </w:t>
       </w:r>
       <w:r>
         <w:rPr>
@@ -8755,7 +7927,7 @@
           <w:sz w:val="24"/>
           <w:szCs w:val="24"/>
         </w:rPr>
-        <w:t xml:space="preserve">٢٠١٧</w:t>
+        <w:t xml:space="preserve">‎٢٠١٨‎</w:t>
       </w:r>
       <w:r>
         <w:rPr>
@@ -8789,7 +7961,7 @@
           <w:sz w:val="24"/>
           <w:szCs w:val="24"/>
         </w:rPr>
-        <w:t xml:space="preserve">الثانية</w:t>
+        <w:t xml:space="preserve">الثالثة</w:t>
       </w:r>
       <w:r>
         <w:rPr>
@@ -8814,7 +7986,7 @@
           <w:sz w:val="24"/>
           <w:szCs w:val="24"/>
         </w:rPr>
-        <w:t xml:space="preserve">البرمجة كائنية التوجه </w:t>
+        <w:t xml:space="preserve">شبكات الحاسوب 2 </w:t>
       </w:r>
       <w:r>
         <w:rPr>
@@ -8874,245 +8046,7 @@
           <w:sz w:val="24"/>
           <w:szCs w:val="24"/>
         </w:rPr>
-        <w:t xml:space="preserve">٢٠١٦</w:t>
-      </w:r>
-      <w:r>
-        <w:rPr>
-          <w:rFonts w:asciiTheme="majorBidi" w:hAnsiTheme="majorBidi" w:cstheme="majorBidi"/>
-          <w:sz w:val="24"/>
-          <w:szCs w:val="24"/>
-          <w:rtl/>
-        </w:rPr>
-        <w:t xml:space="preserve"> </w:t>
-      </w:r>
-      <w:r>
-        <w:rPr>
-          <w:rFonts w:asciiTheme="majorBidi" w:hAnsiTheme="majorBidi" w:cstheme="majorBidi"/>
-          <w:sz w:val="24"/>
-          <w:szCs w:val="24"/>
-        </w:rPr>
-        <w:t xml:space="preserve"> </w:t>
-      </w:r>
-      <w:r>
-        <w:rPr>
-          <w:rFonts w:asciiTheme="majorBidi" w:hAnsiTheme="majorBidi" w:cstheme="majorBidi" w:hint="cs"/>
-          <w:sz w:val="24"/>
-          <w:szCs w:val="24"/>
-          <w:rtl/>
-        </w:rPr>
-        <w:t xml:space="preserve">/  المرحلة </w:t>
-      </w:r>
-      <w:r>
-        <w:rPr>
-          <w:rFonts w:asciiTheme="majorBidi" w:hAnsiTheme="majorBidi" w:cstheme="majorBidi"/>
-          <w:sz w:val="24"/>
-          <w:szCs w:val="24"/>
-        </w:rPr>
-        <w:t xml:space="preserve">الثانية</w:t>
-      </w:r>
-      <w:r>
-        <w:rPr>
-          <w:rFonts w:asciiTheme="majorBidi" w:hAnsiTheme="majorBidi" w:cstheme="majorBidi"/>
-          <w:sz w:val="24"/>
-          <w:szCs w:val="24"/>
-        </w:rPr>
-        <w:t xml:space="preserve"> </w:t>
-      </w:r>
-      <w:r>
-        <w:rPr>
-          <w:rFonts w:asciiTheme="majorBidi" w:hAnsiTheme="majorBidi" w:cstheme="majorBidi" w:hint="cs"/>
-          <w:sz w:val="24"/>
-          <w:szCs w:val="24"/>
-          <w:rtl/>
-        </w:rPr>
-        <w:t xml:space="preserve">  ( </w:t>
-      </w:r>
-      <w:r>
-        <w:rPr>
-          <w:rFonts w:asciiTheme="majorBidi" w:hAnsiTheme="majorBidi" w:cstheme="majorBidi"/>
-          <w:sz w:val="24"/>
-          <w:szCs w:val="24"/>
-        </w:rPr>
-        <w:t xml:space="preserve">النظرية الاحتسابية </w:t>
-      </w:r>
-      <w:r>
-        <w:rPr>
-          <w:rFonts w:asciiTheme="majorBidi" w:hAnsiTheme="majorBidi" w:cstheme="majorBidi" w:hint="cs"/>
-          <w:sz w:val="24"/>
-          <w:szCs w:val="24"/>
-          <w:rtl/>
-        </w:rPr>
-        <w:t xml:space="preserve"> ).</w:t>
-      </w:r>
-    </w:p>
-    <w:p>
-      <w:pPr>
-        <w:pStyle w:val="ListParagraph"/>
-        <w:numPr>
-          <w:ilvl w:val="1"/>
-          <w:numId w:val="29"/>
-        </w:numPr>
-        <w:spacing w:line="240" w:lineRule="auto"/>
-        <w:rPr>
-          <w:rFonts w:asciiTheme="majorBidi" w:hAnsiTheme="majorBidi" w:cstheme="majorBidi"/>
-          <w:sz w:val="24"/>
-          <w:szCs w:val="24"/>
-          <w:lang w:bidi="ar-IQ"/>
-        </w:rPr>
-      </w:pPr>
-      <w:r>
-        <w:rPr>
-          <w:rFonts w:asciiTheme="majorBidi" w:hAnsiTheme="majorBidi" w:cstheme="majorBidi" w:hint="cs"/>
-          <w:sz w:val="24"/>
-          <w:szCs w:val="24"/>
-          <w:rtl/>
-        </w:rPr>
-        <w:t>العام الدراسي</w:t>
-      </w:r>
-      <w:r>
-        <w:rPr>
-          <w:rFonts w:asciiTheme="majorBidi" w:hAnsiTheme="majorBidi" w:cstheme="majorBidi"/>
-          <w:sz w:val="24"/>
-          <w:szCs w:val="24"/>
-          <w:rtl/>
-        </w:rPr>
-        <w:t>:</w:t>
-      </w:r>
-      <w:r>
-        <w:rPr>
-          <w:rFonts w:asciiTheme="majorBidi" w:hAnsiTheme="majorBidi" w:cstheme="majorBidi" w:hint="cs"/>
-          <w:sz w:val="24"/>
-          <w:szCs w:val="24"/>
-          <w:rtl/>
-        </w:rPr>
-        <w:t xml:space="preserve"> </w:t>
-      </w:r>
-      <w:r>
-        <w:rPr>
-          <w:rFonts w:asciiTheme="majorBidi" w:hAnsiTheme="majorBidi" w:cstheme="majorBidi"/>
-          <w:sz w:val="24"/>
-          <w:szCs w:val="24"/>
-        </w:rPr>
-        <w:t xml:space="preserve">٢٠١٨</w:t>
-      </w:r>
-      <w:r>
-        <w:rPr>
-          <w:rFonts w:asciiTheme="majorBidi" w:hAnsiTheme="majorBidi" w:cstheme="majorBidi"/>
-          <w:sz w:val="24"/>
-          <w:szCs w:val="24"/>
-          <w:rtl/>
-        </w:rPr>
-        <w:t xml:space="preserve"> </w:t>
-      </w:r>
-      <w:r>
-        <w:rPr>
-          <w:rFonts w:asciiTheme="majorBidi" w:hAnsiTheme="majorBidi" w:cstheme="majorBidi"/>
-          <w:sz w:val="24"/>
-          <w:szCs w:val="24"/>
-        </w:rPr>
-        <w:t xml:space="preserve"> </w:t>
-      </w:r>
-      <w:r>
-        <w:rPr>
-          <w:rFonts w:asciiTheme="majorBidi" w:hAnsiTheme="majorBidi" w:cstheme="majorBidi" w:hint="cs"/>
-          <w:sz w:val="24"/>
-          <w:szCs w:val="24"/>
-          <w:rtl/>
-        </w:rPr>
-        <w:t xml:space="preserve">/  المرحلة </w:t>
-      </w:r>
-      <w:r>
-        <w:rPr>
-          <w:rFonts w:asciiTheme="majorBidi" w:hAnsiTheme="majorBidi" w:cstheme="majorBidi"/>
-          <w:sz w:val="24"/>
-          <w:szCs w:val="24"/>
-        </w:rPr>
-        <w:t xml:space="preserve">الثالثة</w:t>
-      </w:r>
-      <w:r>
-        <w:rPr>
-          <w:rFonts w:asciiTheme="majorBidi" w:hAnsiTheme="majorBidi" w:cstheme="majorBidi"/>
-          <w:sz w:val="24"/>
-          <w:szCs w:val="24"/>
-        </w:rPr>
-        <w:t xml:space="preserve"> </w:t>
-      </w:r>
-      <w:r>
-        <w:rPr>
-          <w:rFonts w:asciiTheme="majorBidi" w:hAnsiTheme="majorBidi" w:cstheme="majorBidi" w:hint="cs"/>
-          <w:sz w:val="24"/>
-          <w:szCs w:val="24"/>
-          <w:rtl/>
-        </w:rPr>
-        <w:t xml:space="preserve">  ( </w:t>
-      </w:r>
-      <w:r>
-        <w:rPr>
-          <w:rFonts w:asciiTheme="majorBidi" w:hAnsiTheme="majorBidi" w:cstheme="majorBidi"/>
-          <w:sz w:val="24"/>
-          <w:szCs w:val="24"/>
-        </w:rPr>
-        <w:t xml:space="preserve">شبكات الحاسوب 2 </w:t>
-      </w:r>
-      <w:r>
-        <w:rPr>
-          <w:rFonts w:asciiTheme="majorBidi" w:hAnsiTheme="majorBidi" w:cstheme="majorBidi" w:hint="cs"/>
-          <w:sz w:val="24"/>
-          <w:szCs w:val="24"/>
-          <w:rtl/>
-        </w:rPr>
-        <w:t xml:space="preserve"> ).</w:t>
-      </w:r>
-    </w:p>
-    <w:p>
-      <w:pPr>
-        <w:pStyle w:val="ListParagraph"/>
-        <w:numPr>
-          <w:ilvl w:val="1"/>
-          <w:numId w:val="29"/>
-        </w:numPr>
-        <w:spacing w:line="240" w:lineRule="auto"/>
-        <w:rPr>
-          <w:rFonts w:asciiTheme="majorBidi" w:hAnsiTheme="majorBidi" w:cstheme="majorBidi"/>
-          <w:sz w:val="24"/>
-          <w:szCs w:val="24"/>
-          <w:lang w:bidi="ar-IQ"/>
-        </w:rPr>
-      </w:pPr>
-      <w:r>
-        <w:rPr>
-          <w:rFonts w:asciiTheme="majorBidi" w:hAnsiTheme="majorBidi" w:cstheme="majorBidi" w:hint="cs"/>
-          <w:sz w:val="24"/>
-          <w:szCs w:val="24"/>
-          <w:rtl/>
-        </w:rPr>
-        <w:t>العام الدراسي</w:t>
-      </w:r>
-      <w:r>
-        <w:rPr>
-          <w:rFonts w:asciiTheme="majorBidi" w:hAnsiTheme="majorBidi" w:cstheme="majorBidi"/>
-          <w:sz w:val="24"/>
-          <w:szCs w:val="24"/>
-          <w:rtl/>
-        </w:rPr>
-        <w:t>:</w:t>
-      </w:r>
-      <w:r>
-        <w:rPr>
-          <w:rFonts w:asciiTheme="majorBidi" w:hAnsiTheme="majorBidi" w:cstheme="majorBidi" w:hint="cs"/>
-          <w:sz w:val="24"/>
-          <w:szCs w:val="24"/>
-          <w:rtl/>
-        </w:rPr>
-        <w:t xml:space="preserve"> </w:t>
-      </w:r>
-      <w:r>
-        <w:rPr>
-          <w:rFonts w:asciiTheme="majorBidi" w:hAnsiTheme="majorBidi" w:cstheme="majorBidi"/>
-          <w:sz w:val="24"/>
-          <w:szCs w:val="24"/>
-        </w:rPr>
-        <w:t xml:space="preserve">٢٠١٨</w:t>
+        <w:t xml:space="preserve">‎٢٠١٩‎</w:t>
       </w:r>
       <w:r>
         <w:rPr>
